--- a/por/docx/004.content.docx
+++ b/por/docx/004.content.docx
@@ -150,26 +150,6 @@
           <w:lang w:val="pt_PT" w:bidi="pt_PT"/>
         </w:rPr>
         <w:t>B</w:t>
-      </w:r>
-      <w:r>
-        <w:rPr>
-          <w:lang w:val="pt_PT" w:bidi="pt_PT"/>
-        </w:rPr>
-      </w:r>
-    </w:p>
-    <w:p>
-      <w:pPr/>
-      <w:r>
-        <w:rPr>
-          <w:lang w:val="pt_PT" w:bidi="pt_PT"/>
-        </w:rPr>
-      </w:r>
-      <w:r>
-        <w:rPr>
-          <w:i/>
-          <w:lang w:val="pt_PT" w:bidi="pt_PT"/>
-        </w:rPr>
-        <w:t>Babel: A dispersão das nações, Batismo, Beleza na natureza, Bênção, Buscando o Senhor</w:t>
       </w:r>
       <w:r>
         <w:rPr>

--- a/por/docx/004.content.docx
+++ b/por/docx/004.content.docx
@@ -19,7 +19,7 @@
         <w:rPr>
           <w:lang w:val="pt_PT" w:bidi="pt_PT"/>
         </w:rPr>
-        <w:t>Resource: Study Notes - Themes (Tyndale)</w:t>
+        <w:t>Resource: Tyndale Open Study Notes</w:t>
       </w:r>
       <w:r>
         <w:rPr>
@@ -112,7 +112,7 @@
         <w:rPr>
           <w:lang w:val="pt_PT" w:bidi="pt_PT"/>
         </w:rPr>
-        <w:t>Study Notes - Themes (Tyndale)</w:t>
+        <w:t>Tyndale Open Study Notes</w:t>
       </w:r>
     </w:p>
     <w:p>

--- a/por/docx/004.content.docx
+++ b/por/docx/004.content.docx
@@ -19,7 +19,7 @@
         <w:rPr>
           <w:lang w:val="pt_PT" w:bidi="pt_PT"/>
         </w:rPr>
-        <w:t>Resource: Tyndale Open Study Notes</w:t>
+        <w:t>Resource: Aquifer Open Study Notes (Themes)</w:t>
       </w:r>
       <w:r>
         <w:rPr>
@@ -112,7 +112,7 @@
         <w:rPr>
           <w:lang w:val="pt_PT" w:bidi="pt_PT"/>
         </w:rPr>
-        <w:t>Tyndale Open Study Notes</w:t>
+        <w:t>Aquifer Open Study Notes (Themes)</w:t>
       </w:r>
     </w:p>
     <w:p>

--- a/por/docx/004.content.docx
+++ b/por/docx/004.content.docx
@@ -298,72 +298,48 @@
         </w:rPr>
         <w:t xml:space="preserve"> porque eram contrários ao Senhor. Deus exigiu que os israelitas destruíssem esses itens (veja </w:t>
       </w:r>
-      <w:hyperlink r:id="rId13">
-        <w:r>
-          <w:rPr>
-            <w:lang w:val="pt_PT" w:bidi="pt_PT"/>
-          </w:rPr>
-          <w:rPr>
-            <w:color w:val="0000EE"/>
-            <w:u w:val="single"/>
-          </w:rPr>
-          <w:t>Josué 6.18</w:t>
-        </w:r>
-      </w:hyperlink>
+      <w:r>
+        <w:rPr>
+          <w:lang w:val="pt_PT" w:bidi="pt_PT"/>
+        </w:rPr>
+        <w:t>Josué 6.18</w:t>
+      </w:r>
       <w:r>
         <w:rPr>
           <w:lang w:val="pt_PT" w:bidi="pt_PT"/>
         </w:rPr>
         <w:t>). Eles levaram itens valiosos de metal para o lugar sagrado e eles se tornaram santos para o Senhor (</w:t>
       </w:r>
-      <w:hyperlink r:id="rId14">
-        <w:r>
-          <w:rPr>
-            <w:lang w:val="pt_PT" w:bidi="pt_PT"/>
-          </w:rPr>
-          <w:rPr>
-            <w:color w:val="0000EE"/>
-            <w:u w:val="single"/>
-          </w:rPr>
-          <w:t>Levítico 27.28</w:t>
-        </w:r>
-      </w:hyperlink>
+      <w:r>
+        <w:rPr>
+          <w:lang w:val="pt_PT" w:bidi="pt_PT"/>
+        </w:rPr>
+        <w:t>Levítico 27.28</w:t>
+      </w:r>
       <w:r>
         <w:rPr>
           <w:lang w:val="pt_PT" w:bidi="pt_PT"/>
         </w:rPr>
         <w:t xml:space="preserve">; veja também </w:t>
       </w:r>
-      <w:hyperlink r:id="rId15">
-        <w:r>
-          <w:rPr>
-            <w:lang w:val="pt_PT" w:bidi="pt_PT"/>
-          </w:rPr>
-          <w:rPr>
-            <w:color w:val="0000EE"/>
-            <w:u w:val="single"/>
-          </w:rPr>
-          <w:t>Josué 6.19</w:t>
-        </w:r>
-      </w:hyperlink>
+      <w:r>
+        <w:rPr>
+          <w:lang w:val="pt_PT" w:bidi="pt_PT"/>
+        </w:rPr>
+        <w:t>Josué 6.19</w:t>
+      </w:r>
       <w:r>
         <w:rPr>
           <w:lang w:val="pt_PT" w:bidi="pt_PT"/>
         </w:rPr>
         <w:t>,</w:t>
       </w:r>
-      <w:hyperlink r:id="rId16">
-        <w:r>
-          <w:rPr>
-            <w:lang w:val="pt_PT" w:bidi="pt_PT"/>
-          </w:rPr>
-          <w:rPr>
-            <w:color w:val="0000EE"/>
-            <w:u w:val="single"/>
-          </w:rPr>
-          <w:t>24</w:t>
-        </w:r>
-      </w:hyperlink>
+      <w:r>
+        <w:rPr>
+          <w:lang w:val="pt_PT" w:bidi="pt_PT"/>
+        </w:rPr>
+        <w:t>24</w:t>
+      </w:r>
       <w:r>
         <w:rPr>
           <w:lang w:val="pt_PT" w:bidi="pt_PT"/>
@@ -384,72 +360,48 @@
         </w:rPr>
         <w:t>A mesma ideia se aplicava aos inimigos de Israel. Eles e seus pertences poderiam ser "especialmente consagrados" a Deus por meio da destruição (</w:t>
       </w:r>
-      <w:hyperlink r:id="rId17">
-        <w:r>
-          <w:rPr>
-            <w:lang w:val="pt_PT" w:bidi="pt_PT"/>
-          </w:rPr>
-          <w:rPr>
-            <w:color w:val="0000EE"/>
-            <w:u w:val="single"/>
-          </w:rPr>
-          <w:t>Josué 6.17–19</w:t>
-        </w:r>
-      </w:hyperlink>
-      <w:r>
-        <w:rPr>
-          <w:lang w:val="pt_PT" w:bidi="pt_PT"/>
-        </w:rPr>
-        <w:t xml:space="preserve">; </w:t>
-      </w:r>
-      <w:hyperlink r:id="rId18">
-        <w:r>
-          <w:rPr>
-            <w:lang w:val="pt_PT" w:bidi="pt_PT"/>
-          </w:rPr>
-          <w:rPr>
-            <w:color w:val="0000EE"/>
-            <w:u w:val="single"/>
-          </w:rPr>
-          <w:t>1 Samuel 15.2–3</w:t>
-        </w:r>
-      </w:hyperlink>
+      <w:r>
+        <w:rPr>
+          <w:lang w:val="pt_PT" w:bidi="pt_PT"/>
+        </w:rPr>
+        <w:t>Josué 6.17–19</w:t>
+      </w:r>
+      <w:r>
+        <w:rPr>
+          <w:lang w:val="pt_PT" w:bidi="pt_PT"/>
+        </w:rPr>
+        <w:t xml:space="preserve">; </w:t>
+      </w:r>
+      <w:r>
+        <w:rPr>
+          <w:lang w:val="pt_PT" w:bidi="pt_PT"/>
+        </w:rPr>
+        <w:t>1 Samuel 15.2–3</w:t>
+      </w:r>
       <w:r>
         <w:rPr>
           <w:lang w:val="pt_PT" w:bidi="pt_PT"/>
         </w:rPr>
         <w:t>). Deus ordenou ao Rei Saul que destruísse os amalequitas como julgamento por terem atacado Israel depois que Deus os tirou do Egito (</w:t>
       </w:r>
-      <w:hyperlink r:id="rId19">
-        <w:r>
-          <w:rPr>
-            <w:lang w:val="pt_PT" w:bidi="pt_PT"/>
-          </w:rPr>
-          <w:rPr>
-            <w:color w:val="0000EE"/>
-            <w:u w:val="single"/>
-          </w:rPr>
-          <w:t>Êxodos 17:8–16</w:t>
-        </w:r>
-      </w:hyperlink>
-      <w:r>
-        <w:rPr>
-          <w:lang w:val="pt_PT" w:bidi="pt_PT"/>
-        </w:rPr>
-        <w:t xml:space="preserve">; </w:t>
-      </w:r>
-      <w:hyperlink r:id="rId20">
-        <w:r>
-          <w:rPr>
-            <w:lang w:val="pt_PT" w:bidi="pt_PT"/>
-          </w:rPr>
-          <w:rPr>
-            <w:color w:val="0000EE"/>
-            <w:u w:val="single"/>
-          </w:rPr>
-          <w:t>Deuteronômio 25.17–19</w:t>
-        </w:r>
-      </w:hyperlink>
+      <w:r>
+        <w:rPr>
+          <w:lang w:val="pt_PT" w:bidi="pt_PT"/>
+        </w:rPr>
+        <w:t>Êxodos 17:8–16</w:t>
+      </w:r>
+      <w:r>
+        <w:rPr>
+          <w:lang w:val="pt_PT" w:bidi="pt_PT"/>
+        </w:rPr>
+        <w:t xml:space="preserve">; </w:t>
+      </w:r>
+      <w:r>
+        <w:rPr>
+          <w:lang w:val="pt_PT" w:bidi="pt_PT"/>
+        </w:rPr>
+        <w:t>Deuteronômio 25.17–19</w:t>
+      </w:r>
       <w:r>
         <w:rPr>
           <w:lang w:val="pt_PT" w:bidi="pt_PT"/>
@@ -470,54 +422,36 @@
         </w:rPr>
         <w:t xml:space="preserve">Em </w:t>
       </w:r>
-      <w:hyperlink r:id="rId21">
-        <w:r>
-          <w:rPr>
-            <w:lang w:val="pt_PT" w:bidi="pt_PT"/>
-          </w:rPr>
-          <w:rPr>
-            <w:color w:val="0000EE"/>
-            <w:u w:val="single"/>
-          </w:rPr>
-          <w:t>Leviticus 27.21</w:t>
-        </w:r>
-      </w:hyperlink>
+      <w:r>
+        <w:rPr>
+          <w:lang w:val="pt_PT" w:bidi="pt_PT"/>
+        </w:rPr>
+        <w:t>Leviticus 27.21</w:t>
+      </w:r>
       <w:r>
         <w:rPr>
           <w:lang w:val="pt_PT" w:bidi="pt_PT"/>
         </w:rPr>
         <w:t xml:space="preserve"> and </w:t>
       </w:r>
-      <w:hyperlink r:id="rId14">
-        <w:r>
-          <w:rPr>
-            <w:lang w:val="pt_PT" w:bidi="pt_PT"/>
-          </w:rPr>
-          <w:rPr>
-            <w:color w:val="0000EE"/>
-            <w:u w:val="single"/>
-          </w:rPr>
-          <w:t>28</w:t>
-        </w:r>
-      </w:hyperlink>
+      <w:r>
+        <w:rPr>
+          <w:lang w:val="pt_PT" w:bidi="pt_PT"/>
+        </w:rPr>
+        <w:t>28</w:t>
+      </w:r>
       <w:r>
         <w:rPr>
           <w:lang w:val="pt_PT" w:bidi="pt_PT"/>
         </w:rPr>
         <w:t xml:space="preserve">, kherem se refere a um voto de dedicação permanente de algo ao Senhor, como terras, objetos ou até mesmo pessoas (ver </w:t>
       </w:r>
-      <w:hyperlink r:id="rId22">
-        <w:r>
-          <w:rPr>
-            <w:lang w:val="pt_PT" w:bidi="pt_PT"/>
-          </w:rPr>
-          <w:rPr>
-            <w:color w:val="0000EE"/>
-            <w:u w:val="single"/>
-          </w:rPr>
-          <w:t>Números 18.14</w:t>
-        </w:r>
-      </w:hyperlink>
+      <w:r>
+        <w:rPr>
+          <w:lang w:val="pt_PT" w:bidi="pt_PT"/>
+        </w:rPr>
+        <w:t>Números 18.14</w:t>
+      </w:r>
       <w:r>
         <w:rPr>
           <w:lang w:val="pt_PT" w:bidi="pt_PT"/>
@@ -538,36 +472,24 @@
         </w:rPr>
         <w:t>Deus exigia essa dedicação completa ou destruição quando as pessoas cometiam ofensas graves contra ele, como adorar deuses falsos (</w:t>
       </w:r>
-      <w:hyperlink r:id="rId23">
-        <w:r>
-          <w:rPr>
-            <w:lang w:val="pt_PT" w:bidi="pt_PT"/>
-          </w:rPr>
-          <w:rPr>
-            <w:color w:val="0000EE"/>
-            <w:u w:val="single"/>
-          </w:rPr>
-          <w:t>Deuteronômio 7.1–6</w:t>
-        </w:r>
-      </w:hyperlink>
-      <w:r>
-        <w:rPr>
-          <w:lang w:val="pt_PT" w:bidi="pt_PT"/>
-        </w:rPr>
-        <w:t xml:space="preserve">; </w:t>
-      </w:r>
-      <w:hyperlink r:id="rId24">
-        <w:r>
-          <w:rPr>
-            <w:lang w:val="pt_PT" w:bidi="pt_PT"/>
-          </w:rPr>
-          <w:rPr>
-            <w:color w:val="0000EE"/>
-            <w:u w:val="single"/>
-          </w:rPr>
-          <w:t>13.12–18</w:t>
-        </w:r>
-      </w:hyperlink>
+      <w:r>
+        <w:rPr>
+          <w:lang w:val="pt_PT" w:bidi="pt_PT"/>
+        </w:rPr>
+        <w:t>Deuteronômio 7.1–6</w:t>
+      </w:r>
+      <w:r>
+        <w:rPr>
+          <w:lang w:val="pt_PT" w:bidi="pt_PT"/>
+        </w:rPr>
+        <w:t xml:space="preserve">; </w:t>
+      </w:r>
+      <w:r>
+        <w:rPr>
+          <w:lang w:val="pt_PT" w:bidi="pt_PT"/>
+        </w:rPr>
+        <w:t>13.12–18</w:t>
+      </w:r>
       <w:r>
         <w:rPr>
           <w:lang w:val="pt_PT" w:bidi="pt_PT"/>
@@ -622,18 +544,12 @@
         </w:rPr>
         <w:t xml:space="preserve">Em </w:t>
       </w:r>
-      <w:hyperlink r:id="rId25">
-        <w:r>
-          <w:rPr>
-            <w:lang w:val="pt_PT" w:bidi="pt_PT"/>
-          </w:rPr>
-          <w:rPr>
-            <w:color w:val="0000EE"/>
-            <w:u w:val="single"/>
-          </w:rPr>
-          <w:t>Romanos 9.3</w:t>
-        </w:r>
-      </w:hyperlink>
+      <w:r>
+        <w:rPr>
+          <w:lang w:val="pt_PT" w:bidi="pt_PT"/>
+        </w:rPr>
+        <w:t>Romanos 9.3</w:t>
+      </w:r>
       <w:r>
         <w:rPr>
           <w:lang w:val="pt_PT" w:bidi="pt_PT"/>
@@ -658,18 +574,12 @@
         </w:rPr>
         <w:t xml:space="preserve">Em </w:t>
       </w:r>
-      <w:hyperlink r:id="rId26">
-        <w:r>
-          <w:rPr>
-            <w:lang w:val="pt_PT" w:bidi="pt_PT"/>
-          </w:rPr>
-          <w:rPr>
-            <w:color w:val="0000EE"/>
-            <w:u w:val="single"/>
-          </w:rPr>
-          <w:t>Gálatas 1.8–9</w:t>
-        </w:r>
-      </w:hyperlink>
+      <w:r>
+        <w:rPr>
+          <w:lang w:val="pt_PT" w:bidi="pt_PT"/>
+        </w:rPr>
+        <w:t>Gálatas 1.8–9</w:t>
+      </w:r>
       <w:r>
         <w:rPr>
           <w:lang w:val="pt_PT" w:bidi="pt_PT"/>
@@ -694,18 +604,12 @@
         </w:rPr>
         <w:t xml:space="preserve">Em </w:t>
       </w:r>
-      <w:hyperlink r:id="rId27">
-        <w:r>
-          <w:rPr>
-            <w:lang w:val="pt_PT" w:bidi="pt_PT"/>
-          </w:rPr>
-          <w:rPr>
-            <w:color w:val="0000EE"/>
-            <w:u w:val="single"/>
-          </w:rPr>
-          <w:t>1 Coríntios 12.3</w:t>
-        </w:r>
-      </w:hyperlink>
+      <w:r>
+        <w:rPr>
+          <w:lang w:val="pt_PT" w:bidi="pt_PT"/>
+        </w:rPr>
+        <w:t>1 Coríntios 12.3</w:t>
+      </w:r>
       <w:r>
         <w:rPr>
           <w:lang w:val="pt_PT" w:bidi="pt_PT"/>
@@ -738,126 +642,84 @@
         </w:rPr>
         <w:t>Na nova aliança, os cristãos não são chamados a destruir pessoas. Em vez disso, Deus chama os crentes a demonstrar misericórdia para com aqueles que os prejudicam (</w:t>
       </w:r>
-      <w:hyperlink r:id="rId28">
-        <w:r>
-          <w:rPr>
-            <w:lang w:val="pt_PT" w:bidi="pt_PT"/>
-          </w:rPr>
-          <w:rPr>
-            <w:color w:val="0000EE"/>
-            <w:u w:val="single"/>
-          </w:rPr>
-          <w:t>Lucas 9.51–56</w:t>
-        </w:r>
-      </w:hyperlink>
+      <w:r>
+        <w:rPr>
+          <w:lang w:val="pt_PT" w:bidi="pt_PT"/>
+        </w:rPr>
+        <w:t>Lucas 9.51–56</w:t>
+      </w:r>
       <w:r>
         <w:rPr>
           <w:lang w:val="pt_PT" w:bidi="pt_PT"/>
         </w:rPr>
         <w:t>). Os seguidores de Cristo devem "matar" tudo o que se opõe a Ele dentro de si (</w:t>
       </w:r>
-      <w:hyperlink r:id="rId29">
-        <w:r>
-          <w:rPr>
-            <w:lang w:val="pt_PT" w:bidi="pt_PT"/>
-          </w:rPr>
-          <w:rPr>
-            <w:color w:val="0000EE"/>
-            <w:u w:val="single"/>
-          </w:rPr>
-          <w:t>Romanos 8.12–13</w:t>
-        </w:r>
-      </w:hyperlink>
-      <w:r>
-        <w:rPr>
-          <w:lang w:val="pt_PT" w:bidi="pt_PT"/>
-        </w:rPr>
-        <w:t xml:space="preserve">; </w:t>
-      </w:r>
-      <w:hyperlink r:id="rId30">
-        <w:r>
-          <w:rPr>
-            <w:lang w:val="pt_PT" w:bidi="pt_PT"/>
-          </w:rPr>
-          <w:rPr>
-            <w:color w:val="0000EE"/>
-            <w:u w:val="single"/>
-          </w:rPr>
-          <w:t>Colossenses 3.5</w:t>
-        </w:r>
-      </w:hyperlink>
+      <w:r>
+        <w:rPr>
+          <w:lang w:val="pt_PT" w:bidi="pt_PT"/>
+        </w:rPr>
+        <w:t>Romanos 8.12–13</w:t>
+      </w:r>
+      <w:r>
+        <w:rPr>
+          <w:lang w:val="pt_PT" w:bidi="pt_PT"/>
+        </w:rPr>
+        <w:t xml:space="preserve">; </w:t>
+      </w:r>
+      <w:r>
+        <w:rPr>
+          <w:lang w:val="pt_PT" w:bidi="pt_PT"/>
+        </w:rPr>
+        <w:t>Colossenses 3.5</w:t>
+      </w:r>
       <w:r>
         <w:rPr>
           <w:lang w:val="pt_PT" w:bidi="pt_PT"/>
         </w:rPr>
         <w:t>). Os cristãos vencem o mal não pela violência, mas pela fé, pelas boas novas de Jesus e pelo amor (</w:t>
       </w:r>
-      <w:hyperlink r:id="rId31">
-        <w:r>
-          <w:rPr>
-            <w:lang w:val="pt_PT" w:bidi="pt_PT"/>
-          </w:rPr>
-          <w:rPr>
-            <w:color w:val="0000EE"/>
-            <w:u w:val="single"/>
-          </w:rPr>
-          <w:t>Efésios 6.10–20</w:t>
-        </w:r>
-      </w:hyperlink>
-      <w:r>
-        <w:rPr>
-          <w:lang w:val="pt_PT" w:bidi="pt_PT"/>
-        </w:rPr>
-        <w:t xml:space="preserve">; </w:t>
-      </w:r>
-      <w:hyperlink r:id="rId32">
-        <w:r>
-          <w:rPr>
-            <w:lang w:val="pt_PT" w:bidi="pt_PT"/>
-          </w:rPr>
-          <w:rPr>
-            <w:color w:val="0000EE"/>
-            <w:u w:val="single"/>
-          </w:rPr>
-          <w:t>1 João 2.9–17</w:t>
-        </w:r>
-      </w:hyperlink>
+      <w:r>
+        <w:rPr>
+          <w:lang w:val="pt_PT" w:bidi="pt_PT"/>
+        </w:rPr>
+        <w:t>Efésios 6.10–20</w:t>
+      </w:r>
+      <w:r>
+        <w:rPr>
+          <w:lang w:val="pt_PT" w:bidi="pt_PT"/>
+        </w:rPr>
+        <w:t xml:space="preserve">; </w:t>
+      </w:r>
+      <w:r>
+        <w:rPr>
+          <w:lang w:val="pt_PT" w:bidi="pt_PT"/>
+        </w:rPr>
+        <w:t>1 João 2.9–17</w:t>
+      </w:r>
       <w:r>
         <w:rPr>
           <w:lang w:val="pt_PT" w:bidi="pt_PT"/>
         </w:rPr>
         <w:t>). O julgamento final pertence a Deus, que agirá com justiça no tempo certo (</w:t>
       </w:r>
-      <w:hyperlink r:id="rId33">
-        <w:r>
-          <w:rPr>
-            <w:lang w:val="pt_PT" w:bidi="pt_PT"/>
-          </w:rPr>
-          <w:rPr>
-            <w:color w:val="0000EE"/>
-            <w:u w:val="single"/>
-          </w:rPr>
-          <w:t>Romanos 12.19</w:t>
-        </w:r>
-      </w:hyperlink>
-      <w:r>
-        <w:rPr>
-          <w:lang w:val="pt_PT" w:bidi="pt_PT"/>
-        </w:rPr>
-        <w:t xml:space="preserve">; </w:t>
-      </w:r>
-      <w:hyperlink r:id="rId34">
-        <w:r>
-          <w:rPr>
-            <w:lang w:val="pt_PT" w:bidi="pt_PT"/>
-          </w:rPr>
-          <w:rPr>
-            <w:color w:val="0000EE"/>
-            <w:u w:val="single"/>
-          </w:rPr>
-          <w:t>2 Tessalonicenses 1.6–10</w:t>
-        </w:r>
-      </w:hyperlink>
+      <w:r>
+        <w:rPr>
+          <w:lang w:val="pt_PT" w:bidi="pt_PT"/>
+        </w:rPr>
+        <w:t>Romanos 12.19</w:t>
+      </w:r>
+      <w:r>
+        <w:rPr>
+          <w:lang w:val="pt_PT" w:bidi="pt_PT"/>
+        </w:rPr>
+        <w:t xml:space="preserve">; </w:t>
+      </w:r>
+      <w:r>
+        <w:rPr>
+          <w:lang w:val="pt_PT" w:bidi="pt_PT"/>
+        </w:rPr>
+        <w:t>2 Tessalonicenses 1.6–10</w:t>
+      </w:r>
       <w:r>
         <w:rPr>
           <w:lang w:val="pt_PT" w:bidi="pt_PT"/>
@@ -895,306 +757,204 @@
           <w:lang w:val="pt_PT" w:bidi="pt_PT"/>
         </w:rPr>
       </w:r>
-      <w:hyperlink r:id="rId35">
-        <w:r>
-          <w:rPr>
-            <w:lang w:val="pt_PT" w:bidi="pt_PT"/>
-          </w:rPr>
-          <w:rPr>
-            <w:color w:val="0000EE"/>
-            <w:u w:val="single"/>
-          </w:rPr>
-          <w:t>Êxodo 22.20</w:t>
-        </w:r>
-      </w:hyperlink>
-      <w:r>
-        <w:rPr>
-          <w:lang w:val="pt_PT" w:bidi="pt_PT"/>
-        </w:rPr>
-        <w:t xml:space="preserve">; </w:t>
-      </w:r>
-      <w:hyperlink r:id="rId36">
-        <w:r>
-          <w:rPr>
-            <w:lang w:val="pt_PT" w:bidi="pt_PT"/>
-          </w:rPr>
-          <w:rPr>
-            <w:color w:val="0000EE"/>
-            <w:u w:val="single"/>
-          </w:rPr>
-          <w:t>Levítico 27.28–29</w:t>
-        </w:r>
-      </w:hyperlink>
-      <w:r>
-        <w:rPr>
-          <w:lang w:val="pt_PT" w:bidi="pt_PT"/>
-        </w:rPr>
-        <w:t xml:space="preserve">; </w:t>
-      </w:r>
-      <w:hyperlink r:id="rId37">
-        <w:r>
-          <w:rPr>
-            <w:lang w:val="pt_PT" w:bidi="pt_PT"/>
-          </w:rPr>
-          <w:rPr>
-            <w:color w:val="0000EE"/>
-            <w:u w:val="single"/>
-          </w:rPr>
-          <w:t>Números 18.8–14</w:t>
-        </w:r>
-      </w:hyperlink>
-      <w:r>
-        <w:rPr>
-          <w:lang w:val="pt_PT" w:bidi="pt_PT"/>
-        </w:rPr>
-        <w:t xml:space="preserve">; </w:t>
-      </w:r>
-      <w:hyperlink r:id="rId38">
-        <w:r>
-          <w:rPr>
-            <w:lang w:val="pt_PT" w:bidi="pt_PT"/>
-          </w:rPr>
-          <w:rPr>
-            <w:color w:val="0000EE"/>
-            <w:u w:val="single"/>
-          </w:rPr>
-          <w:t>21.2–3</w:t>
-        </w:r>
-      </w:hyperlink>
-      <w:r>
-        <w:rPr>
-          <w:lang w:val="pt_PT" w:bidi="pt_PT"/>
-        </w:rPr>
-        <w:t xml:space="preserve">; </w:t>
-      </w:r>
-      <w:hyperlink r:id="rId23">
-        <w:r>
-          <w:rPr>
-            <w:lang w:val="pt_PT" w:bidi="pt_PT"/>
-          </w:rPr>
-          <w:rPr>
-            <w:color w:val="0000EE"/>
-            <w:u w:val="single"/>
-          </w:rPr>
-          <w:t>Deuteronômio 7.1–6</w:t>
-        </w:r>
-      </w:hyperlink>
+      <w:r>
+        <w:rPr>
+          <w:lang w:val="pt_PT" w:bidi="pt_PT"/>
+        </w:rPr>
+        <w:t>Êxodo 22.20</w:t>
+      </w:r>
+      <w:r>
+        <w:rPr>
+          <w:lang w:val="pt_PT" w:bidi="pt_PT"/>
+        </w:rPr>
+        <w:t xml:space="preserve">; </w:t>
+      </w:r>
+      <w:r>
+        <w:rPr>
+          <w:lang w:val="pt_PT" w:bidi="pt_PT"/>
+        </w:rPr>
+        <w:t>Levítico 27.28–29</w:t>
+      </w:r>
+      <w:r>
+        <w:rPr>
+          <w:lang w:val="pt_PT" w:bidi="pt_PT"/>
+        </w:rPr>
+        <w:t xml:space="preserve">; </w:t>
+      </w:r>
+      <w:r>
+        <w:rPr>
+          <w:lang w:val="pt_PT" w:bidi="pt_PT"/>
+        </w:rPr>
+        <w:t>Números 18.8–14</w:t>
+      </w:r>
+      <w:r>
+        <w:rPr>
+          <w:lang w:val="pt_PT" w:bidi="pt_PT"/>
+        </w:rPr>
+        <w:t xml:space="preserve">; </w:t>
+      </w:r>
+      <w:r>
+        <w:rPr>
+          <w:lang w:val="pt_PT" w:bidi="pt_PT"/>
+        </w:rPr>
+        <w:t>21.2–3</w:t>
+      </w:r>
+      <w:r>
+        <w:rPr>
+          <w:lang w:val="pt_PT" w:bidi="pt_PT"/>
+        </w:rPr>
+        <w:t xml:space="preserve">; </w:t>
+      </w:r>
+      <w:r>
+        <w:rPr>
+          <w:lang w:val="pt_PT" w:bidi="pt_PT"/>
+        </w:rPr>
+        <w:t>Deuteronômio 7.1–6</w:t>
+      </w:r>
       <w:r>
         <w:rPr>
           <w:lang w:val="pt_PT" w:bidi="pt_PT"/>
         </w:rPr>
         <w:t>,</w:t>
       </w:r>
-      <w:hyperlink r:id="rId39">
-        <w:r>
-          <w:rPr>
-            <w:lang w:val="pt_PT" w:bidi="pt_PT"/>
-          </w:rPr>
-          <w:rPr>
-            <w:color w:val="0000EE"/>
-            <w:u w:val="single"/>
-          </w:rPr>
-          <w:t>26</w:t>
-        </w:r>
-      </w:hyperlink>
-      <w:r>
-        <w:rPr>
-          <w:lang w:val="pt_PT" w:bidi="pt_PT"/>
-        </w:rPr>
-        <w:t xml:space="preserve">; </w:t>
-      </w:r>
-      <w:hyperlink r:id="rId24">
-        <w:r>
-          <w:rPr>
-            <w:lang w:val="pt_PT" w:bidi="pt_PT"/>
-          </w:rPr>
-          <w:rPr>
-            <w:color w:val="0000EE"/>
-            <w:u w:val="single"/>
-          </w:rPr>
-          <w:t>13.12–18</w:t>
-        </w:r>
-      </w:hyperlink>
-      <w:r>
-        <w:rPr>
-          <w:lang w:val="pt_PT" w:bidi="pt_PT"/>
-        </w:rPr>
-        <w:t xml:space="preserve">; </w:t>
-      </w:r>
-      <w:hyperlink r:id="rId17">
-        <w:r>
-          <w:rPr>
-            <w:lang w:val="pt_PT" w:bidi="pt_PT"/>
-          </w:rPr>
-          <w:rPr>
-            <w:color w:val="0000EE"/>
-            <w:u w:val="single"/>
-          </w:rPr>
-          <w:t>Josué 6.17–19</w:t>
-        </w:r>
-      </w:hyperlink>
+      <w:r>
+        <w:rPr>
+          <w:lang w:val="pt_PT" w:bidi="pt_PT"/>
+        </w:rPr>
+        <w:t>26</w:t>
+      </w:r>
+      <w:r>
+        <w:rPr>
+          <w:lang w:val="pt_PT" w:bidi="pt_PT"/>
+        </w:rPr>
+        <w:t xml:space="preserve">; </w:t>
+      </w:r>
+      <w:r>
+        <w:rPr>
+          <w:lang w:val="pt_PT" w:bidi="pt_PT"/>
+        </w:rPr>
+        <w:t>13.12–18</w:t>
+      </w:r>
+      <w:r>
+        <w:rPr>
+          <w:lang w:val="pt_PT" w:bidi="pt_PT"/>
+        </w:rPr>
+        <w:t xml:space="preserve">; </w:t>
+      </w:r>
+      <w:r>
+        <w:rPr>
+          <w:lang w:val="pt_PT" w:bidi="pt_PT"/>
+        </w:rPr>
+        <w:t>Josué 6.17–19</w:t>
+      </w:r>
       <w:r>
         <w:rPr>
           <w:lang w:val="pt_PT" w:bidi="pt_PT"/>
         </w:rPr>
         <w:t>,</w:t>
       </w:r>
-      <w:hyperlink r:id="rId16">
-        <w:r>
-          <w:rPr>
-            <w:lang w:val="pt_PT" w:bidi="pt_PT"/>
-          </w:rPr>
-          <w:rPr>
-            <w:color w:val="0000EE"/>
-            <w:u w:val="single"/>
-          </w:rPr>
-          <w:t>24</w:t>
-        </w:r>
-      </w:hyperlink>
-      <w:r>
-        <w:rPr>
-          <w:lang w:val="pt_PT" w:bidi="pt_PT"/>
-        </w:rPr>
-        <w:t xml:space="preserve">; </w:t>
-      </w:r>
-      <w:hyperlink r:id="rId40">
-        <w:r>
-          <w:rPr>
-            <w:lang w:val="pt_PT" w:bidi="pt_PT"/>
-          </w:rPr>
-          <w:rPr>
-            <w:color w:val="0000EE"/>
-            <w:u w:val="single"/>
-          </w:rPr>
-          <w:t>7.11–15</w:t>
-        </w:r>
-      </w:hyperlink>
-      <w:r>
-        <w:rPr>
-          <w:lang w:val="pt_PT" w:bidi="pt_PT"/>
-        </w:rPr>
-        <w:t xml:space="preserve">; </w:t>
-      </w:r>
-      <w:hyperlink r:id="rId18">
-        <w:r>
-          <w:rPr>
-            <w:lang w:val="pt_PT" w:bidi="pt_PT"/>
-          </w:rPr>
-          <w:rPr>
-            <w:color w:val="0000EE"/>
-            <w:u w:val="single"/>
-          </w:rPr>
-          <w:t>1 Samuel 15.2–3</w:t>
-        </w:r>
-      </w:hyperlink>
-      <w:r>
-        <w:rPr>
-          <w:lang w:val="pt_PT" w:bidi="pt_PT"/>
-        </w:rPr>
-        <w:t xml:space="preserve">; </w:t>
-      </w:r>
-      <w:hyperlink r:id="rId41">
-        <w:r>
-          <w:rPr>
-            <w:lang w:val="pt_PT" w:bidi="pt_PT"/>
-          </w:rPr>
-          <w:rPr>
-            <w:color w:val="0000EE"/>
-            <w:u w:val="single"/>
-          </w:rPr>
-          <w:t>1 Reis 20.42</w:t>
-        </w:r>
-      </w:hyperlink>
-      <w:r>
-        <w:rPr>
-          <w:lang w:val="pt_PT" w:bidi="pt_PT"/>
-        </w:rPr>
-        <w:t xml:space="preserve">; </w:t>
-      </w:r>
-      <w:hyperlink r:id="rId42">
-        <w:r>
-          <w:rPr>
-            <w:lang w:val="pt_PT" w:bidi="pt_PT"/>
-          </w:rPr>
-          <w:rPr>
-            <w:color w:val="0000EE"/>
-            <w:u w:val="single"/>
-          </w:rPr>
-          <w:t>Isaías 43.26–28</w:t>
-        </w:r>
-      </w:hyperlink>
-      <w:r>
-        <w:rPr>
-          <w:lang w:val="pt_PT" w:bidi="pt_PT"/>
-        </w:rPr>
-        <w:t xml:space="preserve">; </w:t>
-      </w:r>
-      <w:hyperlink r:id="rId43">
-        <w:r>
-          <w:rPr>
-            <w:lang w:val="pt_PT" w:bidi="pt_PT"/>
-          </w:rPr>
-          <w:rPr>
-            <w:color w:val="0000EE"/>
-            <w:u w:val="single"/>
-          </w:rPr>
-          <w:t>Malaquias 4.5–6</w:t>
-        </w:r>
-      </w:hyperlink>
-      <w:r>
-        <w:rPr>
-          <w:lang w:val="pt_PT" w:bidi="pt_PT"/>
-        </w:rPr>
-        <w:t xml:space="preserve">; </w:t>
-      </w:r>
-      <w:hyperlink r:id="rId25">
-        <w:r>
-          <w:rPr>
-            <w:lang w:val="pt_PT" w:bidi="pt_PT"/>
-          </w:rPr>
-          <w:rPr>
-            <w:color w:val="0000EE"/>
-            <w:u w:val="single"/>
-          </w:rPr>
-          <w:t>Romanos 9.3</w:t>
-        </w:r>
-      </w:hyperlink>
-      <w:r>
-        <w:rPr>
-          <w:lang w:val="pt_PT" w:bidi="pt_PT"/>
-        </w:rPr>
-        <w:t xml:space="preserve">; </w:t>
-      </w:r>
-      <w:hyperlink r:id="rId44">
-        <w:r>
-          <w:rPr>
-            <w:lang w:val="pt_PT" w:bidi="pt_PT"/>
-          </w:rPr>
-          <w:rPr>
-            <w:color w:val="0000EE"/>
-            <w:u w:val="single"/>
-          </w:rPr>
-          <w:t>1 Coríntios 16.22</w:t>
-        </w:r>
-      </w:hyperlink>
-      <w:r>
-        <w:rPr>
-          <w:lang w:val="pt_PT" w:bidi="pt_PT"/>
-        </w:rPr>
-        <w:t xml:space="preserve">; </w:t>
-      </w:r>
-      <w:hyperlink r:id="rId26">
-        <w:r>
-          <w:rPr>
-            <w:lang w:val="pt_PT" w:bidi="pt_PT"/>
-          </w:rPr>
-          <w:rPr>
-            <w:color w:val="0000EE"/>
-            <w:u w:val="single"/>
-          </w:rPr>
-          <w:t>Gálatas 1.8–9.</w:t>
-        </w:r>
-      </w:hyperlink>
+      <w:r>
+        <w:rPr>
+          <w:lang w:val="pt_PT" w:bidi="pt_PT"/>
+        </w:rPr>
+        <w:t>24</w:t>
+      </w:r>
+      <w:r>
+        <w:rPr>
+          <w:lang w:val="pt_PT" w:bidi="pt_PT"/>
+        </w:rPr>
+        <w:t xml:space="preserve">; </w:t>
+      </w:r>
+      <w:r>
+        <w:rPr>
+          <w:lang w:val="pt_PT" w:bidi="pt_PT"/>
+        </w:rPr>
+        <w:t>7.11–15</w:t>
+      </w:r>
+      <w:r>
+        <w:rPr>
+          <w:lang w:val="pt_PT" w:bidi="pt_PT"/>
+        </w:rPr>
+        <w:t xml:space="preserve">; </w:t>
+      </w:r>
+      <w:r>
+        <w:rPr>
+          <w:lang w:val="pt_PT" w:bidi="pt_PT"/>
+        </w:rPr>
+        <w:t>1 Samuel 15.2–3</w:t>
+      </w:r>
+      <w:r>
+        <w:rPr>
+          <w:lang w:val="pt_PT" w:bidi="pt_PT"/>
+        </w:rPr>
+        <w:t xml:space="preserve">; </w:t>
+      </w:r>
+      <w:r>
+        <w:rPr>
+          <w:lang w:val="pt_PT" w:bidi="pt_PT"/>
+        </w:rPr>
+        <w:t>1 Reis 20.42</w:t>
+      </w:r>
+      <w:r>
+        <w:rPr>
+          <w:lang w:val="pt_PT" w:bidi="pt_PT"/>
+        </w:rPr>
+        <w:t xml:space="preserve">; </w:t>
+      </w:r>
+      <w:r>
+        <w:rPr>
+          <w:lang w:val="pt_PT" w:bidi="pt_PT"/>
+        </w:rPr>
+        <w:t>Isaías 43.26–28</w:t>
+      </w:r>
+      <w:r>
+        <w:rPr>
+          <w:lang w:val="pt_PT" w:bidi="pt_PT"/>
+        </w:rPr>
+        <w:t xml:space="preserve">; </w:t>
+      </w:r>
+      <w:r>
+        <w:rPr>
+          <w:lang w:val="pt_PT" w:bidi="pt_PT"/>
+        </w:rPr>
+        <w:t>Malaquias 4.5–6</w:t>
+      </w:r>
+      <w:r>
+        <w:rPr>
+          <w:lang w:val="pt_PT" w:bidi="pt_PT"/>
+        </w:rPr>
+        <w:t xml:space="preserve">; </w:t>
+      </w:r>
+      <w:r>
+        <w:rPr>
+          <w:lang w:val="pt_PT" w:bidi="pt_PT"/>
+        </w:rPr>
+        <w:t>Romanos 9.3</w:t>
+      </w:r>
+      <w:r>
+        <w:rPr>
+          <w:lang w:val="pt_PT" w:bidi="pt_PT"/>
+        </w:rPr>
+        <w:t xml:space="preserve">; </w:t>
+      </w:r>
+      <w:r>
+        <w:rPr>
+          <w:lang w:val="pt_PT" w:bidi="pt_PT"/>
+        </w:rPr>
+        <w:t>1 Coríntios 16.22</w:t>
+      </w:r>
+      <w:r>
+        <w:rPr>
+          <w:lang w:val="pt_PT" w:bidi="pt_PT"/>
+        </w:rPr>
+        <w:t xml:space="preserve">; </w:t>
+      </w:r>
+      <w:r>
+        <w:rPr>
+          <w:lang w:val="pt_PT" w:bidi="pt_PT"/>
+        </w:rPr>
+        <w:t>Gálatas 1.8–9.</w:t>
+      </w:r>
       <w:r>
         <w:rPr>
           <w:lang w:val="pt_PT" w:bidi="pt_PT"/>
@@ -1243,54 +1003,36 @@
         </w:rPr>
         <w:t xml:space="preserve">A ideia do descanso sabático de Deus (como descrito em </w:t>
       </w:r>
-      <w:hyperlink r:id="rId45">
-        <w:r>
-          <w:rPr>
-            <w:lang w:val="pt_PT" w:bidi="pt_PT"/>
-          </w:rPr>
-          <w:rPr>
-            <w:color w:val="0000EE"/>
-            <w:u w:val="single"/>
-          </w:rPr>
-          <w:t>Hebreus 4.1–11</w:t>
-        </w:r>
-      </w:hyperlink>
+      <w:r>
+        <w:rPr>
+          <w:lang w:val="pt_PT" w:bidi="pt_PT"/>
+        </w:rPr>
+        <w:t>Hebreus 4.1–11</w:t>
+      </w:r>
       <w:r>
         <w:rPr>
           <w:lang w:val="pt_PT" w:bidi="pt_PT"/>
         </w:rPr>
         <w:t xml:space="preserve">) tem sido difícil para muitos estudiosos entenderem. Inclui conceitos do Antigo Testamento, como a Terra Prometida como um lugar para descansar da escravidão e da peregrinação. Também menciona o sábado como um dia semanal de descanso. Em </w:t>
       </w:r>
-      <w:hyperlink r:id="rId46">
-        <w:r>
-          <w:rPr>
-            <w:lang w:val="pt_PT" w:bidi="pt_PT"/>
-          </w:rPr>
-          <w:rPr>
-            <w:color w:val="0000EE"/>
-            <w:u w:val="single"/>
-          </w:rPr>
-          <w:t>Hebreus 3.7–19</w:t>
-        </w:r>
-      </w:hyperlink>
+      <w:r>
+        <w:rPr>
+          <w:lang w:val="pt_PT" w:bidi="pt_PT"/>
+        </w:rPr>
+        <w:t>Hebreus 3.7–19</w:t>
+      </w:r>
       <w:r>
         <w:rPr>
           <w:lang w:val="pt_PT" w:bidi="pt_PT"/>
         </w:rPr>
         <w:t xml:space="preserve">, o autor explica </w:t>
       </w:r>
-      <w:hyperlink r:id="rId47">
-        <w:r>
-          <w:rPr>
-            <w:lang w:val="pt_PT" w:bidi="pt_PT"/>
-          </w:rPr>
-          <w:rPr>
-            <w:color w:val="0000EE"/>
-            <w:u w:val="single"/>
-          </w:rPr>
-          <w:t>Salmo 95.7–11</w:t>
-        </w:r>
-      </w:hyperlink>
+      <w:r>
+        <w:rPr>
+          <w:lang w:val="pt_PT" w:bidi="pt_PT"/>
+        </w:rPr>
+        <w:t>Salmo 95.7–11</w:t>
+      </w:r>
       <w:r>
         <w:rPr>
           <w:lang w:val="pt_PT" w:bidi="pt_PT"/>
@@ -1311,126 +1053,84 @@
         </w:rPr>
         <w:t>Qual é o "descanso" que eles não conseguiram entrar, que ainda permanece para o povo de Deus (</w:t>
       </w:r>
-      <w:hyperlink r:id="rId48">
-        <w:r>
-          <w:rPr>
-            <w:lang w:val="pt_PT" w:bidi="pt_PT"/>
-          </w:rPr>
-          <w:rPr>
-            <w:color w:val="0000EE"/>
-            <w:u w:val="single"/>
-          </w:rPr>
-          <w:t>Hebreus 4.1–3</w:t>
-        </w:r>
-      </w:hyperlink>
+      <w:r>
+        <w:rPr>
+          <w:lang w:val="pt_PT" w:bidi="pt_PT"/>
+        </w:rPr>
+        <w:t>Hebreus 4.1–3</w:t>
+      </w:r>
       <w:r>
         <w:rPr>
           <w:lang w:val="pt_PT" w:bidi="pt_PT"/>
         </w:rPr>
         <w:t>)? O autor de Hebreus quis dizer mais do que apenas a terra física de Canaã como o lugar de "descanso sabático" (</w:t>
       </w:r>
-      <w:hyperlink r:id="rId49">
-        <w:r>
-          <w:rPr>
-            <w:lang w:val="pt_PT" w:bidi="pt_PT"/>
-          </w:rPr>
-          <w:rPr>
-            <w:color w:val="0000EE"/>
-            <w:u w:val="single"/>
-          </w:rPr>
-          <w:t>4.8–9</w:t>
-        </w:r>
-      </w:hyperlink>
+      <w:r>
+        <w:rPr>
+          <w:lang w:val="pt_PT" w:bidi="pt_PT"/>
+        </w:rPr>
+        <w:t>4.8–9</w:t>
+      </w:r>
       <w:r>
         <w:rPr>
           <w:lang w:val="pt_PT" w:bidi="pt_PT"/>
         </w:rPr>
         <w:t xml:space="preserve">). </w:t>
       </w:r>
-      <w:hyperlink r:id="rId50">
-        <w:r>
-          <w:rPr>
-            <w:lang w:val="pt_PT" w:bidi="pt_PT"/>
-          </w:rPr>
-          <w:rPr>
-            <w:color w:val="0000EE"/>
-            <w:u w:val="single"/>
-          </w:rPr>
-          <w:t>Gênesis 2.2</w:t>
-        </w:r>
-      </w:hyperlink>
+      <w:r>
+        <w:rPr>
+          <w:lang w:val="pt_PT" w:bidi="pt_PT"/>
+        </w:rPr>
+        <w:t>Gênesis 2.2</w:t>
+      </w:r>
       <w:r>
         <w:rPr>
           <w:lang w:val="pt_PT" w:bidi="pt_PT"/>
         </w:rPr>
         <w:t xml:space="preserve"> descreve o descanso de Deus como algo preparado "desde a fundação do mundo" (</w:t>
       </w:r>
-      <w:hyperlink r:id="rId51">
-        <w:r>
-          <w:rPr>
-            <w:lang w:val="pt_PT" w:bidi="pt_PT"/>
-          </w:rPr>
-          <w:rPr>
-            <w:color w:val="0000EE"/>
-            <w:u w:val="single"/>
-          </w:rPr>
-          <w:t>Hebreus 4.3–4</w:t>
-        </w:r>
-      </w:hyperlink>
+      <w:r>
+        <w:rPr>
+          <w:lang w:val="pt_PT" w:bidi="pt_PT"/>
+        </w:rPr>
+        <w:t>Hebreus 4.3–4</w:t>
+      </w:r>
       <w:r>
         <w:rPr>
           <w:lang w:val="pt_PT" w:bidi="pt_PT"/>
         </w:rPr>
         <w:t>). O descanso de Deus envolve parar o próprio trabalho, assim como Deus fez (</w:t>
       </w:r>
-      <w:hyperlink r:id="rId52">
-        <w:r>
-          <w:rPr>
-            <w:lang w:val="pt_PT" w:bidi="pt_PT"/>
-          </w:rPr>
-          <w:rPr>
-            <w:color w:val="0000EE"/>
-            <w:u w:val="single"/>
-          </w:rPr>
-          <w:t>4.10</w:t>
-        </w:r>
-      </w:hyperlink>
+      <w:r>
+        <w:rPr>
+          <w:lang w:val="pt_PT" w:bidi="pt_PT"/>
+        </w:rPr>
+        <w:t>4.10</w:t>
+      </w:r>
       <w:r>
         <w:rPr>
           <w:lang w:val="pt_PT" w:bidi="pt_PT"/>
         </w:rPr>
         <w:t>). Aqueles que "ouvem Sua voz", não endurecem seus corações e acreditam nas boas-novas sobre Jesus podem "entrar nesse descanso" (</w:t>
       </w:r>
-      <w:hyperlink r:id="rId48">
-        <w:r>
-          <w:rPr>
-            <w:lang w:val="pt_PT" w:bidi="pt_PT"/>
-          </w:rPr>
-          <w:rPr>
-            <w:color w:val="0000EE"/>
-            <w:u w:val="single"/>
-          </w:rPr>
-          <w:t>4.1–3</w:t>
-        </w:r>
-      </w:hyperlink>
+      <w:r>
+        <w:rPr>
+          <w:lang w:val="pt_PT" w:bidi="pt_PT"/>
+        </w:rPr>
+        <w:t>4.1–3</w:t>
+      </w:r>
       <w:r>
         <w:rPr>
           <w:lang w:val="pt_PT" w:bidi="pt_PT"/>
         </w:rPr>
         <w:t>,</w:t>
       </w:r>
-      <w:hyperlink r:id="rId53">
-        <w:r>
-          <w:rPr>
-            <w:lang w:val="pt_PT" w:bidi="pt_PT"/>
-          </w:rPr>
-          <w:rPr>
-            <w:color w:val="0000EE"/>
-            <w:u w:val="single"/>
-          </w:rPr>
-          <w:t>7</w:t>
-        </w:r>
-      </w:hyperlink>
+      <w:r>
+        <w:rPr>
+          <w:lang w:val="pt_PT" w:bidi="pt_PT"/>
+        </w:rPr>
+        <w:t>7</w:t>
+      </w:r>
       <w:r>
         <w:rPr>
           <w:lang w:val="pt_PT" w:bidi="pt_PT"/>
@@ -1451,36 +1151,24 @@
         </w:rPr>
         <w:t>O Antigo Testamento chama o Dia da Expiação de “um Sábado de completo descanso” (</w:t>
       </w:r>
-      <w:hyperlink r:id="rId54">
-        <w:r>
-          <w:rPr>
-            <w:lang w:val="pt_PT" w:bidi="pt_PT"/>
-          </w:rPr>
-          <w:rPr>
-            <w:color w:val="0000EE"/>
-            <w:u w:val="single"/>
-          </w:rPr>
-          <w:t>Levítico 16.29–31</w:t>
-        </w:r>
-      </w:hyperlink>
+      <w:r>
+        <w:rPr>
+          <w:lang w:val="pt_PT" w:bidi="pt_PT"/>
+        </w:rPr>
+        <w:t>Levítico 16.29–31</w:t>
+      </w:r>
       <w:r>
         <w:rPr>
           <w:lang w:val="pt_PT" w:bidi="pt_PT"/>
         </w:rPr>
         <w:t>). Nesse dia, as pessoas paravam todo o seu trabalho. Na nova aliança, Jesus, nosso Grande Sumo Sacerdote, ofereceu um sacrifício único que fez "acabar com o pecado" (</w:t>
       </w:r>
-      <w:hyperlink r:id="rId55">
-        <w:r>
-          <w:rPr>
-            <w:lang w:val="pt_PT" w:bidi="pt_PT"/>
-          </w:rPr>
-          <w:rPr>
-            <w:color w:val="0000EE"/>
-            <w:u w:val="single"/>
-          </w:rPr>
-          <w:t>9.7–28</w:t>
-        </w:r>
-      </w:hyperlink>
+      <w:r>
+        <w:rPr>
+          <w:lang w:val="pt_PT" w:bidi="pt_PT"/>
+        </w:rPr>
+        <w:t>9.7–28</w:t>
+      </w:r>
       <w:r>
         <w:rPr>
           <w:lang w:val="pt_PT" w:bidi="pt_PT"/>
@@ -1523,90 +1211,60 @@
         </w:rPr>
         <w:t>Aqueles que seguem Jesus deixam de tentar ganhar a aceitação de Deus por meio de seus próprios esforços. Eles confiam na obra completa de Jesus (</w:t>
       </w:r>
-      <w:hyperlink r:id="rId56">
-        <w:r>
-          <w:rPr>
-            <w:lang w:val="pt_PT" w:bidi="pt_PT"/>
-          </w:rPr>
-          <w:rPr>
-            <w:color w:val="0000EE"/>
-            <w:u w:val="single"/>
-          </w:rPr>
-          <w:t>Efésios 2.8–9</w:t>
-        </w:r>
-      </w:hyperlink>
+      <w:r>
+        <w:rPr>
+          <w:lang w:val="pt_PT" w:bidi="pt_PT"/>
+        </w:rPr>
+        <w:t>Efésios 2.8–9</w:t>
+      </w:r>
       <w:r>
         <w:rPr>
           <w:lang w:val="pt_PT" w:bidi="pt_PT"/>
         </w:rPr>
         <w:t>). Eles desfrutam da paz com Deus (</w:t>
       </w:r>
-      <w:hyperlink r:id="rId57">
-        <w:r>
-          <w:rPr>
-            <w:lang w:val="pt_PT" w:bidi="pt_PT"/>
-          </w:rPr>
-          <w:rPr>
-            <w:color w:val="0000EE"/>
-            <w:u w:val="single"/>
-          </w:rPr>
-          <w:t>João 14.27</w:t>
-        </w:r>
-      </w:hyperlink>
-      <w:r>
-        <w:rPr>
-          <w:lang w:val="pt_PT" w:bidi="pt_PT"/>
-        </w:rPr>
-        <w:t xml:space="preserve">; </w:t>
-      </w:r>
-      <w:hyperlink r:id="rId58">
-        <w:r>
-          <w:rPr>
-            <w:lang w:val="pt_PT" w:bidi="pt_PT"/>
-          </w:rPr>
-          <w:rPr>
-            <w:color w:val="0000EE"/>
-            <w:u w:val="single"/>
-          </w:rPr>
-          <w:t>Atos 10.36</w:t>
-        </w:r>
-      </w:hyperlink>
-      <w:r>
-        <w:rPr>
-          <w:lang w:val="pt_PT" w:bidi="pt_PT"/>
-        </w:rPr>
-        <w:t xml:space="preserve">; </w:t>
-      </w:r>
-      <w:hyperlink r:id="rId59">
-        <w:r>
-          <w:rPr>
-            <w:lang w:val="pt_PT" w:bidi="pt_PT"/>
-          </w:rPr>
-          <w:rPr>
-            <w:color w:val="0000EE"/>
-            <w:u w:val="single"/>
-          </w:rPr>
-          <w:t>Romanos 5.1</w:t>
-        </w:r>
-      </w:hyperlink>
-      <w:r>
-        <w:rPr>
-          <w:lang w:val="pt_PT" w:bidi="pt_PT"/>
-        </w:rPr>
-        <w:t xml:space="preserve">; </w:t>
-      </w:r>
-      <w:hyperlink r:id="rId60">
-        <w:r>
-          <w:rPr>
-            <w:lang w:val="pt_PT" w:bidi="pt_PT"/>
-          </w:rPr>
-          <w:rPr>
-            <w:color w:val="0000EE"/>
-            <w:u w:val="single"/>
-          </w:rPr>
-          <w:t>2 Coríntios 5.19–21</w:t>
-        </w:r>
-      </w:hyperlink>
+      <w:r>
+        <w:rPr>
+          <w:lang w:val="pt_PT" w:bidi="pt_PT"/>
+        </w:rPr>
+        <w:t>João 14.27</w:t>
+      </w:r>
+      <w:r>
+        <w:rPr>
+          <w:lang w:val="pt_PT" w:bidi="pt_PT"/>
+        </w:rPr>
+        <w:t xml:space="preserve">; </w:t>
+      </w:r>
+      <w:r>
+        <w:rPr>
+          <w:lang w:val="pt_PT" w:bidi="pt_PT"/>
+        </w:rPr>
+        <w:t>Atos 10.36</w:t>
+      </w:r>
+      <w:r>
+        <w:rPr>
+          <w:lang w:val="pt_PT" w:bidi="pt_PT"/>
+        </w:rPr>
+        <w:t xml:space="preserve">; </w:t>
+      </w:r>
+      <w:r>
+        <w:rPr>
+          <w:lang w:val="pt_PT" w:bidi="pt_PT"/>
+        </w:rPr>
+        <w:t>Romanos 5.1</w:t>
+      </w:r>
+      <w:r>
+        <w:rPr>
+          <w:lang w:val="pt_PT" w:bidi="pt_PT"/>
+        </w:rPr>
+        <w:t xml:space="preserve">; </w:t>
+      </w:r>
+      <w:r>
+        <w:rPr>
+          <w:lang w:val="pt_PT" w:bidi="pt_PT"/>
+        </w:rPr>
+        <w:t>2 Coríntios 5.19–21</w:t>
+      </w:r>
       <w:r>
         <w:rPr>
           <w:lang w:val="pt_PT" w:bidi="pt_PT"/>
@@ -1631,54 +1289,36 @@
         </w:rPr>
         <w:t>Eles antecipam o descanso eterno e a alegria na presença de Deus (</w:t>
       </w:r>
-      <w:hyperlink r:id="rId61">
-        <w:r>
-          <w:rPr>
-            <w:lang w:val="pt_PT" w:bidi="pt_PT"/>
-          </w:rPr>
-          <w:rPr>
-            <w:color w:val="0000EE"/>
-            <w:u w:val="single"/>
-          </w:rPr>
-          <w:t>Isaías 26.19</w:t>
-        </w:r>
-      </w:hyperlink>
-      <w:r>
-        <w:rPr>
-          <w:lang w:val="pt_PT" w:bidi="pt_PT"/>
-        </w:rPr>
-        <w:t xml:space="preserve">; </w:t>
-      </w:r>
-      <w:hyperlink r:id="rId62">
-        <w:r>
-          <w:rPr>
-            <w:lang w:val="pt_PT" w:bidi="pt_PT"/>
-          </w:rPr>
-          <w:rPr>
-            <w:color w:val="0000EE"/>
-            <w:u w:val="single"/>
-          </w:rPr>
-          <w:t>Apocalipse 14.13</w:t>
-        </w:r>
-      </w:hyperlink>
+      <w:r>
+        <w:rPr>
+          <w:lang w:val="pt_PT" w:bidi="pt_PT"/>
+        </w:rPr>
+        <w:t>Isaías 26.19</w:t>
+      </w:r>
+      <w:r>
+        <w:rPr>
+          <w:lang w:val="pt_PT" w:bidi="pt_PT"/>
+        </w:rPr>
+        <w:t xml:space="preserve">; </w:t>
+      </w:r>
+      <w:r>
+        <w:rPr>
+          <w:lang w:val="pt_PT" w:bidi="pt_PT"/>
+        </w:rPr>
+        <w:t>Apocalipse 14.13</w:t>
+      </w:r>
       <w:r>
         <w:rPr>
           <w:lang w:val="pt_PT" w:bidi="pt_PT"/>
         </w:rPr>
         <w:t>). Jesus Cristo oferece descanso completo e perfeito (</w:t>
       </w:r>
-      <w:hyperlink r:id="rId63">
-        <w:r>
-          <w:rPr>
-            <w:lang w:val="pt_PT" w:bidi="pt_PT"/>
-          </w:rPr>
-          <w:rPr>
-            <w:color w:val="0000EE"/>
-            <w:u w:val="single"/>
-          </w:rPr>
-          <w:t>Mateus 11.28–30</w:t>
-        </w:r>
-      </w:hyperlink>
+      <w:r>
+        <w:rPr>
+          <w:lang w:val="pt_PT" w:bidi="pt_PT"/>
+        </w:rPr>
+        <w:t>Mateus 11.28–30</w:t>
+      </w:r>
       <w:r>
         <w:rPr>
           <w:lang w:val="pt_PT" w:bidi="pt_PT"/>
@@ -1708,486 +1348,324 @@
           <w:lang w:val="pt_PT" w:bidi="pt_PT"/>
         </w:rPr>
       </w:r>
-      <w:hyperlink r:id="rId64">
-        <w:r>
-          <w:rPr>
-            <w:lang w:val="pt_PT" w:bidi="pt_PT"/>
-          </w:rPr>
-          <w:rPr>
-            <w:color w:val="0000EE"/>
-            <w:u w:val="single"/>
-          </w:rPr>
-          <w:t>Gênesis 2.1–3</w:t>
-        </w:r>
-      </w:hyperlink>
-      <w:r>
-        <w:rPr>
-          <w:lang w:val="pt_PT" w:bidi="pt_PT"/>
-        </w:rPr>
-        <w:t xml:space="preserve">; </w:t>
-      </w:r>
-      <w:hyperlink r:id="rId65">
-        <w:r>
-          <w:rPr>
-            <w:lang w:val="pt_PT" w:bidi="pt_PT"/>
-          </w:rPr>
-          <w:rPr>
-            <w:color w:val="0000EE"/>
-            <w:u w:val="single"/>
-          </w:rPr>
-          <w:t>Êxodo 16.21–29</w:t>
-        </w:r>
-      </w:hyperlink>
-      <w:r>
-        <w:rPr>
-          <w:lang w:val="pt_PT" w:bidi="pt_PT"/>
-        </w:rPr>
-        <w:t xml:space="preserve">; </w:t>
-      </w:r>
-      <w:hyperlink r:id="rId66">
-        <w:r>
-          <w:rPr>
-            <w:lang w:val="pt_PT" w:bidi="pt_PT"/>
-          </w:rPr>
-          <w:rPr>
-            <w:color w:val="0000EE"/>
-            <w:u w:val="single"/>
-          </w:rPr>
-          <w:t>20.8–11</w:t>
-        </w:r>
-      </w:hyperlink>
-      <w:r>
-        <w:rPr>
-          <w:lang w:val="pt_PT" w:bidi="pt_PT"/>
-        </w:rPr>
-        <w:t xml:space="preserve">; </w:t>
-      </w:r>
-      <w:hyperlink r:id="rId67">
-        <w:r>
-          <w:rPr>
-            <w:lang w:val="pt_PT" w:bidi="pt_PT"/>
-          </w:rPr>
-          <w:rPr>
-            <w:color w:val="0000EE"/>
-            <w:u w:val="single"/>
-          </w:rPr>
-          <w:t>31.13–16</w:t>
-        </w:r>
-      </w:hyperlink>
-      <w:r>
-        <w:rPr>
-          <w:lang w:val="pt_PT" w:bidi="pt_PT"/>
-        </w:rPr>
-        <w:t xml:space="preserve">; </w:t>
-      </w:r>
-      <w:hyperlink r:id="rId54">
-        <w:r>
-          <w:rPr>
-            <w:lang w:val="pt_PT" w:bidi="pt_PT"/>
-          </w:rPr>
-          <w:rPr>
-            <w:color w:val="0000EE"/>
-            <w:u w:val="single"/>
-          </w:rPr>
-          <w:t>Levítico 16.29–31</w:t>
-        </w:r>
-      </w:hyperlink>
-      <w:r>
-        <w:rPr>
-          <w:lang w:val="pt_PT" w:bidi="pt_PT"/>
-        </w:rPr>
-        <w:t xml:space="preserve">; </w:t>
-      </w:r>
-      <w:hyperlink r:id="rId68">
-        <w:r>
-          <w:rPr>
-            <w:lang w:val="pt_PT" w:bidi="pt_PT"/>
-          </w:rPr>
-          <w:rPr>
-            <w:color w:val="0000EE"/>
-            <w:u w:val="single"/>
-          </w:rPr>
-          <w:t>Isaías 52.7</w:t>
-        </w:r>
-      </w:hyperlink>
-      <w:r>
-        <w:rPr>
-          <w:lang w:val="pt_PT" w:bidi="pt_PT"/>
-        </w:rPr>
-        <w:t xml:space="preserve">; </w:t>
-      </w:r>
-      <w:hyperlink r:id="rId69">
-        <w:r>
-          <w:rPr>
-            <w:lang w:val="pt_PT" w:bidi="pt_PT"/>
-          </w:rPr>
-          <w:rPr>
-            <w:color w:val="0000EE"/>
-            <w:u w:val="single"/>
-          </w:rPr>
-          <w:t>54.13–14</w:t>
-        </w:r>
-      </w:hyperlink>
-      <w:r>
-        <w:rPr>
-          <w:lang w:val="pt_PT" w:bidi="pt_PT"/>
-        </w:rPr>
-        <w:t xml:space="preserve">; </w:t>
-      </w:r>
-      <w:hyperlink r:id="rId70">
-        <w:r>
-          <w:rPr>
-            <w:lang w:val="pt_PT" w:bidi="pt_PT"/>
-          </w:rPr>
-          <w:rPr>
-            <w:color w:val="0000EE"/>
-            <w:u w:val="single"/>
-          </w:rPr>
-          <w:t>56.2</w:t>
-        </w:r>
-      </w:hyperlink>
+      <w:r>
+        <w:rPr>
+          <w:lang w:val="pt_PT" w:bidi="pt_PT"/>
+        </w:rPr>
+        <w:t>Gênesis 2.1–3</w:t>
+      </w:r>
+      <w:r>
+        <w:rPr>
+          <w:lang w:val="pt_PT" w:bidi="pt_PT"/>
+        </w:rPr>
+        <w:t xml:space="preserve">; </w:t>
+      </w:r>
+      <w:r>
+        <w:rPr>
+          <w:lang w:val="pt_PT" w:bidi="pt_PT"/>
+        </w:rPr>
+        <w:t>Êxodo 16.21–29</w:t>
+      </w:r>
+      <w:r>
+        <w:rPr>
+          <w:lang w:val="pt_PT" w:bidi="pt_PT"/>
+        </w:rPr>
+        <w:t xml:space="preserve">; </w:t>
+      </w:r>
+      <w:r>
+        <w:rPr>
+          <w:lang w:val="pt_PT" w:bidi="pt_PT"/>
+        </w:rPr>
+        <w:t>20.8–11</w:t>
+      </w:r>
+      <w:r>
+        <w:rPr>
+          <w:lang w:val="pt_PT" w:bidi="pt_PT"/>
+        </w:rPr>
+        <w:t xml:space="preserve">; </w:t>
+      </w:r>
+      <w:r>
+        <w:rPr>
+          <w:lang w:val="pt_PT" w:bidi="pt_PT"/>
+        </w:rPr>
+        <w:t>31.13–16</w:t>
+      </w:r>
+      <w:r>
+        <w:rPr>
+          <w:lang w:val="pt_PT" w:bidi="pt_PT"/>
+        </w:rPr>
+        <w:t xml:space="preserve">; </w:t>
+      </w:r>
+      <w:r>
+        <w:rPr>
+          <w:lang w:val="pt_PT" w:bidi="pt_PT"/>
+        </w:rPr>
+        <w:t>Levítico 16.29–31</w:t>
+      </w:r>
+      <w:r>
+        <w:rPr>
+          <w:lang w:val="pt_PT" w:bidi="pt_PT"/>
+        </w:rPr>
+        <w:t xml:space="preserve">; </w:t>
+      </w:r>
+      <w:r>
+        <w:rPr>
+          <w:lang w:val="pt_PT" w:bidi="pt_PT"/>
+        </w:rPr>
+        <w:t>Isaías 52.7</w:t>
+      </w:r>
+      <w:r>
+        <w:rPr>
+          <w:lang w:val="pt_PT" w:bidi="pt_PT"/>
+        </w:rPr>
+        <w:t xml:space="preserve">; </w:t>
+      </w:r>
+      <w:r>
+        <w:rPr>
+          <w:lang w:val="pt_PT" w:bidi="pt_PT"/>
+        </w:rPr>
+        <w:t>54.13–14</w:t>
+      </w:r>
+      <w:r>
+        <w:rPr>
+          <w:lang w:val="pt_PT" w:bidi="pt_PT"/>
+        </w:rPr>
+        <w:t xml:space="preserve">; </w:t>
+      </w:r>
+      <w:r>
+        <w:rPr>
+          <w:lang w:val="pt_PT" w:bidi="pt_PT"/>
+        </w:rPr>
+        <w:t>56.2</w:t>
+      </w:r>
       <w:r>
         <w:rPr>
           <w:lang w:val="pt_PT" w:bidi="pt_PT"/>
         </w:rPr>
         <w:t xml:space="preserve">, </w:t>
       </w:r>
-      <w:hyperlink r:id="rId71">
-        <w:r>
-          <w:rPr>
-            <w:lang w:val="pt_PT" w:bidi="pt_PT"/>
-          </w:rPr>
-          <w:rPr>
-            <w:color w:val="0000EE"/>
-            <w:u w:val="single"/>
-          </w:rPr>
-          <w:t>4</w:t>
-        </w:r>
-      </w:hyperlink>
-      <w:r>
-        <w:rPr>
-          <w:lang w:val="pt_PT" w:bidi="pt_PT"/>
-        </w:rPr>
-        <w:t xml:space="preserve">; </w:t>
-      </w:r>
-      <w:hyperlink r:id="rId72">
-        <w:r>
-          <w:rPr>
-            <w:lang w:val="pt_PT" w:bidi="pt_PT"/>
-          </w:rPr>
-          <w:rPr>
-            <w:color w:val="0000EE"/>
-            <w:u w:val="single"/>
-          </w:rPr>
-          <w:t>57.2</w:t>
-        </w:r>
-      </w:hyperlink>
+      <w:r>
+        <w:rPr>
+          <w:lang w:val="pt_PT" w:bidi="pt_PT"/>
+        </w:rPr>
+        <w:t>4</w:t>
+      </w:r>
+      <w:r>
+        <w:rPr>
+          <w:lang w:val="pt_PT" w:bidi="pt_PT"/>
+        </w:rPr>
+        <w:t xml:space="preserve">; </w:t>
+      </w:r>
+      <w:r>
+        <w:rPr>
+          <w:lang w:val="pt_PT" w:bidi="pt_PT"/>
+        </w:rPr>
+        <w:t>57.2</w:t>
+      </w:r>
       <w:r>
         <w:rPr>
           <w:lang w:val="pt_PT" w:bidi="pt_PT"/>
         </w:rPr>
         <w:t xml:space="preserve">, </w:t>
       </w:r>
-      <w:hyperlink r:id="rId73">
-        <w:r>
-          <w:rPr>
-            <w:lang w:val="pt_PT" w:bidi="pt_PT"/>
-          </w:rPr>
-          <w:rPr>
-            <w:color w:val="0000EE"/>
-            <w:u w:val="single"/>
-          </w:rPr>
-          <w:t>21</w:t>
-        </w:r>
-      </w:hyperlink>
-      <w:r>
-        <w:rPr>
-          <w:lang w:val="pt_PT" w:bidi="pt_PT"/>
-        </w:rPr>
-        <w:t xml:space="preserve">; </w:t>
-      </w:r>
-      <w:hyperlink r:id="rId74">
-        <w:r>
-          <w:rPr>
-            <w:lang w:val="pt_PT" w:bidi="pt_PT"/>
-          </w:rPr>
-          <w:rPr>
-            <w:color w:val="0000EE"/>
-            <w:u w:val="single"/>
-          </w:rPr>
-          <w:t>58.13</w:t>
-        </w:r>
-      </w:hyperlink>
-      <w:r>
-        <w:rPr>
-          <w:lang w:val="pt_PT" w:bidi="pt_PT"/>
-        </w:rPr>
-        <w:t xml:space="preserve">; </w:t>
-      </w:r>
-      <w:hyperlink r:id="rId75">
-        <w:r>
-          <w:rPr>
-            <w:lang w:val="pt_PT" w:bidi="pt_PT"/>
-          </w:rPr>
-          <w:rPr>
-            <w:color w:val="0000EE"/>
-            <w:u w:val="single"/>
-          </w:rPr>
-          <w:t>Ezequiel 20.20</w:t>
-        </w:r>
-      </w:hyperlink>
-      <w:r>
-        <w:rPr>
-          <w:lang w:val="pt_PT" w:bidi="pt_PT"/>
-        </w:rPr>
-        <w:t xml:space="preserve">; </w:t>
-      </w:r>
-      <w:hyperlink r:id="rId63">
-        <w:r>
-          <w:rPr>
-            <w:lang w:val="pt_PT" w:bidi="pt_PT"/>
-          </w:rPr>
-          <w:rPr>
-            <w:color w:val="0000EE"/>
-            <w:u w:val="single"/>
-          </w:rPr>
-          <w:t>Mateus 11.28–30</w:t>
-        </w:r>
-      </w:hyperlink>
-      <w:r>
-        <w:rPr>
-          <w:lang w:val="pt_PT" w:bidi="pt_PT"/>
-        </w:rPr>
-        <w:t xml:space="preserve">; </w:t>
-      </w:r>
-      <w:hyperlink r:id="rId76">
-        <w:r>
-          <w:rPr>
-            <w:lang w:val="pt_PT" w:bidi="pt_PT"/>
-          </w:rPr>
-          <w:rPr>
-            <w:color w:val="0000EE"/>
-            <w:u w:val="single"/>
-          </w:rPr>
-          <w:t>Marcos 2.23–28</w:t>
-        </w:r>
-      </w:hyperlink>
-      <w:r>
-        <w:rPr>
-          <w:lang w:val="pt_PT" w:bidi="pt_PT"/>
-        </w:rPr>
-        <w:t xml:space="preserve">; </w:t>
-      </w:r>
-      <w:hyperlink r:id="rId77">
-        <w:r>
-          <w:rPr>
-            <w:lang w:val="pt_PT" w:bidi="pt_PT"/>
-          </w:rPr>
-          <w:rPr>
-            <w:color w:val="0000EE"/>
-            <w:u w:val="single"/>
-          </w:rPr>
-          <w:t>Lucas 8.48</w:t>
-        </w:r>
-      </w:hyperlink>
-      <w:r>
-        <w:rPr>
-          <w:lang w:val="pt_PT" w:bidi="pt_PT"/>
-        </w:rPr>
-        <w:t xml:space="preserve">; </w:t>
-      </w:r>
-      <w:hyperlink r:id="rId57">
-        <w:r>
-          <w:rPr>
-            <w:lang w:val="pt_PT" w:bidi="pt_PT"/>
-          </w:rPr>
-          <w:rPr>
-            <w:color w:val="0000EE"/>
-            <w:u w:val="single"/>
-          </w:rPr>
-          <w:t>João 14.27</w:t>
-        </w:r>
-      </w:hyperlink>
-      <w:r>
-        <w:rPr>
-          <w:lang w:val="pt_PT" w:bidi="pt_PT"/>
-        </w:rPr>
-        <w:t xml:space="preserve">; </w:t>
-      </w:r>
-      <w:hyperlink r:id="rId58">
-        <w:r>
-          <w:rPr>
-            <w:lang w:val="pt_PT" w:bidi="pt_PT"/>
-          </w:rPr>
-          <w:rPr>
-            <w:color w:val="0000EE"/>
-            <w:u w:val="single"/>
-          </w:rPr>
-          <w:t>Atos 10.36</w:t>
-        </w:r>
-      </w:hyperlink>
-      <w:r>
-        <w:rPr>
-          <w:lang w:val="pt_PT" w:bidi="pt_PT"/>
-        </w:rPr>
-        <w:t xml:space="preserve">; </w:t>
-      </w:r>
-      <w:hyperlink r:id="rId59">
-        <w:r>
-          <w:rPr>
-            <w:lang w:val="pt_PT" w:bidi="pt_PT"/>
-          </w:rPr>
-          <w:rPr>
-            <w:color w:val="0000EE"/>
-            <w:u w:val="single"/>
-          </w:rPr>
-          <w:t>Romanos 5.1</w:t>
-        </w:r>
-      </w:hyperlink>
-      <w:r>
-        <w:rPr>
-          <w:lang w:val="pt_PT" w:bidi="pt_PT"/>
-        </w:rPr>
-        <w:t xml:space="preserve">; </w:t>
-      </w:r>
-      <w:hyperlink r:id="rId78">
-        <w:r>
-          <w:rPr>
-            <w:lang w:val="pt_PT" w:bidi="pt_PT"/>
-          </w:rPr>
-          <w:rPr>
-            <w:color w:val="0000EE"/>
-            <w:u w:val="single"/>
-          </w:rPr>
-          <w:t>15.13</w:t>
-        </w:r>
-      </w:hyperlink>
-      <w:r>
-        <w:rPr>
-          <w:lang w:val="pt_PT" w:bidi="pt_PT"/>
-        </w:rPr>
-        <w:t xml:space="preserve">; </w:t>
-      </w:r>
-      <w:hyperlink r:id="rId60">
-        <w:r>
-          <w:rPr>
-            <w:lang w:val="pt_PT" w:bidi="pt_PT"/>
-          </w:rPr>
-          <w:rPr>
-            <w:color w:val="0000EE"/>
-            <w:u w:val="single"/>
-          </w:rPr>
-          <w:t>2 Coríntios 5.19–21</w:t>
-        </w:r>
-      </w:hyperlink>
-      <w:r>
-        <w:rPr>
-          <w:lang w:val="pt_PT" w:bidi="pt_PT"/>
-        </w:rPr>
-        <w:t xml:space="preserve">; </w:t>
-      </w:r>
-      <w:hyperlink r:id="rId79">
-        <w:r>
-          <w:rPr>
-            <w:lang w:val="pt_PT" w:bidi="pt_PT"/>
-          </w:rPr>
-          <w:rPr>
-            <w:color w:val="0000EE"/>
-            <w:u w:val="single"/>
-          </w:rPr>
-          <w:t>Efésios 2.17</w:t>
-        </w:r>
-      </w:hyperlink>
-      <w:r>
-        <w:rPr>
-          <w:lang w:val="pt_PT" w:bidi="pt_PT"/>
-        </w:rPr>
-        <w:t xml:space="preserve">; </w:t>
-      </w:r>
-      <w:hyperlink r:id="rId80">
-        <w:r>
-          <w:rPr>
-            <w:lang w:val="pt_PT" w:bidi="pt_PT"/>
-          </w:rPr>
-          <w:rPr>
-            <w:color w:val="0000EE"/>
-            <w:u w:val="single"/>
-          </w:rPr>
-          <w:t>Colossenses 1.20</w:t>
-        </w:r>
-      </w:hyperlink>
-      <w:r>
-        <w:rPr>
-          <w:lang w:val="pt_PT" w:bidi="pt_PT"/>
-        </w:rPr>
-        <w:t xml:space="preserve">; </w:t>
-      </w:r>
-      <w:hyperlink r:id="rId81">
-        <w:r>
-          <w:rPr>
-            <w:lang w:val="pt_PT" w:bidi="pt_PT"/>
-          </w:rPr>
-          <w:rPr>
-            <w:color w:val="0000EE"/>
-            <w:u w:val="single"/>
-          </w:rPr>
-          <w:t>2.16</w:t>
-        </w:r>
-      </w:hyperlink>
-      <w:r>
-        <w:rPr>
-          <w:lang w:val="pt_PT" w:bidi="pt_PT"/>
-        </w:rPr>
-        <w:t xml:space="preserve">; </w:t>
-      </w:r>
-      <w:hyperlink r:id="rId82">
-        <w:r>
-          <w:rPr>
-            <w:lang w:val="pt_PT" w:bidi="pt_PT"/>
-          </w:rPr>
-          <w:rPr>
-            <w:color w:val="0000EE"/>
-            <w:u w:val="single"/>
-          </w:rPr>
-          <w:t>3.15</w:t>
-        </w:r>
-      </w:hyperlink>
-      <w:r>
-        <w:rPr>
-          <w:lang w:val="pt_PT" w:bidi="pt_PT"/>
-        </w:rPr>
-        <w:t xml:space="preserve">; </w:t>
-      </w:r>
-      <w:hyperlink r:id="rId45">
-        <w:r>
-          <w:rPr>
-            <w:lang w:val="pt_PT" w:bidi="pt_PT"/>
-          </w:rPr>
-          <w:rPr>
-            <w:color w:val="0000EE"/>
-            <w:u w:val="single"/>
-          </w:rPr>
-          <w:t>Hebreus 4.1–11</w:t>
-        </w:r>
-      </w:hyperlink>
-      <w:r>
-        <w:rPr>
-          <w:lang w:val="pt_PT" w:bidi="pt_PT"/>
-        </w:rPr>
-        <w:t xml:space="preserve">; </w:t>
-      </w:r>
-      <w:hyperlink r:id="rId83">
-        <w:r>
-          <w:rPr>
-            <w:lang w:val="pt_PT" w:bidi="pt_PT"/>
-          </w:rPr>
-          <w:rPr>
-            <w:color w:val="0000EE"/>
-            <w:u w:val="single"/>
-          </w:rPr>
-          <w:t>2 Pedro 1.2</w:t>
-        </w:r>
-      </w:hyperlink>
+      <w:r>
+        <w:rPr>
+          <w:lang w:val="pt_PT" w:bidi="pt_PT"/>
+        </w:rPr>
+        <w:t>21</w:t>
+      </w:r>
+      <w:r>
+        <w:rPr>
+          <w:lang w:val="pt_PT" w:bidi="pt_PT"/>
+        </w:rPr>
+        <w:t xml:space="preserve">; </w:t>
+      </w:r>
+      <w:r>
+        <w:rPr>
+          <w:lang w:val="pt_PT" w:bidi="pt_PT"/>
+        </w:rPr>
+        <w:t>58.13</w:t>
+      </w:r>
+      <w:r>
+        <w:rPr>
+          <w:lang w:val="pt_PT" w:bidi="pt_PT"/>
+        </w:rPr>
+        <w:t xml:space="preserve">; </w:t>
+      </w:r>
+      <w:r>
+        <w:rPr>
+          <w:lang w:val="pt_PT" w:bidi="pt_PT"/>
+        </w:rPr>
+        <w:t>Ezequiel 20.20</w:t>
+      </w:r>
+      <w:r>
+        <w:rPr>
+          <w:lang w:val="pt_PT" w:bidi="pt_PT"/>
+        </w:rPr>
+        <w:t xml:space="preserve">; </w:t>
+      </w:r>
+      <w:r>
+        <w:rPr>
+          <w:lang w:val="pt_PT" w:bidi="pt_PT"/>
+        </w:rPr>
+        <w:t>Mateus 11.28–30</w:t>
+      </w:r>
+      <w:r>
+        <w:rPr>
+          <w:lang w:val="pt_PT" w:bidi="pt_PT"/>
+        </w:rPr>
+        <w:t xml:space="preserve">; </w:t>
+      </w:r>
+      <w:r>
+        <w:rPr>
+          <w:lang w:val="pt_PT" w:bidi="pt_PT"/>
+        </w:rPr>
+        <w:t>Marcos 2.23–28</w:t>
+      </w:r>
+      <w:r>
+        <w:rPr>
+          <w:lang w:val="pt_PT" w:bidi="pt_PT"/>
+        </w:rPr>
+        <w:t xml:space="preserve">; </w:t>
+      </w:r>
+      <w:r>
+        <w:rPr>
+          <w:lang w:val="pt_PT" w:bidi="pt_PT"/>
+        </w:rPr>
+        <w:t>Lucas 8.48</w:t>
+      </w:r>
+      <w:r>
+        <w:rPr>
+          <w:lang w:val="pt_PT" w:bidi="pt_PT"/>
+        </w:rPr>
+        <w:t xml:space="preserve">; </w:t>
+      </w:r>
+      <w:r>
+        <w:rPr>
+          <w:lang w:val="pt_PT" w:bidi="pt_PT"/>
+        </w:rPr>
+        <w:t>João 14.27</w:t>
+      </w:r>
+      <w:r>
+        <w:rPr>
+          <w:lang w:val="pt_PT" w:bidi="pt_PT"/>
+        </w:rPr>
+        <w:t xml:space="preserve">; </w:t>
+      </w:r>
+      <w:r>
+        <w:rPr>
+          <w:lang w:val="pt_PT" w:bidi="pt_PT"/>
+        </w:rPr>
+        <w:t>Atos 10.36</w:t>
+      </w:r>
+      <w:r>
+        <w:rPr>
+          <w:lang w:val="pt_PT" w:bidi="pt_PT"/>
+        </w:rPr>
+        <w:t xml:space="preserve">; </w:t>
+      </w:r>
+      <w:r>
+        <w:rPr>
+          <w:lang w:val="pt_PT" w:bidi="pt_PT"/>
+        </w:rPr>
+        <w:t>Romanos 5.1</w:t>
+      </w:r>
+      <w:r>
+        <w:rPr>
+          <w:lang w:val="pt_PT" w:bidi="pt_PT"/>
+        </w:rPr>
+        <w:t xml:space="preserve">; </w:t>
+      </w:r>
+      <w:r>
+        <w:rPr>
+          <w:lang w:val="pt_PT" w:bidi="pt_PT"/>
+        </w:rPr>
+        <w:t>15.13</w:t>
+      </w:r>
+      <w:r>
+        <w:rPr>
+          <w:lang w:val="pt_PT" w:bidi="pt_PT"/>
+        </w:rPr>
+        <w:t xml:space="preserve">; </w:t>
+      </w:r>
+      <w:r>
+        <w:rPr>
+          <w:lang w:val="pt_PT" w:bidi="pt_PT"/>
+        </w:rPr>
+        <w:t>2 Coríntios 5.19–21</w:t>
+      </w:r>
+      <w:r>
+        <w:rPr>
+          <w:lang w:val="pt_PT" w:bidi="pt_PT"/>
+        </w:rPr>
+        <w:t xml:space="preserve">; </w:t>
+      </w:r>
+      <w:r>
+        <w:rPr>
+          <w:lang w:val="pt_PT" w:bidi="pt_PT"/>
+        </w:rPr>
+        <w:t>Efésios 2.17</w:t>
+      </w:r>
+      <w:r>
+        <w:rPr>
+          <w:lang w:val="pt_PT" w:bidi="pt_PT"/>
+        </w:rPr>
+        <w:t xml:space="preserve">; </w:t>
+      </w:r>
+      <w:r>
+        <w:rPr>
+          <w:lang w:val="pt_PT" w:bidi="pt_PT"/>
+        </w:rPr>
+        <w:t>Colossenses 1.20</w:t>
+      </w:r>
+      <w:r>
+        <w:rPr>
+          <w:lang w:val="pt_PT" w:bidi="pt_PT"/>
+        </w:rPr>
+        <w:t xml:space="preserve">; </w:t>
+      </w:r>
+      <w:r>
+        <w:rPr>
+          <w:lang w:val="pt_PT" w:bidi="pt_PT"/>
+        </w:rPr>
+        <w:t>2.16</w:t>
+      </w:r>
+      <w:r>
+        <w:rPr>
+          <w:lang w:val="pt_PT" w:bidi="pt_PT"/>
+        </w:rPr>
+        <w:t xml:space="preserve">; </w:t>
+      </w:r>
+      <w:r>
+        <w:rPr>
+          <w:lang w:val="pt_PT" w:bidi="pt_PT"/>
+        </w:rPr>
+        <w:t>3.15</w:t>
+      </w:r>
+      <w:r>
+        <w:rPr>
+          <w:lang w:val="pt_PT" w:bidi="pt_PT"/>
+        </w:rPr>
+        <w:t xml:space="preserve">; </w:t>
+      </w:r>
+      <w:r>
+        <w:rPr>
+          <w:lang w:val="pt_PT" w:bidi="pt_PT"/>
+        </w:rPr>
+        <w:t>Hebreus 4.1–11</w:t>
+      </w:r>
+      <w:r>
+        <w:rPr>
+          <w:lang w:val="pt_PT" w:bidi="pt_PT"/>
+        </w:rPr>
+        <w:t xml:space="preserve">; </w:t>
+      </w:r>
+      <w:r>
+        <w:rPr>
+          <w:lang w:val="pt_PT" w:bidi="pt_PT"/>
+        </w:rPr>
+        <w:t>2 Pedro 1.2</w:t>
+      </w:r>
       <w:r>
         <w:rPr>
           <w:lang w:val="pt_PT" w:bidi="pt_PT"/>
@@ -2317,108 +1795,72 @@
         </w:rPr>
         <w:t xml:space="preserve">O breve livro de Neemias conta a história de um homem dedicado à oração. Quando ele viu a condição precária de Jerusalém, Neemias orou intensamente por quatro meses (veja </w:t>
       </w:r>
-      <w:hyperlink r:id="rId84">
-        <w:r>
-          <w:rPr>
-            <w:lang w:val="pt_PT" w:bidi="pt_PT"/>
-          </w:rPr>
-          <w:rPr>
-            <w:color w:val="0000EE"/>
-            <w:u w:val="single"/>
-          </w:rPr>
-          <w:t>Neemias 1.1</w:t>
-        </w:r>
-      </w:hyperlink>
-      <w:r>
-        <w:rPr>
-          <w:lang w:val="pt_PT" w:bidi="pt_PT"/>
-        </w:rPr>
-        <w:t xml:space="preserve">; </w:t>
-      </w:r>
-      <w:hyperlink r:id="rId85">
-        <w:r>
-          <w:rPr>
-            <w:lang w:val="pt_PT" w:bidi="pt_PT"/>
-          </w:rPr>
-          <w:rPr>
-            <w:color w:val="0000EE"/>
-            <w:u w:val="single"/>
-          </w:rPr>
-          <w:t>2.1</w:t>
-        </w:r>
-      </w:hyperlink>
+      <w:r>
+        <w:rPr>
+          <w:lang w:val="pt_PT" w:bidi="pt_PT"/>
+        </w:rPr>
+        <w:t>Neemias 1.1</w:t>
+      </w:r>
+      <w:r>
+        <w:rPr>
+          <w:lang w:val="pt_PT" w:bidi="pt_PT"/>
+        </w:rPr>
+        <w:t xml:space="preserve">; </w:t>
+      </w:r>
+      <w:r>
+        <w:rPr>
+          <w:lang w:val="pt_PT" w:bidi="pt_PT"/>
+        </w:rPr>
+        <w:t>2.1</w:t>
+      </w:r>
       <w:r>
         <w:rPr>
           <w:lang w:val="pt_PT" w:bidi="pt_PT"/>
         </w:rPr>
         <w:t>). Suas orações louvavam a Deus por seu poder e amor. Neemias confessou os pecados da nação e pediu a ajuda de Deus (</w:t>
       </w:r>
-      <w:hyperlink r:id="rId86">
-        <w:r>
-          <w:rPr>
-            <w:lang w:val="pt_PT" w:bidi="pt_PT"/>
-          </w:rPr>
-          <w:rPr>
-            <w:color w:val="0000EE"/>
-            <w:u w:val="single"/>
-          </w:rPr>
-          <w:t>1.4–11</w:t>
-        </w:r>
-      </w:hyperlink>
+      <w:r>
+        <w:rPr>
+          <w:lang w:val="pt_PT" w:bidi="pt_PT"/>
+        </w:rPr>
+        <w:t>1.4–11</w:t>
+      </w:r>
       <w:r>
         <w:rPr>
           <w:lang w:val="pt_PT" w:bidi="pt_PT"/>
         </w:rPr>
         <w:t xml:space="preserve">; veja também </w:t>
       </w:r>
-      <w:hyperlink r:id="rId87">
-        <w:r>
-          <w:rPr>
-            <w:lang w:val="pt_PT" w:bidi="pt_PT"/>
-          </w:rPr>
-          <w:rPr>
-            <w:color w:val="0000EE"/>
-            <w:u w:val="single"/>
-          </w:rPr>
-          <w:t>Esdras 9.6–15</w:t>
-        </w:r>
-      </w:hyperlink>
-      <w:r>
-        <w:rPr>
-          <w:lang w:val="pt_PT" w:bidi="pt_PT"/>
-        </w:rPr>
-        <w:t xml:space="preserve">; </w:t>
-      </w:r>
-      <w:hyperlink r:id="rId88">
-        <w:r>
-          <w:rPr>
-            <w:lang w:val="pt_PT" w:bidi="pt_PT"/>
-          </w:rPr>
-          <w:rPr>
-            <w:color w:val="0000EE"/>
-            <w:u w:val="single"/>
-          </w:rPr>
-          <w:t>Daniel 9.4–19</w:t>
-        </w:r>
-      </w:hyperlink>
+      <w:r>
+        <w:rPr>
+          <w:lang w:val="pt_PT" w:bidi="pt_PT"/>
+        </w:rPr>
+        <w:t>Esdras 9.6–15</w:t>
+      </w:r>
+      <w:r>
+        <w:rPr>
+          <w:lang w:val="pt_PT" w:bidi="pt_PT"/>
+        </w:rPr>
+        <w:t xml:space="preserve">; </w:t>
+      </w:r>
+      <w:r>
+        <w:rPr>
+          <w:lang w:val="pt_PT" w:bidi="pt_PT"/>
+        </w:rPr>
+        <w:t>Daniel 9.4–19</w:t>
+      </w:r>
       <w:r>
         <w:rPr>
           <w:lang w:val="pt_PT" w:bidi="pt_PT"/>
         </w:rPr>
         <w:t>). Neemias baseou sua oração por Jerusalém na "aliança com aqueles que te amam e obedecem aos teus mandamentos" (</w:t>
       </w:r>
-      <w:hyperlink r:id="rId89">
-        <w:r>
-          <w:rPr>
-            <w:lang w:val="pt_PT" w:bidi="pt_PT"/>
-          </w:rPr>
-          <w:rPr>
-            <w:color w:val="0000EE"/>
-            <w:u w:val="single"/>
-          </w:rPr>
-          <w:t>1.5</w:t>
-        </w:r>
-      </w:hyperlink>
+      <w:r>
+        <w:rPr>
+          <w:lang w:val="pt_PT" w:bidi="pt_PT"/>
+        </w:rPr>
+        <w:t>1.5</w:t>
+      </w:r>
       <w:r>
         <w:rPr>
           <w:lang w:val="pt_PT" w:bidi="pt_PT"/>
@@ -2439,72 +1881,48 @@
         </w:rPr>
         <w:t>Os israelitas não haviam seguido as instruções que Deus deu a Moisés (</w:t>
       </w:r>
-      <w:hyperlink r:id="rId90">
-        <w:r>
-          <w:rPr>
-            <w:lang w:val="pt_PT" w:bidi="pt_PT"/>
-          </w:rPr>
-          <w:rPr>
-            <w:color w:val="0000EE"/>
-            <w:u w:val="single"/>
-          </w:rPr>
-          <w:t>1.7</w:t>
-        </w:r>
-      </w:hyperlink>
+      <w:r>
+        <w:rPr>
+          <w:lang w:val="pt_PT" w:bidi="pt_PT"/>
+        </w:rPr>
+        <w:t>1.7</w:t>
+      </w:r>
       <w:r>
         <w:rPr>
           <w:lang w:val="pt_PT" w:bidi="pt_PT"/>
         </w:rPr>
         <w:t>). Como Deus havia avisado, essa desobediência resultou em seu exílio. No entanto, Neemias acreditava firmemente que Deus restauraria a nação se o povo se arrependesse (</w:t>
       </w:r>
-      <w:hyperlink r:id="rId91">
-        <w:r>
-          <w:rPr>
-            <w:lang w:val="pt_PT" w:bidi="pt_PT"/>
-          </w:rPr>
-          <w:rPr>
-            <w:color w:val="0000EE"/>
-            <w:u w:val="single"/>
-          </w:rPr>
-          <w:t>1.8–9</w:t>
-        </w:r>
-      </w:hyperlink>
+      <w:r>
+        <w:rPr>
+          <w:lang w:val="pt_PT" w:bidi="pt_PT"/>
+        </w:rPr>
+        <w:t>1.8–9</w:t>
+      </w:r>
       <w:r>
         <w:rPr>
           <w:lang w:val="pt_PT" w:bidi="pt_PT"/>
         </w:rPr>
         <w:t xml:space="preserve">; veja </w:t>
       </w:r>
-      <w:hyperlink r:id="rId92">
-        <w:r>
-          <w:rPr>
-            <w:lang w:val="pt_PT" w:bidi="pt_PT"/>
-          </w:rPr>
-          <w:rPr>
-            <w:color w:val="0000EE"/>
-            <w:u w:val="single"/>
-          </w:rPr>
-          <w:t>Deuteronômio 4.25–31</w:t>
-        </w:r>
-      </w:hyperlink>
-      <w:r>
-        <w:rPr>
-          <w:lang w:val="pt_PT" w:bidi="pt_PT"/>
-        </w:rPr>
-        <w:t xml:space="preserve">; </w:t>
-      </w:r>
-      <w:hyperlink r:id="rId93">
-        <w:r>
-          <w:rPr>
-            <w:lang w:val="pt_PT" w:bidi="pt_PT"/>
-          </w:rPr>
-          <w:rPr>
-            <w:color w:val="0000EE"/>
-            <w:u w:val="single"/>
-          </w:rPr>
-          <w:t>30.1–5</w:t>
-        </w:r>
-      </w:hyperlink>
+      <w:r>
+        <w:rPr>
+          <w:lang w:val="pt_PT" w:bidi="pt_PT"/>
+        </w:rPr>
+        <w:t>Deuteronômio 4.25–31</w:t>
+      </w:r>
+      <w:r>
+        <w:rPr>
+          <w:lang w:val="pt_PT" w:bidi="pt_PT"/>
+        </w:rPr>
+        <w:t xml:space="preserve">; </w:t>
+      </w:r>
+      <w:r>
+        <w:rPr>
+          <w:lang w:val="pt_PT" w:bidi="pt_PT"/>
+        </w:rPr>
+        <w:t>30.1–5</w:t>
+      </w:r>
       <w:r>
         <w:rPr>
           <w:lang w:val="pt_PT" w:bidi="pt_PT"/>
@@ -2525,90 +1943,60 @@
         </w:rPr>
         <w:t>Deus deu a Neemias a oportunidade de falar com o rei persa sobre retornar a Jerusalém. Neemias orou por orientação (</w:t>
       </w:r>
-      <w:hyperlink r:id="rId94">
-        <w:r>
-          <w:rPr>
-            <w:lang w:val="pt_PT" w:bidi="pt_PT"/>
-          </w:rPr>
-          <w:rPr>
-            <w:color w:val="0000EE"/>
-            <w:u w:val="single"/>
-          </w:rPr>
-          <w:t>Neemias 2.4</w:t>
-        </w:r>
-      </w:hyperlink>
+      <w:r>
+        <w:rPr>
+          <w:lang w:val="pt_PT" w:bidi="pt_PT"/>
+        </w:rPr>
+        <w:t>Neemias 2.4</w:t>
+      </w:r>
       <w:r>
         <w:rPr>
           <w:lang w:val="pt_PT" w:bidi="pt_PT"/>
         </w:rPr>
         <w:t>). Ele entendeu que somente Deus poderia mudar a vontade do rei. Mais tarde, Neemias respondeu às ameaças contra os construtores do muro de Jerusalém colocando guardas e encorajando o povo. No entanto, ele também orou por proteção e força (</w:t>
       </w:r>
-      <w:hyperlink r:id="rId95">
-        <w:r>
-          <w:rPr>
-            <w:lang w:val="pt_PT" w:bidi="pt_PT"/>
-          </w:rPr>
-          <w:rPr>
-            <w:color w:val="0000EE"/>
-            <w:u w:val="single"/>
-          </w:rPr>
-          <w:t>Neemias 4.4–5</w:t>
-        </w:r>
-      </w:hyperlink>
+      <w:r>
+        <w:rPr>
+          <w:lang w:val="pt_PT" w:bidi="pt_PT"/>
+        </w:rPr>
+        <w:t>Neemias 4.4–5</w:t>
+      </w:r>
       <w:r>
         <w:rPr>
           <w:lang w:val="pt_PT" w:bidi="pt_PT"/>
         </w:rPr>
         <w:t>,</w:t>
       </w:r>
-      <w:hyperlink r:id="rId96">
-        <w:r>
-          <w:rPr>
-            <w:lang w:val="pt_PT" w:bidi="pt_PT"/>
-          </w:rPr>
-          <w:rPr>
-            <w:color w:val="0000EE"/>
-            <w:u w:val="single"/>
-          </w:rPr>
-          <w:t>9</w:t>
-        </w:r>
-      </w:hyperlink>
-      <w:r>
-        <w:rPr>
-          <w:lang w:val="pt_PT" w:bidi="pt_PT"/>
-        </w:rPr>
-        <w:t xml:space="preserve">; </w:t>
-      </w:r>
-      <w:hyperlink r:id="rId97">
-        <w:r>
-          <w:rPr>
-            <w:lang w:val="pt_PT" w:bidi="pt_PT"/>
-          </w:rPr>
-          <w:rPr>
-            <w:color w:val="0000EE"/>
-            <w:u w:val="single"/>
-          </w:rPr>
-          <w:t>6.9</w:t>
-        </w:r>
-      </w:hyperlink>
+      <w:r>
+        <w:rPr>
+          <w:lang w:val="pt_PT" w:bidi="pt_PT"/>
+        </w:rPr>
+        <w:t>9</w:t>
+      </w:r>
+      <w:r>
+        <w:rPr>
+          <w:lang w:val="pt_PT" w:bidi="pt_PT"/>
+        </w:rPr>
+        <w:t xml:space="preserve">; </w:t>
+      </w:r>
+      <w:r>
+        <w:rPr>
+          <w:lang w:val="pt_PT" w:bidi="pt_PT"/>
+        </w:rPr>
+        <w:t>6.9</w:t>
+      </w:r>
       <w:r>
         <w:rPr>
           <w:lang w:val="pt_PT" w:bidi="pt_PT"/>
         </w:rPr>
         <w:t>,</w:t>
       </w:r>
-      <w:hyperlink r:id="rId98">
-        <w:r>
-          <w:rPr>
-            <w:lang w:val="pt_PT" w:bidi="pt_PT"/>
-          </w:rPr>
-          <w:rPr>
-            <w:color w:val="0000EE"/>
-            <w:u w:val="single"/>
-          </w:rPr>
-          <w:t>14</w:t>
-        </w:r>
-      </w:hyperlink>
+      <w:r>
+        <w:rPr>
+          <w:lang w:val="pt_PT" w:bidi="pt_PT"/>
+        </w:rPr>
+        <w:t>14</w:t>
+      </w:r>
       <w:r>
         <w:rPr>
           <w:lang w:val="pt_PT" w:bidi="pt_PT"/>
@@ -2629,108 +2017,72 @@
         </w:rPr>
         <w:t>Neemias retornou a Jerusalém após uma breve visita à Pérsia. Ele descobriu que alguns judeus não estavam entregando seu dízimo (</w:t>
       </w:r>
-      <w:hyperlink r:id="rId99">
-        <w:r>
-          <w:rPr>
-            <w:lang w:val="pt_PT" w:bidi="pt_PT"/>
-          </w:rPr>
-          <w:rPr>
-            <w:color w:val="0000EE"/>
-            <w:u w:val="single"/>
-          </w:rPr>
-          <w:t>Neemias 13.10–12</w:t>
-        </w:r>
-      </w:hyperlink>
+      <w:r>
+        <w:rPr>
+          <w:lang w:val="pt_PT" w:bidi="pt_PT"/>
+        </w:rPr>
+        <w:t>Neemias 13.10–12</w:t>
+      </w:r>
       <w:r>
         <w:rPr>
           <w:lang w:val="pt_PT" w:bidi="pt_PT"/>
         </w:rPr>
         <w:t>). Alguns não estavam observando o sábado (</w:t>
       </w:r>
-      <w:hyperlink r:id="rId100">
-        <w:r>
-          <w:rPr>
-            <w:lang w:val="pt_PT" w:bidi="pt_PT"/>
-          </w:rPr>
-          <w:rPr>
-            <w:color w:val="0000EE"/>
-            <w:u w:val="single"/>
-          </w:rPr>
-          <w:t>13.15–16</w:t>
-        </w:r>
-      </w:hyperlink>
+      <w:r>
+        <w:rPr>
+          <w:lang w:val="pt_PT" w:bidi="pt_PT"/>
+        </w:rPr>
+        <w:t>13.15–16</w:t>
+      </w:r>
       <w:r>
         <w:rPr>
           <w:lang w:val="pt_PT" w:bidi="pt_PT"/>
         </w:rPr>
         <w:t>). Alguns haviam se casado com não-judeus (</w:t>
       </w:r>
-      <w:hyperlink r:id="rId101">
-        <w:r>
-          <w:rPr>
-            <w:lang w:val="pt_PT" w:bidi="pt_PT"/>
-          </w:rPr>
-          <w:rPr>
-            <w:color w:val="0000EE"/>
-            <w:u w:val="single"/>
-          </w:rPr>
-          <w:t>13.23–24</w:t>
-        </w:r>
-      </w:hyperlink>
+      <w:r>
+        <w:rPr>
+          <w:lang w:val="pt_PT" w:bidi="pt_PT"/>
+        </w:rPr>
+        <w:t>13.23–24</w:t>
+      </w:r>
       <w:r>
         <w:rPr>
           <w:lang w:val="pt_PT" w:bidi="pt_PT"/>
         </w:rPr>
         <w:t>). Quando os confrontou sobre suas ações, Neemias orou para que Deus lhe mostrasse compaixão e se lembrasse de seus esforços (</w:t>
       </w:r>
-      <w:hyperlink r:id="rId102">
-        <w:r>
-          <w:rPr>
-            <w:lang w:val="pt_PT" w:bidi="pt_PT"/>
-          </w:rPr>
-          <w:rPr>
-            <w:color w:val="0000EE"/>
-            <w:u w:val="single"/>
-          </w:rPr>
-          <w:t>13.14</w:t>
-        </w:r>
-      </w:hyperlink>
+      <w:r>
+        <w:rPr>
+          <w:lang w:val="pt_PT" w:bidi="pt_PT"/>
+        </w:rPr>
+        <w:t>13.14</w:t>
+      </w:r>
       <w:r>
         <w:rPr>
           <w:lang w:val="pt_PT" w:bidi="pt_PT"/>
         </w:rPr>
         <w:t>,</w:t>
       </w:r>
-      <w:hyperlink r:id="rId103">
-        <w:r>
-          <w:rPr>
-            <w:lang w:val="pt_PT" w:bidi="pt_PT"/>
-          </w:rPr>
-          <w:rPr>
-            <w:color w:val="0000EE"/>
-            <w:u w:val="single"/>
-          </w:rPr>
-          <w:t>22</w:t>
-        </w:r>
-      </w:hyperlink>
+      <w:r>
+        <w:rPr>
+          <w:lang w:val="pt_PT" w:bidi="pt_PT"/>
+        </w:rPr>
+        <w:t>22</w:t>
+      </w:r>
       <w:r>
         <w:rPr>
           <w:lang w:val="pt_PT" w:bidi="pt_PT"/>
         </w:rPr>
         <w:t>,</w:t>
       </w:r>
-      <w:hyperlink r:id="rId104">
-        <w:r>
-          <w:rPr>
-            <w:lang w:val="pt_PT" w:bidi="pt_PT"/>
-          </w:rPr>
-          <w:rPr>
-            <w:color w:val="0000EE"/>
-            <w:u w:val="single"/>
-          </w:rPr>
-          <w:t>31</w:t>
-        </w:r>
-      </w:hyperlink>
+      <w:r>
+        <w:rPr>
+          <w:lang w:val="pt_PT" w:bidi="pt_PT"/>
+        </w:rPr>
+        <w:t>31</w:t>
+      </w:r>
       <w:r>
         <w:rPr>
           <w:lang w:val="pt_PT" w:bidi="pt_PT"/>
@@ -2751,108 +2103,72 @@
         </w:rPr>
         <w:t xml:space="preserve">Jesus conhecia bem a vontade do Pai, ainda assim seu ministério tinha sua base na oração (veja, por exemplo, </w:t>
       </w:r>
-      <w:hyperlink r:id="rId105">
-        <w:r>
-          <w:rPr>
-            <w:lang w:val="pt_PT" w:bidi="pt_PT"/>
-          </w:rPr>
-          <w:rPr>
-            <w:color w:val="0000EE"/>
-            <w:u w:val="single"/>
-          </w:rPr>
-          <w:t>Lucas 5.16</w:t>
-        </w:r>
-      </w:hyperlink>
-      <w:r>
-        <w:rPr>
-          <w:lang w:val="pt_PT" w:bidi="pt_PT"/>
-        </w:rPr>
-        <w:t xml:space="preserve">; </w:t>
-      </w:r>
-      <w:hyperlink r:id="rId106">
-        <w:r>
-          <w:rPr>
-            <w:lang w:val="pt_PT" w:bidi="pt_PT"/>
-          </w:rPr>
-          <w:rPr>
-            <w:color w:val="0000EE"/>
-            <w:u w:val="single"/>
-          </w:rPr>
-          <w:t>6.12–16</w:t>
-        </w:r>
-      </w:hyperlink>
-      <w:r>
-        <w:rPr>
-          <w:lang w:val="pt_PT" w:bidi="pt_PT"/>
-        </w:rPr>
-        <w:t xml:space="preserve">; </w:t>
-      </w:r>
-      <w:hyperlink r:id="rId107">
-        <w:r>
-          <w:rPr>
-            <w:lang w:val="pt_PT" w:bidi="pt_PT"/>
-          </w:rPr>
-          <w:rPr>
-            <w:color w:val="0000EE"/>
-            <w:u w:val="single"/>
-          </w:rPr>
-          <w:t>9.18</w:t>
-        </w:r>
-      </w:hyperlink>
+      <w:r>
+        <w:rPr>
+          <w:lang w:val="pt_PT" w:bidi="pt_PT"/>
+        </w:rPr>
+        <w:t>Lucas 5.16</w:t>
+      </w:r>
+      <w:r>
+        <w:rPr>
+          <w:lang w:val="pt_PT" w:bidi="pt_PT"/>
+        </w:rPr>
+        <w:t xml:space="preserve">; </w:t>
+      </w:r>
+      <w:r>
+        <w:rPr>
+          <w:lang w:val="pt_PT" w:bidi="pt_PT"/>
+        </w:rPr>
+        <w:t>6.12–16</w:t>
+      </w:r>
+      <w:r>
+        <w:rPr>
+          <w:lang w:val="pt_PT" w:bidi="pt_PT"/>
+        </w:rPr>
+        <w:t xml:space="preserve">; </w:t>
+      </w:r>
+      <w:r>
+        <w:rPr>
+          <w:lang w:val="pt_PT" w:bidi="pt_PT"/>
+        </w:rPr>
+        <w:t>9.18</w:t>
+      </w:r>
       <w:r>
         <w:rPr>
           <w:lang w:val="pt_PT" w:bidi="pt_PT"/>
         </w:rPr>
         <w:t xml:space="preserve">). Seguindo seu exemplo, os primeiros cristãos oravam frequentemente, acreditando firmemente em seu poder (veja, por exemplo, </w:t>
       </w:r>
-      <w:hyperlink r:id="rId108">
-        <w:r>
-          <w:rPr>
-            <w:lang w:val="pt_PT" w:bidi="pt_PT"/>
-          </w:rPr>
-          <w:rPr>
-            <w:color w:val="0000EE"/>
-            <w:u w:val="single"/>
-          </w:rPr>
-          <w:t>9.36–41</w:t>
-        </w:r>
-      </w:hyperlink>
-      <w:r>
-        <w:rPr>
-          <w:lang w:val="pt_PT" w:bidi="pt_PT"/>
-        </w:rPr>
-        <w:t xml:space="preserve">; </w:t>
-      </w:r>
-      <w:hyperlink r:id="rId109">
-        <w:r>
-          <w:rPr>
-            <w:lang w:val="pt_PT" w:bidi="pt_PT"/>
-          </w:rPr>
-          <w:rPr>
-            <w:color w:val="0000EE"/>
-            <w:u w:val="single"/>
-          </w:rPr>
-          <w:t>12.3–11</w:t>
-        </w:r>
-      </w:hyperlink>
+      <w:r>
+        <w:rPr>
+          <w:lang w:val="pt_PT" w:bidi="pt_PT"/>
+        </w:rPr>
+        <w:t>9.36–41</w:t>
+      </w:r>
+      <w:r>
+        <w:rPr>
+          <w:lang w:val="pt_PT" w:bidi="pt_PT"/>
+        </w:rPr>
+        <w:t xml:space="preserve">; </w:t>
+      </w:r>
+      <w:r>
+        <w:rPr>
+          <w:lang w:val="pt_PT" w:bidi="pt_PT"/>
+        </w:rPr>
+        <w:t>12.3–11</w:t>
+      </w:r>
       <w:r>
         <w:rPr>
           <w:lang w:val="pt_PT" w:bidi="pt_PT"/>
         </w:rPr>
         <w:t xml:space="preserve">). Deus muitas vezes responde poderosamente às orações. Deus quer que os cristãos orem com confiança, esperando que ele responda (veja </w:t>
       </w:r>
-      <w:hyperlink r:id="rId110">
-        <w:r>
-          <w:rPr>
-            <w:lang w:val="pt_PT" w:bidi="pt_PT"/>
-          </w:rPr>
-          <w:rPr>
-            <w:color w:val="0000EE"/>
-            <w:u w:val="single"/>
-          </w:rPr>
-          <w:t>Tiago 5.16–18</w:t>
-        </w:r>
-      </w:hyperlink>
+      <w:r>
+        <w:rPr>
+          <w:lang w:val="pt_PT" w:bidi="pt_PT"/>
+        </w:rPr>
+        <w:t>Tiago 5.16–18</w:t>
+      </w:r>
       <w:r>
         <w:rPr>
           <w:lang w:val="pt_PT" w:bidi="pt_PT"/>
@@ -2882,432 +2198,288 @@
           <w:lang w:val="pt_PT" w:bidi="pt_PT"/>
         </w:rPr>
       </w:r>
-      <w:hyperlink r:id="rId111">
-        <w:r>
-          <w:rPr>
-            <w:lang w:val="pt_PT" w:bidi="pt_PT"/>
-          </w:rPr>
-          <w:rPr>
-            <w:color w:val="0000EE"/>
-            <w:u w:val="single"/>
-          </w:rPr>
-          <w:t>Gênesis 24.10–20</w:t>
-        </w:r>
-      </w:hyperlink>
-      <w:r>
-        <w:rPr>
-          <w:lang w:val="pt_PT" w:bidi="pt_PT"/>
-        </w:rPr>
-        <w:t xml:space="preserve">; </w:t>
-      </w:r>
-      <w:hyperlink r:id="rId112">
-        <w:r>
-          <w:rPr>
-            <w:lang w:val="pt_PT" w:bidi="pt_PT"/>
-          </w:rPr>
-          <w:rPr>
-            <w:color w:val="0000EE"/>
-            <w:u w:val="single"/>
-          </w:rPr>
-          <w:t>Juízes 15.18–20</w:t>
-        </w:r>
-      </w:hyperlink>
-      <w:r>
-        <w:rPr>
-          <w:lang w:val="pt_PT" w:bidi="pt_PT"/>
-        </w:rPr>
-        <w:t xml:space="preserve">; </w:t>
-      </w:r>
-      <w:hyperlink r:id="rId87">
-        <w:r>
-          <w:rPr>
-            <w:lang w:val="pt_PT" w:bidi="pt_PT"/>
-          </w:rPr>
-          <w:rPr>
-            <w:color w:val="0000EE"/>
-            <w:u w:val="single"/>
-          </w:rPr>
-          <w:t>Esdras 9.6–15</w:t>
-        </w:r>
-      </w:hyperlink>
-      <w:r>
-        <w:rPr>
-          <w:lang w:val="pt_PT" w:bidi="pt_PT"/>
-        </w:rPr>
-        <w:t xml:space="preserve">; </w:t>
-      </w:r>
-      <w:hyperlink r:id="rId86">
-        <w:r>
-          <w:rPr>
-            <w:lang w:val="pt_PT" w:bidi="pt_PT"/>
-          </w:rPr>
-          <w:rPr>
-            <w:color w:val="0000EE"/>
-            <w:u w:val="single"/>
-          </w:rPr>
-          <w:t>Neemias 1.4–11</w:t>
-        </w:r>
-      </w:hyperlink>
-      <w:r>
-        <w:rPr>
-          <w:lang w:val="pt_PT" w:bidi="pt_PT"/>
-        </w:rPr>
-        <w:t xml:space="preserve">; </w:t>
-      </w:r>
-      <w:hyperlink r:id="rId113">
-        <w:r>
-          <w:rPr>
-            <w:lang w:val="pt_PT" w:bidi="pt_PT"/>
-          </w:rPr>
-          <w:rPr>
-            <w:color w:val="0000EE"/>
-            <w:u w:val="single"/>
-          </w:rPr>
-          <w:t>2.4–5</w:t>
-        </w:r>
-      </w:hyperlink>
-      <w:r>
-        <w:rPr>
-          <w:lang w:val="pt_PT" w:bidi="pt_PT"/>
-        </w:rPr>
-        <w:t xml:space="preserve">; </w:t>
-      </w:r>
-      <w:hyperlink r:id="rId95">
-        <w:r>
-          <w:rPr>
-            <w:lang w:val="pt_PT" w:bidi="pt_PT"/>
-          </w:rPr>
-          <w:rPr>
-            <w:color w:val="0000EE"/>
-            <w:u w:val="single"/>
-          </w:rPr>
-          <w:t>4.4–5</w:t>
-        </w:r>
-      </w:hyperlink>
+      <w:r>
+        <w:rPr>
+          <w:lang w:val="pt_PT" w:bidi="pt_PT"/>
+        </w:rPr>
+        <w:t>Gênesis 24.10–20</w:t>
+      </w:r>
+      <w:r>
+        <w:rPr>
+          <w:lang w:val="pt_PT" w:bidi="pt_PT"/>
+        </w:rPr>
+        <w:t xml:space="preserve">; </w:t>
+      </w:r>
+      <w:r>
+        <w:rPr>
+          <w:lang w:val="pt_PT" w:bidi="pt_PT"/>
+        </w:rPr>
+        <w:t>Juízes 15.18–20</w:t>
+      </w:r>
+      <w:r>
+        <w:rPr>
+          <w:lang w:val="pt_PT" w:bidi="pt_PT"/>
+        </w:rPr>
+        <w:t xml:space="preserve">; </w:t>
+      </w:r>
+      <w:r>
+        <w:rPr>
+          <w:lang w:val="pt_PT" w:bidi="pt_PT"/>
+        </w:rPr>
+        <w:t>Esdras 9.6–15</w:t>
+      </w:r>
+      <w:r>
+        <w:rPr>
+          <w:lang w:val="pt_PT" w:bidi="pt_PT"/>
+        </w:rPr>
+        <w:t xml:space="preserve">; </w:t>
+      </w:r>
+      <w:r>
+        <w:rPr>
+          <w:lang w:val="pt_PT" w:bidi="pt_PT"/>
+        </w:rPr>
+        <w:t>Neemias 1.4–11</w:t>
+      </w:r>
+      <w:r>
+        <w:rPr>
+          <w:lang w:val="pt_PT" w:bidi="pt_PT"/>
+        </w:rPr>
+        <w:t xml:space="preserve">; </w:t>
+      </w:r>
+      <w:r>
+        <w:rPr>
+          <w:lang w:val="pt_PT" w:bidi="pt_PT"/>
+        </w:rPr>
+        <w:t>2.4–5</w:t>
+      </w:r>
+      <w:r>
+        <w:rPr>
+          <w:lang w:val="pt_PT" w:bidi="pt_PT"/>
+        </w:rPr>
+        <w:t xml:space="preserve">; </w:t>
+      </w:r>
+      <w:r>
+        <w:rPr>
+          <w:lang w:val="pt_PT" w:bidi="pt_PT"/>
+        </w:rPr>
+        <w:t>4.4–5</w:t>
+      </w:r>
       <w:r>
         <w:rPr>
           <w:lang w:val="pt_PT" w:bidi="pt_PT"/>
         </w:rPr>
         <w:t>,</w:t>
       </w:r>
-      <w:hyperlink r:id="rId96">
-        <w:r>
-          <w:rPr>
-            <w:lang w:val="pt_PT" w:bidi="pt_PT"/>
-          </w:rPr>
-          <w:rPr>
-            <w:color w:val="0000EE"/>
-            <w:u w:val="single"/>
-          </w:rPr>
-          <w:t>9</w:t>
-        </w:r>
-      </w:hyperlink>
-      <w:r>
-        <w:rPr>
-          <w:lang w:val="pt_PT" w:bidi="pt_PT"/>
-        </w:rPr>
-        <w:t xml:space="preserve">; </w:t>
-      </w:r>
-      <w:hyperlink r:id="rId114">
-        <w:r>
-          <w:rPr>
-            <w:lang w:val="pt_PT" w:bidi="pt_PT"/>
-          </w:rPr>
-          <w:rPr>
-            <w:color w:val="0000EE"/>
-            <w:u w:val="single"/>
-          </w:rPr>
-          <w:t>Salmos 18.1–30</w:t>
-        </w:r>
-      </w:hyperlink>
-      <w:r>
-        <w:rPr>
-          <w:lang w:val="pt_PT" w:bidi="pt_PT"/>
-        </w:rPr>
-        <w:t xml:space="preserve">; </w:t>
-      </w:r>
-      <w:hyperlink r:id="rId115">
-        <w:r>
-          <w:rPr>
-            <w:lang w:val="pt_PT" w:bidi="pt_PT"/>
-          </w:rPr>
-          <w:rPr>
-            <w:color w:val="0000EE"/>
-            <w:u w:val="single"/>
-          </w:rPr>
-          <w:t>22.4–5</w:t>
-        </w:r>
-      </w:hyperlink>
+      <w:r>
+        <w:rPr>
+          <w:lang w:val="pt_PT" w:bidi="pt_PT"/>
+        </w:rPr>
+        <w:t>9</w:t>
+      </w:r>
+      <w:r>
+        <w:rPr>
+          <w:lang w:val="pt_PT" w:bidi="pt_PT"/>
+        </w:rPr>
+        <w:t xml:space="preserve">; </w:t>
+      </w:r>
+      <w:r>
+        <w:rPr>
+          <w:lang w:val="pt_PT" w:bidi="pt_PT"/>
+        </w:rPr>
+        <w:t>Salmos 18.1–30</w:t>
+      </w:r>
+      <w:r>
+        <w:rPr>
+          <w:lang w:val="pt_PT" w:bidi="pt_PT"/>
+        </w:rPr>
+        <w:t xml:space="preserve">; </w:t>
+      </w:r>
+      <w:r>
+        <w:rPr>
+          <w:lang w:val="pt_PT" w:bidi="pt_PT"/>
+        </w:rPr>
+        <w:t>22.4–5</w:t>
+      </w:r>
       <w:r>
         <w:rPr>
           <w:lang w:val="pt_PT" w:bidi="pt_PT"/>
         </w:rPr>
         <w:t>,</w:t>
       </w:r>
-      <w:hyperlink r:id="rId116">
-        <w:r>
-          <w:rPr>
-            <w:lang w:val="pt_PT" w:bidi="pt_PT"/>
-          </w:rPr>
-          <w:rPr>
-            <w:color w:val="0000EE"/>
-            <w:u w:val="single"/>
-          </w:rPr>
-          <w:t>24</w:t>
-        </w:r>
-      </w:hyperlink>
-      <w:r>
-        <w:rPr>
-          <w:lang w:val="pt_PT" w:bidi="pt_PT"/>
-        </w:rPr>
-        <w:t xml:space="preserve">; </w:t>
-      </w:r>
-      <w:hyperlink r:id="rId117">
-        <w:r>
-          <w:rPr>
-            <w:lang w:val="pt_PT" w:bidi="pt_PT"/>
-          </w:rPr>
-          <w:rPr>
-            <w:color w:val="0000EE"/>
-            <w:u w:val="single"/>
-          </w:rPr>
-          <w:t>30.2–3</w:t>
-        </w:r>
-      </w:hyperlink>
-      <w:r>
-        <w:rPr>
-          <w:lang w:val="pt_PT" w:bidi="pt_PT"/>
-        </w:rPr>
-        <w:t xml:space="preserve">; </w:t>
-      </w:r>
-      <w:hyperlink r:id="rId118">
-        <w:r>
-          <w:rPr>
-            <w:lang w:val="pt_PT" w:bidi="pt_PT"/>
-          </w:rPr>
-          <w:rPr>
-            <w:color w:val="0000EE"/>
-            <w:u w:val="single"/>
-          </w:rPr>
-          <w:t>31.22</w:t>
-        </w:r>
-      </w:hyperlink>
-      <w:r>
-        <w:rPr>
-          <w:lang w:val="pt_PT" w:bidi="pt_PT"/>
-        </w:rPr>
-        <w:t xml:space="preserve">; </w:t>
-      </w:r>
-      <w:hyperlink r:id="rId119">
-        <w:r>
-          <w:rPr>
-            <w:lang w:val="pt_PT" w:bidi="pt_PT"/>
-          </w:rPr>
-          <w:rPr>
-            <w:color w:val="0000EE"/>
-            <w:u w:val="single"/>
-          </w:rPr>
-          <w:t>34.4</w:t>
-        </w:r>
-      </w:hyperlink>
-      <w:r>
-        <w:rPr>
-          <w:lang w:val="pt_PT" w:bidi="pt_PT"/>
-        </w:rPr>
-        <w:t xml:space="preserve">; </w:t>
-      </w:r>
-      <w:hyperlink r:id="rId120">
-        <w:r>
-          <w:rPr>
-            <w:lang w:val="pt_PT" w:bidi="pt_PT"/>
-          </w:rPr>
-          <w:rPr>
-            <w:color w:val="0000EE"/>
-            <w:u w:val="single"/>
-          </w:rPr>
-          <w:t>40.1–2</w:t>
-        </w:r>
-      </w:hyperlink>
-      <w:r>
-        <w:rPr>
-          <w:lang w:val="pt_PT" w:bidi="pt_PT"/>
-        </w:rPr>
-        <w:t xml:space="preserve">; </w:t>
-      </w:r>
-      <w:hyperlink r:id="rId121">
-        <w:r>
-          <w:rPr>
-            <w:lang w:val="pt_PT" w:bidi="pt_PT"/>
-          </w:rPr>
-          <w:rPr>
-            <w:color w:val="0000EE"/>
-            <w:u w:val="single"/>
-          </w:rPr>
-          <w:t>81.7</w:t>
-        </w:r>
-      </w:hyperlink>
-      <w:r>
-        <w:rPr>
-          <w:lang w:val="pt_PT" w:bidi="pt_PT"/>
-        </w:rPr>
-        <w:t xml:space="preserve">; </w:t>
-      </w:r>
-      <w:hyperlink r:id="rId122">
-        <w:r>
-          <w:rPr>
-            <w:lang w:val="pt_PT" w:bidi="pt_PT"/>
-          </w:rPr>
-          <w:rPr>
-            <w:color w:val="0000EE"/>
-            <w:u w:val="single"/>
-          </w:rPr>
-          <w:t>106.1–48</w:t>
-        </w:r>
-      </w:hyperlink>
-      <w:r>
-        <w:rPr>
-          <w:lang w:val="pt_PT" w:bidi="pt_PT"/>
-        </w:rPr>
-        <w:t xml:space="preserve">; </w:t>
-      </w:r>
-      <w:hyperlink r:id="rId123">
-        <w:r>
-          <w:rPr>
-            <w:lang w:val="pt_PT" w:bidi="pt_PT"/>
-          </w:rPr>
-          <w:rPr>
-            <w:color w:val="0000EE"/>
-            <w:u w:val="single"/>
-          </w:rPr>
-          <w:t>107.6–7</w:t>
-        </w:r>
-      </w:hyperlink>
+      <w:r>
+        <w:rPr>
+          <w:lang w:val="pt_PT" w:bidi="pt_PT"/>
+        </w:rPr>
+        <w:t>24</w:t>
+      </w:r>
+      <w:r>
+        <w:rPr>
+          <w:lang w:val="pt_PT" w:bidi="pt_PT"/>
+        </w:rPr>
+        <w:t xml:space="preserve">; </w:t>
+      </w:r>
+      <w:r>
+        <w:rPr>
+          <w:lang w:val="pt_PT" w:bidi="pt_PT"/>
+        </w:rPr>
+        <w:t>30.2–3</w:t>
+      </w:r>
+      <w:r>
+        <w:rPr>
+          <w:lang w:val="pt_PT" w:bidi="pt_PT"/>
+        </w:rPr>
+        <w:t xml:space="preserve">; </w:t>
+      </w:r>
+      <w:r>
+        <w:rPr>
+          <w:lang w:val="pt_PT" w:bidi="pt_PT"/>
+        </w:rPr>
+        <w:t>31.22</w:t>
+      </w:r>
+      <w:r>
+        <w:rPr>
+          <w:lang w:val="pt_PT" w:bidi="pt_PT"/>
+        </w:rPr>
+        <w:t xml:space="preserve">; </w:t>
+      </w:r>
+      <w:r>
+        <w:rPr>
+          <w:lang w:val="pt_PT" w:bidi="pt_PT"/>
+        </w:rPr>
+        <w:t>34.4</w:t>
+      </w:r>
+      <w:r>
+        <w:rPr>
+          <w:lang w:val="pt_PT" w:bidi="pt_PT"/>
+        </w:rPr>
+        <w:t xml:space="preserve">; </w:t>
+      </w:r>
+      <w:r>
+        <w:rPr>
+          <w:lang w:val="pt_PT" w:bidi="pt_PT"/>
+        </w:rPr>
+        <w:t>40.1–2</w:t>
+      </w:r>
+      <w:r>
+        <w:rPr>
+          <w:lang w:val="pt_PT" w:bidi="pt_PT"/>
+        </w:rPr>
+        <w:t xml:space="preserve">; </w:t>
+      </w:r>
+      <w:r>
+        <w:rPr>
+          <w:lang w:val="pt_PT" w:bidi="pt_PT"/>
+        </w:rPr>
+        <w:t>81.7</w:t>
+      </w:r>
+      <w:r>
+        <w:rPr>
+          <w:lang w:val="pt_PT" w:bidi="pt_PT"/>
+        </w:rPr>
+        <w:t xml:space="preserve">; </w:t>
+      </w:r>
+      <w:r>
+        <w:rPr>
+          <w:lang w:val="pt_PT" w:bidi="pt_PT"/>
+        </w:rPr>
+        <w:t>106.1–48</w:t>
+      </w:r>
+      <w:r>
+        <w:rPr>
+          <w:lang w:val="pt_PT" w:bidi="pt_PT"/>
+        </w:rPr>
+        <w:t xml:space="preserve">; </w:t>
+      </w:r>
+      <w:r>
+        <w:rPr>
+          <w:lang w:val="pt_PT" w:bidi="pt_PT"/>
+        </w:rPr>
+        <w:t>107.6–7</w:t>
+      </w:r>
       <w:r>
         <w:rPr>
           <w:lang w:val="pt_PT" w:bidi="pt_PT"/>
         </w:rPr>
         <w:t>,</w:t>
       </w:r>
-      <w:hyperlink r:id="rId124">
-        <w:r>
-          <w:rPr>
-            <w:lang w:val="pt_PT" w:bidi="pt_PT"/>
-          </w:rPr>
-          <w:rPr>
-            <w:color w:val="0000EE"/>
-            <w:u w:val="single"/>
-          </w:rPr>
-          <w:t>13–14</w:t>
-        </w:r>
-      </w:hyperlink>
-      <w:r>
-        <w:rPr>
-          <w:lang w:val="pt_PT" w:bidi="pt_PT"/>
-        </w:rPr>
-        <w:t xml:space="preserve">; </w:t>
-      </w:r>
-      <w:hyperlink r:id="rId125">
-        <w:r>
-          <w:rPr>
-            <w:lang w:val="pt_PT" w:bidi="pt_PT"/>
-          </w:rPr>
-          <w:rPr>
-            <w:color w:val="0000EE"/>
-            <w:u w:val="single"/>
-          </w:rPr>
-          <w:t>116.1</w:t>
-        </w:r>
-      </w:hyperlink>
-      <w:r>
-        <w:rPr>
-          <w:lang w:val="pt_PT" w:bidi="pt_PT"/>
-        </w:rPr>
-        <w:t xml:space="preserve">; </w:t>
-      </w:r>
-      <w:hyperlink r:id="rId126">
-        <w:r>
-          <w:rPr>
-            <w:lang w:val="pt_PT" w:bidi="pt_PT"/>
-          </w:rPr>
-          <w:rPr>
-            <w:color w:val="0000EE"/>
-            <w:u w:val="single"/>
-          </w:rPr>
-          <w:t>118.5</w:t>
-        </w:r>
-      </w:hyperlink>
-      <w:r>
-        <w:rPr>
-          <w:lang w:val="pt_PT" w:bidi="pt_PT"/>
-        </w:rPr>
-        <w:t xml:space="preserve">; </w:t>
-      </w:r>
-      <w:hyperlink r:id="rId88">
-        <w:r>
-          <w:rPr>
-            <w:lang w:val="pt_PT" w:bidi="pt_PT"/>
-          </w:rPr>
-          <w:rPr>
-            <w:color w:val="0000EE"/>
-            <w:u w:val="single"/>
-          </w:rPr>
-          <w:t>Daniel 9.4–19</w:t>
-        </w:r>
-      </w:hyperlink>
-      <w:r>
-        <w:rPr>
-          <w:lang w:val="pt_PT" w:bidi="pt_PT"/>
-        </w:rPr>
-        <w:t xml:space="preserve">; </w:t>
-      </w:r>
-      <w:hyperlink r:id="rId127">
-        <w:r>
-          <w:rPr>
-            <w:lang w:val="pt_PT" w:bidi="pt_PT"/>
-          </w:rPr>
-          <w:rPr>
-            <w:color w:val="0000EE"/>
-            <w:u w:val="single"/>
-          </w:rPr>
-          <w:t>Jonas 2.1–10</w:t>
-        </w:r>
-      </w:hyperlink>
-      <w:r>
-        <w:rPr>
-          <w:lang w:val="pt_PT" w:bidi="pt_PT"/>
-        </w:rPr>
-        <w:t xml:space="preserve">; </w:t>
-      </w:r>
-      <w:hyperlink r:id="rId128">
-        <w:r>
-          <w:rPr>
-            <w:lang w:val="pt_PT" w:bidi="pt_PT"/>
-          </w:rPr>
-          <w:rPr>
-            <w:color w:val="0000EE"/>
-            <w:u w:val="single"/>
-          </w:rPr>
-          <w:t>Atos 4.24–31</w:t>
-        </w:r>
-      </w:hyperlink>
-      <w:r>
-        <w:rPr>
-          <w:lang w:val="pt_PT" w:bidi="pt_PT"/>
-        </w:rPr>
-        <w:t xml:space="preserve">; </w:t>
-      </w:r>
-      <w:hyperlink r:id="rId110">
-        <w:r>
-          <w:rPr>
-            <w:lang w:val="pt_PT" w:bidi="pt_PT"/>
-          </w:rPr>
-          <w:rPr>
-            <w:color w:val="0000EE"/>
-            <w:u w:val="single"/>
-          </w:rPr>
-          <w:t>Tiago 5.16–18</w:t>
-        </w:r>
-      </w:hyperlink>
+      <w:r>
+        <w:rPr>
+          <w:lang w:val="pt_PT" w:bidi="pt_PT"/>
+        </w:rPr>
+        <w:t>13–14</w:t>
+      </w:r>
+      <w:r>
+        <w:rPr>
+          <w:lang w:val="pt_PT" w:bidi="pt_PT"/>
+        </w:rPr>
+        <w:t xml:space="preserve">; </w:t>
+      </w:r>
+      <w:r>
+        <w:rPr>
+          <w:lang w:val="pt_PT" w:bidi="pt_PT"/>
+        </w:rPr>
+        <w:t>116.1</w:t>
+      </w:r>
+      <w:r>
+        <w:rPr>
+          <w:lang w:val="pt_PT" w:bidi="pt_PT"/>
+        </w:rPr>
+        <w:t xml:space="preserve">; </w:t>
+      </w:r>
+      <w:r>
+        <w:rPr>
+          <w:lang w:val="pt_PT" w:bidi="pt_PT"/>
+        </w:rPr>
+        <w:t>118.5</w:t>
+      </w:r>
+      <w:r>
+        <w:rPr>
+          <w:lang w:val="pt_PT" w:bidi="pt_PT"/>
+        </w:rPr>
+        <w:t xml:space="preserve">; </w:t>
+      </w:r>
+      <w:r>
+        <w:rPr>
+          <w:lang w:val="pt_PT" w:bidi="pt_PT"/>
+        </w:rPr>
+        <w:t>Daniel 9.4–19</w:t>
+      </w:r>
+      <w:r>
+        <w:rPr>
+          <w:lang w:val="pt_PT" w:bidi="pt_PT"/>
+        </w:rPr>
+        <w:t xml:space="preserve">; </w:t>
+      </w:r>
+      <w:r>
+        <w:rPr>
+          <w:lang w:val="pt_PT" w:bidi="pt_PT"/>
+        </w:rPr>
+        <w:t>Jonas 2.1–10</w:t>
+      </w:r>
+      <w:r>
+        <w:rPr>
+          <w:lang w:val="pt_PT" w:bidi="pt_PT"/>
+        </w:rPr>
+        <w:t xml:space="preserve">; </w:t>
+      </w:r>
+      <w:r>
+        <w:rPr>
+          <w:lang w:val="pt_PT" w:bidi="pt_PT"/>
+        </w:rPr>
+        <w:t>Atos 4.24–31</w:t>
+      </w:r>
+      <w:r>
+        <w:rPr>
+          <w:lang w:val="pt_PT" w:bidi="pt_PT"/>
+        </w:rPr>
+        <w:t xml:space="preserve">; </w:t>
+      </w:r>
+      <w:r>
+        <w:rPr>
+          <w:lang w:val="pt_PT" w:bidi="pt_PT"/>
+        </w:rPr>
+        <w:t>Tiago 5.16–18</w:t>
+      </w:r>
       <w:r>
         <w:rPr>
           <w:lang w:val="pt_PT" w:bidi="pt_PT"/>
@@ -3383,30 +2555,18 @@
         </w:rPr>
         <w:t>Durante uma guerra, o Rei Josafá de Judá declarou um jejum e orou a Deus com um lamento (</w:t>
       </w:r>
-      <w:hyperlink r:id="rId129">
-        <w:r>
-          <w:rPr>
-            <w:lang w:val="pt_PT" w:bidi="pt_PT"/>
-          </w:rPr>
-          <w:rPr>
-            <w:color w:val="0000EE"/>
-            <w:u w:val="single"/>
-          </w:rPr>
-          <w:t>2 Crônicas 20.3,</w:t>
-        </w:r>
-      </w:hyperlink>
-      <w:hyperlink r:id="rId130">
-        <w:r>
-          <w:rPr>
-            <w:lang w:val="pt_PT" w:bidi="pt_PT"/>
-          </w:rPr>
-          <w:rPr>
-            <w:color w:val="0000EE"/>
-            <w:u w:val="single"/>
-          </w:rPr>
-          <w:t>5–12</w:t>
-        </w:r>
-      </w:hyperlink>
+      <w:r>
+        <w:rPr>
+          <w:lang w:val="pt_PT" w:bidi="pt_PT"/>
+        </w:rPr>
+        <w:t>2 Crônicas 20.3,</w:t>
+      </w:r>
+      <w:r>
+        <w:rPr>
+          <w:lang w:val="pt_PT" w:bidi="pt_PT"/>
+        </w:rPr>
+        <w:t>5–12</w:t>
+      </w:r>
       <w:r>
         <w:rPr>
           <w:lang w:val="pt_PT" w:bidi="pt_PT"/>
@@ -3427,54 +2587,36 @@
         </w:rPr>
         <w:t>Josafá e o povo demonstraram sua humildade ao se curvarem com o rosto em terra (</w:t>
       </w:r>
-      <w:hyperlink r:id="rId131">
-        <w:r>
-          <w:rPr>
-            <w:lang w:val="pt_PT" w:bidi="pt_PT"/>
-          </w:rPr>
-          <w:rPr>
-            <w:color w:val="0000EE"/>
-            <w:u w:val="single"/>
-          </w:rPr>
-          <w:t>2 Crônicas 20.18</w:t>
-        </w:r>
-      </w:hyperlink>
+      <w:r>
+        <w:rPr>
+          <w:lang w:val="pt_PT" w:bidi="pt_PT"/>
+        </w:rPr>
+        <w:t>2 Crônicas 20.18</w:t>
+      </w:r>
       <w:r>
         <w:rPr>
           <w:lang w:val="pt_PT" w:bidi="pt_PT"/>
         </w:rPr>
         <w:t>). É surpreendente ver um exército liderado por um coro louvando a Deus enquanto marcham para a batalha (</w:t>
       </w:r>
-      <w:hyperlink r:id="rId132">
-        <w:r>
-          <w:rPr>
-            <w:lang w:val="pt_PT" w:bidi="pt_PT"/>
-          </w:rPr>
-          <w:rPr>
-            <w:color w:val="0000EE"/>
-            <w:u w:val="single"/>
-          </w:rPr>
-          <w:t>20.21</w:t>
-        </w:r>
-      </w:hyperlink>
+      <w:r>
+        <w:rPr>
+          <w:lang w:val="pt_PT" w:bidi="pt_PT"/>
+        </w:rPr>
+        <w:t>20.21</w:t>
+      </w:r>
       <w:r>
         <w:rPr>
           <w:lang w:val="pt_PT" w:bidi="pt_PT"/>
         </w:rPr>
         <w:t>). Normalmente, os campos de batalha não são locais de adoração e louvor. No entanto, a adoração ajuda as pessoas a compreenderem a vontade de Deus e o convida a salvar seu povo. Deus recompensa a confiança nele. No caso de Josafá, Deus derrotou uma grande aliança inimiga sem que Israel precisasse lutar (</w:t>
       </w:r>
-      <w:hyperlink r:id="rId133">
-        <w:r>
-          <w:rPr>
-            <w:lang w:val="pt_PT" w:bidi="pt_PT"/>
-          </w:rPr>
-          <w:rPr>
-            <w:color w:val="0000EE"/>
-            <w:u w:val="single"/>
-          </w:rPr>
-          <w:t>20.22–24</w:t>
-        </w:r>
-      </w:hyperlink>
+      <w:r>
+        <w:rPr>
+          <w:lang w:val="pt_PT" w:bidi="pt_PT"/>
+        </w:rPr>
+        <w:t>20.22–24</w:t>
+      </w:r>
       <w:r>
         <w:rPr>
           <w:lang w:val="pt_PT" w:bidi="pt_PT"/>
@@ -3495,72 +2637,48 @@
         </w:rPr>
         <w:t xml:space="preserve">O Novo Testamento apresenta Jesus como aquele que vence todas as forças que se opõem ao reino de Deus (veja </w:t>
       </w:r>
-      <w:hyperlink r:id="rId134">
-        <w:r>
-          <w:rPr>
-            <w:lang w:val="pt_PT" w:bidi="pt_PT"/>
-          </w:rPr>
-          <w:rPr>
-            <w:color w:val="0000EE"/>
-            <w:u w:val="single"/>
-          </w:rPr>
-          <w:t>Efésios 1.19–21</w:t>
-        </w:r>
-      </w:hyperlink>
+      <w:r>
+        <w:rPr>
+          <w:lang w:val="pt_PT" w:bidi="pt_PT"/>
+        </w:rPr>
+        <w:t>Efésios 1.19–21</w:t>
+      </w:r>
       <w:r>
         <w:rPr>
           <w:lang w:val="pt_PT" w:bidi="pt_PT"/>
         </w:rPr>
         <w:t>). No final, Jesus derrotará todos os inimigos (</w:t>
       </w:r>
-      <w:hyperlink r:id="rId135">
-        <w:r>
-          <w:rPr>
-            <w:lang w:val="pt_PT" w:bidi="pt_PT"/>
-          </w:rPr>
-          <w:rPr>
-            <w:color w:val="0000EE"/>
-            <w:u w:val="single"/>
-          </w:rPr>
-          <w:t>1 Coríntios 15.24–28</w:t>
-        </w:r>
-      </w:hyperlink>
-      <w:r>
-        <w:rPr>
-          <w:lang w:val="pt_PT" w:bidi="pt_PT"/>
-        </w:rPr>
-        <w:t xml:space="preserve">; </w:t>
-      </w:r>
-      <w:hyperlink r:id="rId136">
-        <w:r>
-          <w:rPr>
-            <w:lang w:val="pt_PT" w:bidi="pt_PT"/>
-          </w:rPr>
-          <w:rPr>
-            <w:color w:val="0000EE"/>
-            <w:u w:val="single"/>
-          </w:rPr>
-          <w:t>Apocalipse 19.11–20.15</w:t>
-        </w:r>
-      </w:hyperlink>
+      <w:r>
+        <w:rPr>
+          <w:lang w:val="pt_PT" w:bidi="pt_PT"/>
+        </w:rPr>
+        <w:t>1 Coríntios 15.24–28</w:t>
+      </w:r>
+      <w:r>
+        <w:rPr>
+          <w:lang w:val="pt_PT" w:bidi="pt_PT"/>
+        </w:rPr>
+        <w:t xml:space="preserve">; </w:t>
+      </w:r>
+      <w:r>
+        <w:rPr>
+          <w:lang w:val="pt_PT" w:bidi="pt_PT"/>
+        </w:rPr>
+        <w:t>Apocalipse 19.11–20.15</w:t>
+      </w:r>
       <w:r>
         <w:rPr>
           <w:lang w:val="pt_PT" w:bidi="pt_PT"/>
         </w:rPr>
         <w:t>). Por meio dessa vitória, o governo e a adoração de Deus serão plenamente estabelecidos: “Aleluia! Pois o Senhor, nosso Deus, o Todo-Poderoso, é Rei!” (</w:t>
       </w:r>
-      <w:hyperlink r:id="rId137">
-        <w:r>
-          <w:rPr>
-            <w:lang w:val="pt_PT" w:bidi="pt_PT"/>
-          </w:rPr>
-          <w:rPr>
-            <w:color w:val="0000EE"/>
-            <w:u w:val="single"/>
-          </w:rPr>
-          <w:t>Apocalipse 19.6</w:t>
-        </w:r>
-      </w:hyperlink>
+      <w:r>
+        <w:rPr>
+          <w:lang w:val="pt_PT" w:bidi="pt_PT"/>
+        </w:rPr>
+        <w:t>Apocalipse 19.6</w:t>
+      </w:r>
       <w:r>
         <w:rPr>
           <w:lang w:val="pt_PT" w:bidi="pt_PT"/>
@@ -3590,252 +2708,168 @@
           <w:lang w:val="pt_PT" w:bidi="pt_PT"/>
         </w:rPr>
       </w:r>
-      <w:hyperlink r:id="rId138">
-        <w:r>
-          <w:rPr>
-            <w:lang w:val="pt_PT" w:bidi="pt_PT"/>
-          </w:rPr>
-          <w:rPr>
-            <w:color w:val="0000EE"/>
-            <w:u w:val="single"/>
-          </w:rPr>
-          <w:t>Josué 6.1–20</w:t>
-        </w:r>
-      </w:hyperlink>
-      <w:r>
-        <w:rPr>
-          <w:lang w:val="pt_PT" w:bidi="pt_PT"/>
-        </w:rPr>
-        <w:t xml:space="preserve">; </w:t>
-      </w:r>
-      <w:hyperlink r:id="rId139">
-        <w:r>
-          <w:rPr>
-            <w:lang w:val="pt_PT" w:bidi="pt_PT"/>
-          </w:rPr>
-          <w:rPr>
-            <w:color w:val="0000EE"/>
-            <w:u w:val="single"/>
-          </w:rPr>
-          <w:t>10.7–15</w:t>
-        </w:r>
-      </w:hyperlink>
-      <w:r>
-        <w:rPr>
-          <w:lang w:val="pt_PT" w:bidi="pt_PT"/>
-        </w:rPr>
-        <w:t xml:space="preserve">; </w:t>
-      </w:r>
-      <w:hyperlink r:id="rId140">
-        <w:r>
-          <w:rPr>
-            <w:lang w:val="pt_PT" w:bidi="pt_PT"/>
-          </w:rPr>
-          <w:rPr>
-            <w:color w:val="0000EE"/>
-            <w:u w:val="single"/>
-          </w:rPr>
-          <w:t>Juízes 7.7–22</w:t>
-        </w:r>
-      </w:hyperlink>
-      <w:r>
-        <w:rPr>
-          <w:lang w:val="pt_PT" w:bidi="pt_PT"/>
-        </w:rPr>
-        <w:t xml:space="preserve">; </w:t>
-      </w:r>
-      <w:hyperlink r:id="rId141">
-        <w:r>
-          <w:rPr>
-            <w:lang w:val="pt_PT" w:bidi="pt_PT"/>
-          </w:rPr>
-          <w:rPr>
-            <w:color w:val="0000EE"/>
-            <w:u w:val="single"/>
-          </w:rPr>
-          <w:t>2Rs 19.14–37</w:t>
-        </w:r>
-      </w:hyperlink>
-      <w:r>
-        <w:rPr>
-          <w:lang w:val="pt_PT" w:bidi="pt_PT"/>
-        </w:rPr>
-        <w:t xml:space="preserve">; </w:t>
-      </w:r>
-      <w:hyperlink r:id="rId142">
-        <w:r>
-          <w:rPr>
-            <w:lang w:val="pt_PT" w:bidi="pt_PT"/>
-          </w:rPr>
-          <w:rPr>
-            <w:color w:val="0000EE"/>
-            <w:u w:val="single"/>
-          </w:rPr>
-          <w:t>2 Crônicas 6.34–35</w:t>
-        </w:r>
-      </w:hyperlink>
-      <w:r>
-        <w:rPr>
-          <w:lang w:val="pt_PT" w:bidi="pt_PT"/>
-        </w:rPr>
-        <w:t xml:space="preserve">; </w:t>
-      </w:r>
-      <w:hyperlink r:id="rId143">
-        <w:r>
-          <w:rPr>
-            <w:lang w:val="pt_PT" w:bidi="pt_PT"/>
-          </w:rPr>
-          <w:rPr>
-            <w:color w:val="0000EE"/>
-            <w:u w:val="single"/>
-          </w:rPr>
-          <w:t>20.5–7</w:t>
-        </w:r>
-      </w:hyperlink>
+      <w:r>
+        <w:rPr>
+          <w:lang w:val="pt_PT" w:bidi="pt_PT"/>
+        </w:rPr>
+        <w:t>Josué 6.1–20</w:t>
+      </w:r>
+      <w:r>
+        <w:rPr>
+          <w:lang w:val="pt_PT" w:bidi="pt_PT"/>
+        </w:rPr>
+        <w:t xml:space="preserve">; </w:t>
+      </w:r>
+      <w:r>
+        <w:rPr>
+          <w:lang w:val="pt_PT" w:bidi="pt_PT"/>
+        </w:rPr>
+        <w:t>10.7–15</w:t>
+      </w:r>
+      <w:r>
+        <w:rPr>
+          <w:lang w:val="pt_PT" w:bidi="pt_PT"/>
+        </w:rPr>
+        <w:t xml:space="preserve">; </w:t>
+      </w:r>
+      <w:r>
+        <w:rPr>
+          <w:lang w:val="pt_PT" w:bidi="pt_PT"/>
+        </w:rPr>
+        <w:t>Juízes 7.7–22</w:t>
+      </w:r>
+      <w:r>
+        <w:rPr>
+          <w:lang w:val="pt_PT" w:bidi="pt_PT"/>
+        </w:rPr>
+        <w:t xml:space="preserve">; </w:t>
+      </w:r>
+      <w:r>
+        <w:rPr>
+          <w:lang w:val="pt_PT" w:bidi="pt_PT"/>
+        </w:rPr>
+        <w:t>2Rs 19.14–37</w:t>
+      </w:r>
+      <w:r>
+        <w:rPr>
+          <w:lang w:val="pt_PT" w:bidi="pt_PT"/>
+        </w:rPr>
+        <w:t xml:space="preserve">; </w:t>
+      </w:r>
+      <w:r>
+        <w:rPr>
+          <w:lang w:val="pt_PT" w:bidi="pt_PT"/>
+        </w:rPr>
+        <w:t>2 Crônicas 6.34–35</w:t>
+      </w:r>
+      <w:r>
+        <w:rPr>
+          <w:lang w:val="pt_PT" w:bidi="pt_PT"/>
+        </w:rPr>
+        <w:t xml:space="preserve">; </w:t>
+      </w:r>
+      <w:r>
+        <w:rPr>
+          <w:lang w:val="pt_PT" w:bidi="pt_PT"/>
+        </w:rPr>
+        <w:t>20.5–7</w:t>
+      </w:r>
       <w:r>
         <w:rPr>
           <w:lang w:val="pt_PT" w:bidi="pt_PT"/>
         </w:rPr>
         <w:t xml:space="preserve">, </w:t>
       </w:r>
-      <w:hyperlink r:id="rId144">
-        <w:r>
-          <w:rPr>
-            <w:lang w:val="pt_PT" w:bidi="pt_PT"/>
-          </w:rPr>
-          <w:rPr>
-            <w:color w:val="0000EE"/>
-            <w:u w:val="single"/>
-          </w:rPr>
-          <w:t>20–24</w:t>
-        </w:r>
-      </w:hyperlink>
-      <w:r>
-        <w:rPr>
-          <w:lang w:val="pt_PT" w:bidi="pt_PT"/>
-        </w:rPr>
-        <w:t xml:space="preserve">; </w:t>
-      </w:r>
-      <w:hyperlink r:id="rId145">
-        <w:r>
-          <w:rPr>
-            <w:lang w:val="pt_PT" w:bidi="pt_PT"/>
-          </w:rPr>
-          <w:rPr>
-            <w:color w:val="0000EE"/>
-            <w:u w:val="single"/>
-          </w:rPr>
-          <w:t>Isaías 26.21–27.6</w:t>
-        </w:r>
-      </w:hyperlink>
-      <w:r>
-        <w:rPr>
-          <w:lang w:val="pt_PT" w:bidi="pt_PT"/>
-        </w:rPr>
-        <w:t xml:space="preserve">; </w:t>
-      </w:r>
-      <w:hyperlink r:id="rId146">
-        <w:r>
-          <w:rPr>
-            <w:lang w:val="pt_PT" w:bidi="pt_PT"/>
-          </w:rPr>
-          <w:rPr>
-            <w:color w:val="0000EE"/>
-            <w:u w:val="single"/>
-          </w:rPr>
-          <w:t>Jonas 3.4–10</w:t>
-        </w:r>
-      </w:hyperlink>
-      <w:r>
-        <w:rPr>
-          <w:lang w:val="pt_PT" w:bidi="pt_PT"/>
-        </w:rPr>
-        <w:t xml:space="preserve">; </w:t>
-      </w:r>
-      <w:hyperlink r:id="rId147">
-        <w:r>
-          <w:rPr>
-            <w:lang w:val="pt_PT" w:bidi="pt_PT"/>
-          </w:rPr>
-          <w:rPr>
-            <w:color w:val="0000EE"/>
-            <w:u w:val="single"/>
-          </w:rPr>
-          <w:t>Mateus 16.18</w:t>
-        </w:r>
-      </w:hyperlink>
-      <w:r>
-        <w:rPr>
-          <w:lang w:val="pt_PT" w:bidi="pt_PT"/>
-        </w:rPr>
-        <w:t xml:space="preserve">; </w:t>
-      </w:r>
-      <w:hyperlink r:id="rId148">
-        <w:r>
-          <w:rPr>
-            <w:lang w:val="pt_PT" w:bidi="pt_PT"/>
-          </w:rPr>
-          <w:rPr>
-            <w:color w:val="0000EE"/>
-            <w:u w:val="single"/>
-          </w:rPr>
-          <w:t>2 Coríntios 10.3–6</w:t>
-        </w:r>
-      </w:hyperlink>
-      <w:r>
-        <w:rPr>
-          <w:lang w:val="pt_PT" w:bidi="pt_PT"/>
-        </w:rPr>
-        <w:t xml:space="preserve">; </w:t>
-      </w:r>
-      <w:hyperlink r:id="rId149">
-        <w:r>
-          <w:rPr>
-            <w:lang w:val="pt_PT" w:bidi="pt_PT"/>
-          </w:rPr>
-          <w:rPr>
-            <w:color w:val="0000EE"/>
-            <w:u w:val="single"/>
-          </w:rPr>
-          <w:t>Efésios 1.19–23</w:t>
-        </w:r>
-      </w:hyperlink>
-      <w:r>
-        <w:rPr>
-          <w:lang w:val="pt_PT" w:bidi="pt_PT"/>
-        </w:rPr>
-        <w:t xml:space="preserve">; </w:t>
-      </w:r>
-      <w:hyperlink r:id="rId31">
-        <w:r>
-          <w:rPr>
-            <w:lang w:val="pt_PT" w:bidi="pt_PT"/>
-          </w:rPr>
-          <w:rPr>
-            <w:color w:val="0000EE"/>
-            <w:u w:val="single"/>
-          </w:rPr>
-          <w:t>6.10–20</w:t>
-        </w:r>
-      </w:hyperlink>
-      <w:r>
-        <w:rPr>
-          <w:lang w:val="pt_PT" w:bidi="pt_PT"/>
-        </w:rPr>
-        <w:t xml:space="preserve">; </w:t>
-      </w:r>
-      <w:hyperlink r:id="rId150">
-        <w:r>
-          <w:rPr>
-            <w:lang w:val="pt_PT" w:bidi="pt_PT"/>
-          </w:rPr>
-          <w:rPr>
-            <w:color w:val="0000EE"/>
-            <w:u w:val="single"/>
-          </w:rPr>
-          <w:t>Apocalipse 19.11–21</w:t>
-        </w:r>
-      </w:hyperlink>
+      <w:r>
+        <w:rPr>
+          <w:lang w:val="pt_PT" w:bidi="pt_PT"/>
+        </w:rPr>
+        <w:t>20–24</w:t>
+      </w:r>
+      <w:r>
+        <w:rPr>
+          <w:lang w:val="pt_PT" w:bidi="pt_PT"/>
+        </w:rPr>
+        <w:t xml:space="preserve">; </w:t>
+      </w:r>
+      <w:r>
+        <w:rPr>
+          <w:lang w:val="pt_PT" w:bidi="pt_PT"/>
+        </w:rPr>
+        <w:t>Isaías 26.21–27.6</w:t>
+      </w:r>
+      <w:r>
+        <w:rPr>
+          <w:lang w:val="pt_PT" w:bidi="pt_PT"/>
+        </w:rPr>
+        <w:t xml:space="preserve">; </w:t>
+      </w:r>
+      <w:r>
+        <w:rPr>
+          <w:lang w:val="pt_PT" w:bidi="pt_PT"/>
+        </w:rPr>
+        <w:t>Jonas 3.4–10</w:t>
+      </w:r>
+      <w:r>
+        <w:rPr>
+          <w:lang w:val="pt_PT" w:bidi="pt_PT"/>
+        </w:rPr>
+        <w:t xml:space="preserve">; </w:t>
+      </w:r>
+      <w:r>
+        <w:rPr>
+          <w:lang w:val="pt_PT" w:bidi="pt_PT"/>
+        </w:rPr>
+        <w:t>Mateus 16.18</w:t>
+      </w:r>
+      <w:r>
+        <w:rPr>
+          <w:lang w:val="pt_PT" w:bidi="pt_PT"/>
+        </w:rPr>
+        <w:t xml:space="preserve">; </w:t>
+      </w:r>
+      <w:r>
+        <w:rPr>
+          <w:lang w:val="pt_PT" w:bidi="pt_PT"/>
+        </w:rPr>
+        <w:t>2 Coríntios 10.3–6</w:t>
+      </w:r>
+      <w:r>
+        <w:rPr>
+          <w:lang w:val="pt_PT" w:bidi="pt_PT"/>
+        </w:rPr>
+        <w:t xml:space="preserve">; </w:t>
+      </w:r>
+      <w:r>
+        <w:rPr>
+          <w:lang w:val="pt_PT" w:bidi="pt_PT"/>
+        </w:rPr>
+        <w:t>Efésios 1.19–23</w:t>
+      </w:r>
+      <w:r>
+        <w:rPr>
+          <w:lang w:val="pt_PT" w:bidi="pt_PT"/>
+        </w:rPr>
+        <w:t xml:space="preserve">; </w:t>
+      </w:r>
+      <w:r>
+        <w:rPr>
+          <w:lang w:val="pt_PT" w:bidi="pt_PT"/>
+        </w:rPr>
+        <w:t>6.10–20</w:t>
+      </w:r>
+      <w:r>
+        <w:rPr>
+          <w:lang w:val="pt_PT" w:bidi="pt_PT"/>
+        </w:rPr>
+        <w:t xml:space="preserve">; </w:t>
+      </w:r>
+      <w:r>
+        <w:rPr>
+          <w:lang w:val="pt_PT" w:bidi="pt_PT"/>
+        </w:rPr>
+        <w:t>Apocalipse 19.11–21</w:t>
+      </w:r>
       <w:r>
         <w:rPr>
           <w:lang w:val="pt_PT" w:bidi="pt_PT"/>
@@ -3898,54 +2932,36 @@
         </w:rPr>
         <w:t xml:space="preserve">A Bíblia narra a história do censo do rei Davi em dois livros diferentes, e eles descrevem o ocorrido de maneiras distintas. </w:t>
       </w:r>
-      <w:hyperlink r:id="rId151">
-        <w:r>
-          <w:rPr>
-            <w:lang w:val="pt_PT" w:bidi="pt_PT"/>
-          </w:rPr>
-          <w:rPr>
-            <w:color w:val="0000EE"/>
-            <w:u w:val="single"/>
-          </w:rPr>
-          <w:t>2 Samuel 24.1</w:t>
-        </w:r>
-      </w:hyperlink>
+      <w:r>
+        <w:rPr>
+          <w:lang w:val="pt_PT" w:bidi="pt_PT"/>
+        </w:rPr>
+        <w:t>2 Samuel 24.1</w:t>
+      </w:r>
       <w:r>
         <w:rPr>
           <w:lang w:val="pt_PT" w:bidi="pt_PT"/>
         </w:rPr>
         <w:t xml:space="preserve"> diz que Deus "ficou muito irado com o povo de Israel e levou Davi a prejudicá-los" ao realizar um censo. Em contraste, </w:t>
       </w:r>
-      <w:hyperlink r:id="rId152">
-        <w:r>
-          <w:rPr>
-            <w:lang w:val="pt_PT" w:bidi="pt_PT"/>
-          </w:rPr>
-          <w:rPr>
-            <w:color w:val="0000EE"/>
-            <w:u w:val="single"/>
-          </w:rPr>
-          <w:t>1 Crônicas 21.1</w:t>
-        </w:r>
-      </w:hyperlink>
+      <w:r>
+        <w:rPr>
+          <w:lang w:val="pt_PT" w:bidi="pt_PT"/>
+        </w:rPr>
+        <w:t>1 Crônicas 21.1</w:t>
+      </w:r>
       <w:r>
         <w:rPr>
           <w:lang w:val="pt_PT" w:bidi="pt_PT"/>
         </w:rPr>
         <w:t xml:space="preserve"> afirma que "Satanás quis criar problemas para o povo de Israel e por isso levou Davi a fazer uma contagem do povo". </w:t>
       </w:r>
-      <w:hyperlink r:id="rId153">
-        <w:r>
-          <w:rPr>
-            <w:lang w:val="pt_PT" w:bidi="pt_PT"/>
-          </w:rPr>
-          <w:rPr>
-            <w:color w:val="0000EE"/>
-            <w:u w:val="single"/>
-          </w:rPr>
-          <w:t>2 Samuel 24.1–25</w:t>
-        </w:r>
-      </w:hyperlink>
+      <w:r>
+        <w:rPr>
+          <w:lang w:val="pt_PT" w:bidi="pt_PT"/>
+        </w:rPr>
+        <w:t>2 Samuel 24.1–25</w:t>
+      </w:r>
       <w:r>
         <w:rPr>
           <w:lang w:val="pt_PT" w:bidi="pt_PT"/>
@@ -3966,18 +2982,12 @@
         </w:rPr>
         <w:t xml:space="preserve">Isso é comum nas Escrituras. </w:t>
       </w:r>
-      <w:hyperlink r:id="rId154">
-        <w:r>
-          <w:rPr>
-            <w:lang w:val="pt_PT" w:bidi="pt_PT"/>
-          </w:rPr>
-          <w:rPr>
-            <w:color w:val="0000EE"/>
-            <w:u w:val="single"/>
-          </w:rPr>
-          <w:t>Mateus 4.1</w:t>
-        </w:r>
-      </w:hyperlink>
+      <w:r>
+        <w:rPr>
+          <w:lang w:val="pt_PT" w:bidi="pt_PT"/>
+        </w:rPr>
+        <w:t>Mateus 4.1</w:t>
+      </w:r>
       <w:r>
         <w:rPr>
           <w:lang w:val="pt_PT" w:bidi="pt_PT"/>
@@ -3998,18 +3008,12 @@
         </w:rPr>
         <w:t>Um exemplo notável é o sofrimento de Jó. Deus havia elogiado Jó por ser uma pessoa fiel. Então, ele deu permissão a Satanás para causar grande sofrimento a Jó (</w:t>
       </w:r>
-      <w:hyperlink r:id="rId155">
-        <w:r>
-          <w:rPr>
-            <w:lang w:val="pt_PT" w:bidi="pt_PT"/>
-          </w:rPr>
-          <w:rPr>
-            <w:color w:val="0000EE"/>
-            <w:u w:val="single"/>
-          </w:rPr>
-          <w:t>Jó 1.6–2.7</w:t>
-        </w:r>
-      </w:hyperlink>
+      <w:r>
+        <w:rPr>
+          <w:lang w:val="pt_PT" w:bidi="pt_PT"/>
+        </w:rPr>
+        <w:t>Jó 1.6–2.7</w:t>
+      </w:r>
       <w:r>
         <w:rPr>
           <w:lang w:val="pt_PT" w:bidi="pt_PT"/>
@@ -4030,18 +3034,12 @@
         </w:rPr>
         <w:t xml:space="preserve">Da mesma forma, </w:t>
       </w:r>
-      <w:hyperlink r:id="rId156">
-        <w:r>
-          <w:rPr>
-            <w:lang w:val="pt_PT" w:bidi="pt_PT"/>
-          </w:rPr>
-          <w:rPr>
-            <w:color w:val="0000EE"/>
-            <w:u w:val="single"/>
-          </w:rPr>
-          <w:t>2 Coríntios 12.7</w:t>
-        </w:r>
-      </w:hyperlink>
+      <w:r>
+        <w:rPr>
+          <w:lang w:val="pt_PT" w:bidi="pt_PT"/>
+        </w:rPr>
+        <w:t>2 Coríntios 12.7</w:t>
+      </w:r>
       <w:r>
         <w:rPr>
           <w:lang w:val="pt_PT" w:bidi="pt_PT"/>
@@ -4062,18 +3060,12 @@
         </w:rPr>
         <w:t>Satanás tenta de muitas maneiras diferentes ferir e desencorajar as pessoas que seguem a Deus. Mas Deus está no controle de tudo. Deus não cria o mal, mas às vezes usa as ações malignas de outros para realizar seus bons propósitos (</w:t>
       </w:r>
-      <w:hyperlink r:id="rId157">
-        <w:r>
-          <w:rPr>
-            <w:lang w:val="pt_PT" w:bidi="pt_PT"/>
-          </w:rPr>
-          <w:rPr>
-            <w:color w:val="0000EE"/>
-            <w:u w:val="single"/>
-          </w:rPr>
-          <w:t>Gênesis 50.20</w:t>
-        </w:r>
-      </w:hyperlink>
+      <w:r>
+        <w:rPr>
+          <w:lang w:val="pt_PT" w:bidi="pt_PT"/>
+        </w:rPr>
+        <w:t>Gênesis 50.20</w:t>
+      </w:r>
       <w:r>
         <w:rPr>
           <w:lang w:val="pt_PT" w:bidi="pt_PT"/>
@@ -4103,234 +3095,156 @@
           <w:lang w:val="pt_PT" w:bidi="pt_PT"/>
         </w:rPr>
       </w:r>
-      <w:hyperlink r:id="rId153">
-        <w:r>
-          <w:rPr>
-            <w:lang w:val="pt_PT" w:bidi="pt_PT"/>
-          </w:rPr>
-          <w:rPr>
-            <w:color w:val="0000EE"/>
-            <w:u w:val="single"/>
-          </w:rPr>
-          <w:t>2 Samuel 24.1–25</w:t>
-        </w:r>
-      </w:hyperlink>
-      <w:r>
-        <w:rPr>
-          <w:lang w:val="pt_PT" w:bidi="pt_PT"/>
-        </w:rPr>
-        <w:t xml:space="preserve">; </w:t>
-      </w:r>
-      <w:hyperlink r:id="rId158">
-        <w:r>
-          <w:rPr>
-            <w:lang w:val="pt_PT" w:bidi="pt_PT"/>
-          </w:rPr>
-          <w:rPr>
-            <w:color w:val="0000EE"/>
-            <w:u w:val="single"/>
-          </w:rPr>
-          <w:t>1 Crônicas 21.1–30</w:t>
-        </w:r>
-      </w:hyperlink>
-      <w:r>
-        <w:rPr>
-          <w:lang w:val="pt_PT" w:bidi="pt_PT"/>
-        </w:rPr>
-        <w:t xml:space="preserve">; </w:t>
-      </w:r>
-      <w:hyperlink r:id="rId159">
-        <w:r>
-          <w:rPr>
-            <w:lang w:val="pt_PT" w:bidi="pt_PT"/>
-          </w:rPr>
-          <w:rPr>
-            <w:color w:val="0000EE"/>
-            <w:u w:val="single"/>
-          </w:rPr>
-          <w:t>Jó 1.8–2.10</w:t>
-        </w:r>
-      </w:hyperlink>
-      <w:r>
-        <w:rPr>
-          <w:lang w:val="pt_PT" w:bidi="pt_PT"/>
-        </w:rPr>
-        <w:t xml:space="preserve">; </w:t>
-      </w:r>
-      <w:hyperlink r:id="rId160">
-        <w:r>
-          <w:rPr>
-            <w:lang w:val="pt_PT" w:bidi="pt_PT"/>
-          </w:rPr>
-          <w:rPr>
-            <w:color w:val="0000EE"/>
-            <w:u w:val="single"/>
-          </w:rPr>
-          <w:t>Mateus 4.1–11</w:t>
-        </w:r>
-      </w:hyperlink>
-      <w:r>
-        <w:rPr>
-          <w:lang w:val="pt_PT" w:bidi="pt_PT"/>
-        </w:rPr>
-        <w:t xml:space="preserve">; </w:t>
-      </w:r>
-      <w:hyperlink r:id="rId161">
-        <w:r>
-          <w:rPr>
-            <w:lang w:val="pt_PT" w:bidi="pt_PT"/>
-          </w:rPr>
-          <w:rPr>
-            <w:color w:val="0000EE"/>
-            <w:u w:val="single"/>
-          </w:rPr>
-          <w:t>12.22–37</w:t>
-        </w:r>
-      </w:hyperlink>
-      <w:r>
-        <w:rPr>
-          <w:lang w:val="pt_PT" w:bidi="pt_PT"/>
-        </w:rPr>
-        <w:t xml:space="preserve">; </w:t>
-      </w:r>
-      <w:hyperlink r:id="rId162">
-        <w:r>
-          <w:rPr>
-            <w:lang w:val="pt_PT" w:bidi="pt_PT"/>
-          </w:rPr>
-          <w:rPr>
-            <w:color w:val="0000EE"/>
-            <w:u w:val="single"/>
-          </w:rPr>
-          <w:t>Marcos 8.31–33</w:t>
-        </w:r>
-      </w:hyperlink>
-      <w:r>
-        <w:rPr>
-          <w:lang w:val="pt_PT" w:bidi="pt_PT"/>
-        </w:rPr>
-        <w:t xml:space="preserve">; </w:t>
-      </w:r>
-      <w:hyperlink r:id="rId163">
-        <w:r>
-          <w:rPr>
-            <w:lang w:val="pt_PT" w:bidi="pt_PT"/>
-          </w:rPr>
-          <w:rPr>
-            <w:color w:val="0000EE"/>
-            <w:u w:val="single"/>
-          </w:rPr>
-          <w:t>João 13.21–31</w:t>
-        </w:r>
-      </w:hyperlink>
-      <w:r>
-        <w:rPr>
-          <w:lang w:val="pt_PT" w:bidi="pt_PT"/>
-        </w:rPr>
-        <w:t xml:space="preserve">; </w:t>
-      </w:r>
-      <w:hyperlink r:id="rId164">
-        <w:r>
-          <w:rPr>
-            <w:lang w:val="pt_PT" w:bidi="pt_PT"/>
-          </w:rPr>
-          <w:rPr>
-            <w:color w:val="0000EE"/>
-            <w:u w:val="single"/>
-          </w:rPr>
-          <w:t>Romanos 8.28</w:t>
-        </w:r>
-      </w:hyperlink>
-      <w:r>
-        <w:rPr>
-          <w:lang w:val="pt_PT" w:bidi="pt_PT"/>
-        </w:rPr>
-        <w:t xml:space="preserve">; </w:t>
-      </w:r>
-      <w:hyperlink r:id="rId165">
-        <w:r>
-          <w:rPr>
-            <w:lang w:val="pt_PT" w:bidi="pt_PT"/>
-          </w:rPr>
-          <w:rPr>
-            <w:color w:val="0000EE"/>
-            <w:u w:val="single"/>
-          </w:rPr>
-          <w:t>1 Coríntios 5.1–5</w:t>
-        </w:r>
-      </w:hyperlink>
-      <w:r>
-        <w:rPr>
-          <w:lang w:val="pt_PT" w:bidi="pt_PT"/>
-        </w:rPr>
-        <w:t xml:space="preserve">; </w:t>
-      </w:r>
-      <w:hyperlink r:id="rId166">
-        <w:r>
-          <w:rPr>
-            <w:lang w:val="pt_PT" w:bidi="pt_PT"/>
-          </w:rPr>
-          <w:rPr>
-            <w:color w:val="0000EE"/>
-            <w:u w:val="single"/>
-          </w:rPr>
-          <w:t>2 Coríntios 12.6–10</w:t>
-        </w:r>
-      </w:hyperlink>
-      <w:r>
-        <w:rPr>
-          <w:lang w:val="pt_PT" w:bidi="pt_PT"/>
-        </w:rPr>
-        <w:t xml:space="preserve">; </w:t>
-      </w:r>
-      <w:hyperlink r:id="rId167">
-        <w:r>
-          <w:rPr>
-            <w:lang w:val="pt_PT" w:bidi="pt_PT"/>
-          </w:rPr>
-          <w:rPr>
-            <w:color w:val="0000EE"/>
-            <w:u w:val="single"/>
-          </w:rPr>
-          <w:t>Efésios 2.1–7</w:t>
-        </w:r>
-      </w:hyperlink>
-      <w:r>
-        <w:rPr>
-          <w:lang w:val="pt_PT" w:bidi="pt_PT"/>
-        </w:rPr>
-        <w:t xml:space="preserve">; </w:t>
-      </w:r>
-      <w:hyperlink r:id="rId168">
-        <w:r>
-          <w:rPr>
-            <w:lang w:val="pt_PT" w:bidi="pt_PT"/>
-          </w:rPr>
-          <w:rPr>
-            <w:color w:val="0000EE"/>
-            <w:u w:val="single"/>
-          </w:rPr>
-          <w:t>Apocalipse 20.1–3</w:t>
-        </w:r>
-      </w:hyperlink>
+      <w:r>
+        <w:rPr>
+          <w:lang w:val="pt_PT" w:bidi="pt_PT"/>
+        </w:rPr>
+        <w:t>2 Samuel 24.1–25</w:t>
+      </w:r>
+      <w:r>
+        <w:rPr>
+          <w:lang w:val="pt_PT" w:bidi="pt_PT"/>
+        </w:rPr>
+        <w:t xml:space="preserve">; </w:t>
+      </w:r>
+      <w:r>
+        <w:rPr>
+          <w:lang w:val="pt_PT" w:bidi="pt_PT"/>
+        </w:rPr>
+        <w:t>1 Crônicas 21.1–30</w:t>
+      </w:r>
+      <w:r>
+        <w:rPr>
+          <w:lang w:val="pt_PT" w:bidi="pt_PT"/>
+        </w:rPr>
+        <w:t xml:space="preserve">; </w:t>
+      </w:r>
+      <w:r>
+        <w:rPr>
+          <w:lang w:val="pt_PT" w:bidi="pt_PT"/>
+        </w:rPr>
+        <w:t>Jó 1.8–2.10</w:t>
+      </w:r>
+      <w:r>
+        <w:rPr>
+          <w:lang w:val="pt_PT" w:bidi="pt_PT"/>
+        </w:rPr>
+        <w:t xml:space="preserve">; </w:t>
+      </w:r>
+      <w:r>
+        <w:rPr>
+          <w:lang w:val="pt_PT" w:bidi="pt_PT"/>
+        </w:rPr>
+        <w:t>Mateus 4.1–11</w:t>
+      </w:r>
+      <w:r>
+        <w:rPr>
+          <w:lang w:val="pt_PT" w:bidi="pt_PT"/>
+        </w:rPr>
+        <w:t xml:space="preserve">; </w:t>
+      </w:r>
+      <w:r>
+        <w:rPr>
+          <w:lang w:val="pt_PT" w:bidi="pt_PT"/>
+        </w:rPr>
+        <w:t>12.22–37</w:t>
+      </w:r>
+      <w:r>
+        <w:rPr>
+          <w:lang w:val="pt_PT" w:bidi="pt_PT"/>
+        </w:rPr>
+        <w:t xml:space="preserve">; </w:t>
+      </w:r>
+      <w:r>
+        <w:rPr>
+          <w:lang w:val="pt_PT" w:bidi="pt_PT"/>
+        </w:rPr>
+        <w:t>Marcos 8.31–33</w:t>
+      </w:r>
+      <w:r>
+        <w:rPr>
+          <w:lang w:val="pt_PT" w:bidi="pt_PT"/>
+        </w:rPr>
+        <w:t xml:space="preserve">; </w:t>
+      </w:r>
+      <w:r>
+        <w:rPr>
+          <w:lang w:val="pt_PT" w:bidi="pt_PT"/>
+        </w:rPr>
+        <w:t>João 13.21–31</w:t>
+      </w:r>
+      <w:r>
+        <w:rPr>
+          <w:lang w:val="pt_PT" w:bidi="pt_PT"/>
+        </w:rPr>
+        <w:t xml:space="preserve">; </w:t>
+      </w:r>
+      <w:r>
+        <w:rPr>
+          <w:lang w:val="pt_PT" w:bidi="pt_PT"/>
+        </w:rPr>
+        <w:t>Romanos 8.28</w:t>
+      </w:r>
+      <w:r>
+        <w:rPr>
+          <w:lang w:val="pt_PT" w:bidi="pt_PT"/>
+        </w:rPr>
+        <w:t xml:space="preserve">; </w:t>
+      </w:r>
+      <w:r>
+        <w:rPr>
+          <w:lang w:val="pt_PT" w:bidi="pt_PT"/>
+        </w:rPr>
+        <w:t>1 Coríntios 5.1–5</w:t>
+      </w:r>
+      <w:r>
+        <w:rPr>
+          <w:lang w:val="pt_PT" w:bidi="pt_PT"/>
+        </w:rPr>
+        <w:t xml:space="preserve">; </w:t>
+      </w:r>
+      <w:r>
+        <w:rPr>
+          <w:lang w:val="pt_PT" w:bidi="pt_PT"/>
+        </w:rPr>
+        <w:t>2 Coríntios 12.6–10</w:t>
+      </w:r>
+      <w:r>
+        <w:rPr>
+          <w:lang w:val="pt_PT" w:bidi="pt_PT"/>
+        </w:rPr>
+        <w:t xml:space="preserve">; </w:t>
+      </w:r>
+      <w:r>
+        <w:rPr>
+          <w:lang w:val="pt_PT" w:bidi="pt_PT"/>
+        </w:rPr>
+        <w:t>Efésios 2.1–7</w:t>
+      </w:r>
+      <w:r>
+        <w:rPr>
+          <w:lang w:val="pt_PT" w:bidi="pt_PT"/>
+        </w:rPr>
+        <w:t xml:space="preserve">; </w:t>
+      </w:r>
+      <w:r>
+        <w:rPr>
+          <w:lang w:val="pt_PT" w:bidi="pt_PT"/>
+        </w:rPr>
+        <w:t>Apocalipse 20.1–3</w:t>
+      </w:r>
       <w:r>
         <w:rPr>
           <w:lang w:val="pt_PT" w:bidi="pt_PT"/>
         </w:rPr>
         <w:t>,</w:t>
       </w:r>
-      <w:hyperlink r:id="rId169">
-        <w:r>
-          <w:rPr>
-            <w:lang w:val="pt_PT" w:bidi="pt_PT"/>
-          </w:rPr>
-          <w:rPr>
-            <w:color w:val="0000EE"/>
-            <w:u w:val="single"/>
-          </w:rPr>
-          <w:t>7–10</w:t>
-        </w:r>
-      </w:hyperlink>
+      <w:r>
+        <w:rPr>
+          <w:lang w:val="pt_PT" w:bidi="pt_PT"/>
+        </w:rPr>
+        <w:t>7–10</w:t>
+      </w:r>
       <w:r>
         <w:rPr>
           <w:lang w:val="pt_PT" w:bidi="pt_PT"/>
@@ -4379,36 +3293,24 @@
         </w:rPr>
         <w:t>Quando Deus chamou o profeta Jeremias como seu mensageiro, ele prometeu protegê-lo. Essa proteção era espiritual, pois o Senhor deu a Jeremias força interior "como uma cidade cercada de muralhas" (</w:t>
       </w:r>
-      <w:hyperlink r:id="rId170">
-        <w:r>
-          <w:rPr>
-            <w:lang w:val="pt_PT" w:bidi="pt_PT"/>
-          </w:rPr>
-          <w:rPr>
-            <w:color w:val="0000EE"/>
-            <w:u w:val="single"/>
-          </w:rPr>
-          <w:t>Jeremias 1.18</w:t>
-        </w:r>
-      </w:hyperlink>
+      <w:r>
+        <w:rPr>
+          <w:lang w:val="pt_PT" w:bidi="pt_PT"/>
+        </w:rPr>
+        <w:t>Jeremias 1.18</w:t>
+      </w:r>
       <w:r>
         <w:rPr>
           <w:lang w:val="pt_PT" w:bidi="pt_PT"/>
         </w:rPr>
         <w:t>). A proteção de Deus também era física: “Eles não o derrotarão, pois eu estarei ao seu lado para protegê-lo” (</w:t>
       </w:r>
-      <w:hyperlink r:id="rId171">
-        <w:r>
-          <w:rPr>
-            <w:lang w:val="pt_PT" w:bidi="pt_PT"/>
-          </w:rPr>
-          <w:rPr>
-            <w:color w:val="0000EE"/>
-            <w:u w:val="single"/>
-          </w:rPr>
-          <w:t>1.19</w:t>
-        </w:r>
-      </w:hyperlink>
+      <w:r>
+        <w:rPr>
+          <w:lang w:val="pt_PT" w:bidi="pt_PT"/>
+        </w:rPr>
+        <w:t>1.19</w:t>
+      </w:r>
       <w:r>
         <w:rPr>
           <w:lang w:val="pt_PT" w:bidi="pt_PT"/>
@@ -4429,18 +3331,12 @@
         </w:rPr>
         <w:t xml:space="preserve">Durante o reinado do rei Josias (de 640 a 609 a.C.), Jeremias estava seguro e não enfrentou ameaças sérias à sua vida. As coisas mudaram quando Jeoaquim se tornou rei (de 609 a 598 a.C.). O rei e seus oficiais rapidamente se tornaram hostis, colocando a vida de Jeremias em risco. Mas o Senhor prometeu protegê-lo (veja </w:t>
       </w:r>
-      <w:hyperlink r:id="rId172">
-        <w:r>
-          <w:rPr>
-            <w:lang w:val="pt_PT" w:bidi="pt_PT"/>
-          </w:rPr>
-          <w:rPr>
-            <w:color w:val="0000EE"/>
-            <w:u w:val="single"/>
-          </w:rPr>
-          <w:t>Jeremias 11.18–23</w:t>
-        </w:r>
-      </w:hyperlink>
+      <w:r>
+        <w:rPr>
+          <w:lang w:val="pt_PT" w:bidi="pt_PT"/>
+        </w:rPr>
+        <w:t>Jeremias 11.18–23</w:t>
+      </w:r>
       <w:r>
         <w:rPr>
           <w:lang w:val="pt_PT" w:bidi="pt_PT"/>
@@ -4461,54 +3357,36 @@
         </w:rPr>
         <w:t>Essa promessa parecia quebrada quando Pasur prendeu, açoitou e colocou Jeremias no tronco (</w:t>
       </w:r>
-      <w:hyperlink r:id="rId173">
-        <w:r>
-          <w:rPr>
-            <w:lang w:val="pt_PT" w:bidi="pt_PT"/>
-          </w:rPr>
-          <w:rPr>
-            <w:color w:val="0000EE"/>
-            <w:u w:val="single"/>
-          </w:rPr>
-          <w:t>Jeremias 20.1–2</w:t>
-        </w:r>
-      </w:hyperlink>
+      <w:r>
+        <w:rPr>
+          <w:lang w:val="pt_PT" w:bidi="pt_PT"/>
+        </w:rPr>
+        <w:t>Jeremias 20.1–2</w:t>
+      </w:r>
       <w:r>
         <w:rPr>
           <w:lang w:val="pt_PT" w:bidi="pt_PT"/>
         </w:rPr>
         <w:t>). Jeremias questionou o Senhor por tê-lo enganado, mas logo ele recuperou sua confiança (</w:t>
       </w:r>
-      <w:hyperlink r:id="rId174">
-        <w:r>
-          <w:rPr>
-            <w:lang w:val="pt_PT" w:bidi="pt_PT"/>
-          </w:rPr>
-          <w:rPr>
-            <w:color w:val="0000EE"/>
-            <w:u w:val="single"/>
-          </w:rPr>
-          <w:t>20.7–13</w:t>
-        </w:r>
-      </w:hyperlink>
+      <w:r>
+        <w:rPr>
+          <w:lang w:val="pt_PT" w:bidi="pt_PT"/>
+        </w:rPr>
+        <w:t>20.7–13</w:t>
+      </w:r>
       <w:r>
         <w:rPr>
           <w:lang w:val="pt_PT" w:bidi="pt_PT"/>
         </w:rPr>
         <w:t xml:space="preserve">). No início do governo de Jeoaquim, ele prendeu Jeremias e o colocou em julgamento (cap. </w:t>
       </w:r>
-      <w:hyperlink r:id="rId175">
-        <w:r>
-          <w:rPr>
-            <w:lang w:val="pt_PT" w:bidi="pt_PT"/>
-          </w:rPr>
-          <w:rPr>
-            <w:color w:val="0000EE"/>
-            <w:u w:val="single"/>
-          </w:rPr>
-          <w:t>26</w:t>
-        </w:r>
-      </w:hyperlink>
+      <w:r>
+        <w:rPr>
+          <w:lang w:val="pt_PT" w:bidi="pt_PT"/>
+        </w:rPr>
+        <w:t>26</w:t>
+      </w:r>
       <w:r>
         <w:rPr>
           <w:lang w:val="pt_PT" w:bidi="pt_PT"/>
@@ -4529,54 +3407,36 @@
         </w:rPr>
         <w:t>Alguns anciãos que serviram sob o rei Josias o protegeram. Eles lembraram aos outros da resposta do rei Ezequias ao perigo um século antes. Aicã salvou a vida de Jeremias (</w:t>
       </w:r>
-      <w:hyperlink r:id="rId176">
-        <w:r>
-          <w:rPr>
-            <w:lang w:val="pt_PT" w:bidi="pt_PT"/>
-          </w:rPr>
-          <w:rPr>
-            <w:color w:val="0000EE"/>
-            <w:u w:val="single"/>
-          </w:rPr>
-          <w:t>Jeremias 26.24</w:t>
-        </w:r>
-      </w:hyperlink>
+      <w:r>
+        <w:rPr>
+          <w:lang w:val="pt_PT" w:bidi="pt_PT"/>
+        </w:rPr>
+        <w:t>Jeremias 26.24</w:t>
+      </w:r>
       <w:r>
         <w:rPr>
           <w:lang w:val="pt_PT" w:bidi="pt_PT"/>
         </w:rPr>
         <w:t>). Jeremias se escondeu quando os oficiais de Jeoaquim tentaram matá-lo. O Senhor o manteve escondido até depois da morte de Jeoaquim (</w:t>
       </w:r>
-      <w:hyperlink r:id="rId177">
-        <w:r>
-          <w:rPr>
-            <w:lang w:val="pt_PT" w:bidi="pt_PT"/>
-          </w:rPr>
-          <w:rPr>
-            <w:color w:val="0000EE"/>
-            <w:u w:val="single"/>
-          </w:rPr>
-          <w:t>36.19–20</w:t>
-        </w:r>
-      </w:hyperlink>
+      <w:r>
+        <w:rPr>
+          <w:lang w:val="pt_PT" w:bidi="pt_PT"/>
+        </w:rPr>
+        <w:t>36.19–20</w:t>
+      </w:r>
       <w:r>
         <w:rPr>
           <w:lang w:val="pt_PT" w:bidi="pt_PT"/>
         </w:rPr>
         <w:t>,</w:t>
       </w:r>
-      <w:hyperlink r:id="rId178">
-        <w:r>
-          <w:rPr>
-            <w:lang w:val="pt_PT" w:bidi="pt_PT"/>
-          </w:rPr>
-          <w:rPr>
-            <w:color w:val="0000EE"/>
-            <w:u w:val="single"/>
-          </w:rPr>
-          <w:t>26</w:t>
-        </w:r>
-      </w:hyperlink>
+      <w:r>
+        <w:rPr>
+          <w:lang w:val="pt_PT" w:bidi="pt_PT"/>
+        </w:rPr>
+        <w:t>26</w:t>
+      </w:r>
       <w:r>
         <w:rPr>
           <w:lang w:val="pt_PT" w:bidi="pt_PT"/>
@@ -4597,18 +3457,12 @@
         </w:rPr>
         <w:t>O novo rei, Zedequias, tratou Jeremias com mais gentileza. No entanto, Jeremias enfrentou perigo várias vezes durante o ataque a Jerusalém. Em um determinado momento, os oficiais do rei o jogaram em um poço lamacento (cisterna). Deus protegeu Jeremias inspirando um estrangeiro chamado Ebede-Meleque a salvá-lo. Zedequias então colocou Jeremias sob custódia protetora (</w:t>
       </w:r>
-      <w:hyperlink r:id="rId179">
-        <w:r>
-          <w:rPr>
-            <w:lang w:val="pt_PT" w:bidi="pt_PT"/>
-          </w:rPr>
-          <w:rPr>
-            <w:color w:val="0000EE"/>
-            <w:u w:val="single"/>
-          </w:rPr>
-          <w:t>Jeremias 38</w:t>
-        </w:r>
-      </w:hyperlink>
+      <w:r>
+        <w:rPr>
+          <w:lang w:val="pt_PT" w:bidi="pt_PT"/>
+        </w:rPr>
+        <w:t>Jeremias 38</w:t>
+      </w:r>
       <w:r>
         <w:rPr>
           <w:lang w:val="pt_PT" w:bidi="pt_PT"/>
@@ -4629,54 +3483,36 @@
         </w:rPr>
         <w:t>Jeremias sobreviveu quando os babilônios capturaram Jerusalém, embora quase tenha sido levado cativo para a Babilônia. Deus influenciou o general babilônico a libertar Jeremias, oferecendo-lhe uma escolha: ele poderia ir para a Babilônia como um homem livre ou ficar com Gedalias, o novo governador de Judá (</w:t>
       </w:r>
-      <w:hyperlink r:id="rId180">
-        <w:r>
-          <w:rPr>
-            <w:lang w:val="pt_PT" w:bidi="pt_PT"/>
-          </w:rPr>
-          <w:rPr>
-            <w:color w:val="0000EE"/>
-            <w:u w:val="single"/>
-          </w:rPr>
-          <w:t>Jeremias 39.11–14</w:t>
-        </w:r>
-      </w:hyperlink>
-      <w:r>
-        <w:rPr>
-          <w:lang w:val="pt_PT" w:bidi="pt_PT"/>
-        </w:rPr>
-        <w:t xml:space="preserve">; </w:t>
-      </w:r>
-      <w:hyperlink r:id="rId181">
-        <w:r>
-          <w:rPr>
-            <w:lang w:val="pt_PT" w:bidi="pt_PT"/>
-          </w:rPr>
-          <w:rPr>
-            <w:color w:val="0000EE"/>
-            <w:u w:val="single"/>
-          </w:rPr>
-          <w:t>40.1–6</w:t>
-        </w:r>
-      </w:hyperlink>
+      <w:r>
+        <w:rPr>
+          <w:lang w:val="pt_PT" w:bidi="pt_PT"/>
+        </w:rPr>
+        <w:t>Jeremias 39.11–14</w:t>
+      </w:r>
+      <w:r>
+        <w:rPr>
+          <w:lang w:val="pt_PT" w:bidi="pt_PT"/>
+        </w:rPr>
+        <w:t xml:space="preserve">; </w:t>
+      </w:r>
+      <w:r>
+        <w:rPr>
+          <w:lang w:val="pt_PT" w:bidi="pt_PT"/>
+        </w:rPr>
+        <w:t>40.1–6</w:t>
+      </w:r>
       <w:r>
         <w:rPr>
           <w:lang w:val="pt_PT" w:bidi="pt_PT"/>
         </w:rPr>
         <w:t>). Deus também protegeu Jeremias de Joanã e seu grupo, que forçaram Jeremias e Baruque a irem para o Egito (</w:t>
       </w:r>
-      <w:hyperlink r:id="rId182">
-        <w:r>
-          <w:rPr>
-            <w:lang w:val="pt_PT" w:bidi="pt_PT"/>
-          </w:rPr>
-          <w:rPr>
-            <w:color w:val="0000EE"/>
-            <w:u w:val="single"/>
-          </w:rPr>
-          <w:t>43.1–7</w:t>
-        </w:r>
-      </w:hyperlink>
+      <w:r>
+        <w:rPr>
+          <w:lang w:val="pt_PT" w:bidi="pt_PT"/>
+        </w:rPr>
+        <w:t>43.1–7</w:t>
+      </w:r>
       <w:r>
         <w:rPr>
           <w:lang w:val="pt_PT" w:bidi="pt_PT"/>
@@ -4697,162 +3533,108 @@
         </w:rPr>
         <w:t xml:space="preserve">Deus cumpriu suas promessas a Jeremias. Ele continua a cumprir suas promessas a todo o seu povo. Ele nem sempre promete proteger fisicamente aqueles que o servem (veja </w:t>
       </w:r>
-      <w:hyperlink r:id="rId183">
-        <w:r>
-          <w:rPr>
-            <w:lang w:val="pt_PT" w:bidi="pt_PT"/>
-          </w:rPr>
-          <w:rPr>
-            <w:color w:val="0000EE"/>
-            <w:u w:val="single"/>
-          </w:rPr>
-          <w:t>2 Coríntios 6.4–5</w:t>
-        </w:r>
-      </w:hyperlink>
-      <w:r>
-        <w:rPr>
-          <w:lang w:val="pt_PT" w:bidi="pt_PT"/>
-        </w:rPr>
-        <w:t xml:space="preserve">; </w:t>
-      </w:r>
-      <w:hyperlink r:id="rId184">
-        <w:r>
-          <w:rPr>
-            <w:lang w:val="pt_PT" w:bidi="pt_PT"/>
-          </w:rPr>
-          <w:rPr>
-            <w:color w:val="0000EE"/>
-            <w:u w:val="single"/>
-          </w:rPr>
-          <w:t>2 Timóteo 2.10–13</w:t>
-        </w:r>
-      </w:hyperlink>
-      <w:r>
-        <w:rPr>
-          <w:lang w:val="pt_PT" w:bidi="pt_PT"/>
-        </w:rPr>
-        <w:t xml:space="preserve">; </w:t>
-      </w:r>
-      <w:hyperlink r:id="rId185">
-        <w:r>
-          <w:rPr>
-            <w:lang w:val="pt_PT" w:bidi="pt_PT"/>
-          </w:rPr>
-          <w:rPr>
-            <w:color w:val="0000EE"/>
-            <w:u w:val="single"/>
-          </w:rPr>
-          <w:t>3.11–13</w:t>
-        </w:r>
-      </w:hyperlink>
-      <w:r>
-        <w:rPr>
-          <w:lang w:val="pt_PT" w:bidi="pt_PT"/>
-        </w:rPr>
-        <w:t xml:space="preserve">; </w:t>
-      </w:r>
-      <w:hyperlink r:id="rId186">
-        <w:r>
-          <w:rPr>
-            <w:lang w:val="pt_PT" w:bidi="pt_PT"/>
-          </w:rPr>
-          <w:rPr>
-            <w:color w:val="0000EE"/>
-            <w:u w:val="single"/>
-          </w:rPr>
-          <w:t>1 Pedro 2.21–23</w:t>
-        </w:r>
-      </w:hyperlink>
-      <w:r>
-        <w:rPr>
-          <w:lang w:val="pt_PT" w:bidi="pt_PT"/>
-        </w:rPr>
-        <w:t xml:space="preserve">; </w:t>
-      </w:r>
-      <w:hyperlink r:id="rId187">
-        <w:r>
-          <w:rPr>
-            <w:lang w:val="pt_PT" w:bidi="pt_PT"/>
-          </w:rPr>
-          <w:rPr>
-            <w:color w:val="0000EE"/>
-            <w:u w:val="single"/>
-          </w:rPr>
-          <w:t>3.14–17</w:t>
-        </w:r>
-      </w:hyperlink>
-      <w:r>
-        <w:rPr>
-          <w:lang w:val="pt_PT" w:bidi="pt_PT"/>
-        </w:rPr>
-        <w:t xml:space="preserve">; </w:t>
-      </w:r>
-      <w:hyperlink r:id="rId188">
-        <w:r>
-          <w:rPr>
-            <w:lang w:val="pt_PT" w:bidi="pt_PT"/>
-          </w:rPr>
-          <w:rPr>
-            <w:color w:val="0000EE"/>
-            <w:u w:val="single"/>
-          </w:rPr>
-          <w:t>Apocalipse 14.12</w:t>
-        </w:r>
-      </w:hyperlink>
+      <w:r>
+        <w:rPr>
+          <w:lang w:val="pt_PT" w:bidi="pt_PT"/>
+        </w:rPr>
+        <w:t>2 Coríntios 6.4–5</w:t>
+      </w:r>
+      <w:r>
+        <w:rPr>
+          <w:lang w:val="pt_PT" w:bidi="pt_PT"/>
+        </w:rPr>
+        <w:t xml:space="preserve">; </w:t>
+      </w:r>
+      <w:r>
+        <w:rPr>
+          <w:lang w:val="pt_PT" w:bidi="pt_PT"/>
+        </w:rPr>
+        <w:t>2 Timóteo 2.10–13</w:t>
+      </w:r>
+      <w:r>
+        <w:rPr>
+          <w:lang w:val="pt_PT" w:bidi="pt_PT"/>
+        </w:rPr>
+        <w:t xml:space="preserve">; </w:t>
+      </w:r>
+      <w:r>
+        <w:rPr>
+          <w:lang w:val="pt_PT" w:bidi="pt_PT"/>
+        </w:rPr>
+        <w:t>3.11–13</w:t>
+      </w:r>
+      <w:r>
+        <w:rPr>
+          <w:lang w:val="pt_PT" w:bidi="pt_PT"/>
+        </w:rPr>
+        <w:t xml:space="preserve">; </w:t>
+      </w:r>
+      <w:r>
+        <w:rPr>
+          <w:lang w:val="pt_PT" w:bidi="pt_PT"/>
+        </w:rPr>
+        <w:t>1 Pedro 2.21–23</w:t>
+      </w:r>
+      <w:r>
+        <w:rPr>
+          <w:lang w:val="pt_PT" w:bidi="pt_PT"/>
+        </w:rPr>
+        <w:t xml:space="preserve">; </w:t>
+      </w:r>
+      <w:r>
+        <w:rPr>
+          <w:lang w:val="pt_PT" w:bidi="pt_PT"/>
+        </w:rPr>
+        <w:t>3.14–17</w:t>
+      </w:r>
+      <w:r>
+        <w:rPr>
+          <w:lang w:val="pt_PT" w:bidi="pt_PT"/>
+        </w:rPr>
+        <w:t xml:space="preserve">; </w:t>
+      </w:r>
+      <w:r>
+        <w:rPr>
+          <w:lang w:val="pt_PT" w:bidi="pt_PT"/>
+        </w:rPr>
+        <w:t>Apocalipse 14.12</w:t>
+      </w:r>
       <w:r>
         <w:rPr>
           <w:lang w:val="pt_PT" w:bidi="pt_PT"/>
         </w:rPr>
         <w:t>). Mas ele promete salvação eterna àqueles que confiam nele (</w:t>
       </w:r>
-      <w:hyperlink r:id="rId189">
-        <w:r>
-          <w:rPr>
-            <w:lang w:val="pt_PT" w:bidi="pt_PT"/>
-          </w:rPr>
-          <w:rPr>
-            <w:color w:val="0000EE"/>
-            <w:u w:val="single"/>
-          </w:rPr>
-          <w:t>Tiago 1.12</w:t>
-        </w:r>
-      </w:hyperlink>
-      <w:r>
-        <w:rPr>
-          <w:lang w:val="pt_PT" w:bidi="pt_PT"/>
-        </w:rPr>
-        <w:t xml:space="preserve">; </w:t>
-      </w:r>
-      <w:hyperlink r:id="rId190">
-        <w:r>
-          <w:rPr>
-            <w:lang w:val="pt_PT" w:bidi="pt_PT"/>
-          </w:rPr>
-          <w:rPr>
-            <w:color w:val="0000EE"/>
-            <w:u w:val="single"/>
-          </w:rPr>
-          <w:t>1 Pedro 1.6–9</w:t>
-        </w:r>
-      </w:hyperlink>
-      <w:r>
-        <w:rPr>
-          <w:lang w:val="pt_PT" w:bidi="pt_PT"/>
-        </w:rPr>
-        <w:t xml:space="preserve">; </w:t>
-      </w:r>
-      <w:hyperlink r:id="rId191">
-        <w:r>
-          <w:rPr>
-            <w:lang w:val="pt_PT" w:bidi="pt_PT"/>
-          </w:rPr>
-          <w:rPr>
-            <w:color w:val="0000EE"/>
-            <w:u w:val="single"/>
-          </w:rPr>
-          <w:t>4.12–19</w:t>
-        </w:r>
-      </w:hyperlink>
+      <w:r>
+        <w:rPr>
+          <w:lang w:val="pt_PT" w:bidi="pt_PT"/>
+        </w:rPr>
+        <w:t>Tiago 1.12</w:t>
+      </w:r>
+      <w:r>
+        <w:rPr>
+          <w:lang w:val="pt_PT" w:bidi="pt_PT"/>
+        </w:rPr>
+        <w:t xml:space="preserve">; </w:t>
+      </w:r>
+      <w:r>
+        <w:rPr>
+          <w:lang w:val="pt_PT" w:bidi="pt_PT"/>
+        </w:rPr>
+        <w:t>1 Pedro 1.6–9</w:t>
+      </w:r>
+      <w:r>
+        <w:rPr>
+          <w:lang w:val="pt_PT" w:bidi="pt_PT"/>
+        </w:rPr>
+        <w:t xml:space="preserve">; </w:t>
+      </w:r>
+      <w:r>
+        <w:rPr>
+          <w:lang w:val="pt_PT" w:bidi="pt_PT"/>
+        </w:rPr>
+        <w:t>4.12–19</w:t>
+      </w:r>
       <w:r>
         <w:rPr>
           <w:lang w:val="pt_PT" w:bidi="pt_PT"/>
@@ -4882,486 +3664,324 @@
           <w:lang w:val="pt_PT" w:bidi="pt_PT"/>
         </w:rPr>
       </w:r>
-      <w:hyperlink r:id="rId192">
-        <w:r>
-          <w:rPr>
-            <w:lang w:val="pt_PT" w:bidi="pt_PT"/>
-          </w:rPr>
-          <w:rPr>
-            <w:color w:val="0000EE"/>
-            <w:u w:val="single"/>
-          </w:rPr>
-          <w:t>Gênesis 20.3–7</w:t>
-        </w:r>
-      </w:hyperlink>
-      <w:r>
-        <w:rPr>
-          <w:lang w:val="pt_PT" w:bidi="pt_PT"/>
-        </w:rPr>
-        <w:t xml:space="preserve">; </w:t>
-      </w:r>
-      <w:hyperlink r:id="rId193">
-        <w:r>
-          <w:rPr>
-            <w:lang w:val="pt_PT" w:bidi="pt_PT"/>
-          </w:rPr>
-          <w:rPr>
-            <w:color w:val="0000EE"/>
-            <w:u w:val="single"/>
-          </w:rPr>
-          <w:t>31.24</w:t>
-        </w:r>
-      </w:hyperlink>
-      <w:r>
-        <w:rPr>
-          <w:lang w:val="pt_PT" w:bidi="pt_PT"/>
-        </w:rPr>
-        <w:t xml:space="preserve">; </w:t>
-      </w:r>
-      <w:hyperlink r:id="rId194">
-        <w:r>
-          <w:rPr>
-            <w:lang w:val="pt_PT" w:bidi="pt_PT"/>
-          </w:rPr>
-          <w:rPr>
-            <w:color w:val="0000EE"/>
-            <w:u w:val="single"/>
-          </w:rPr>
-          <w:t>Números 14.10–35</w:t>
-        </w:r>
-      </w:hyperlink>
-      <w:r>
-        <w:rPr>
-          <w:lang w:val="pt_PT" w:bidi="pt_PT"/>
-        </w:rPr>
-        <w:t xml:space="preserve">; </w:t>
-      </w:r>
-      <w:hyperlink r:id="rId195">
-        <w:r>
-          <w:rPr>
-            <w:lang w:val="pt_PT" w:bidi="pt_PT"/>
-          </w:rPr>
-          <w:rPr>
-            <w:color w:val="0000EE"/>
-            <w:u w:val="single"/>
-          </w:rPr>
-          <w:t>2 Reis 6.14–20</w:t>
-        </w:r>
-      </w:hyperlink>
-      <w:r>
-        <w:rPr>
-          <w:lang w:val="pt_PT" w:bidi="pt_PT"/>
-        </w:rPr>
-        <w:t xml:space="preserve">; </w:t>
-      </w:r>
-      <w:hyperlink r:id="rId196">
-        <w:r>
-          <w:rPr>
-            <w:lang w:val="pt_PT" w:bidi="pt_PT"/>
-          </w:rPr>
-          <w:rPr>
-            <w:color w:val="0000EE"/>
-            <w:u w:val="single"/>
-          </w:rPr>
-          <w:t>Jó 1.9–11</w:t>
-        </w:r>
-      </w:hyperlink>
-      <w:r>
-        <w:rPr>
-          <w:lang w:val="pt_PT" w:bidi="pt_PT"/>
-        </w:rPr>
-        <w:t xml:space="preserve">; </w:t>
-      </w:r>
-      <w:hyperlink r:id="rId197">
-        <w:r>
-          <w:rPr>
-            <w:lang w:val="pt_PT" w:bidi="pt_PT"/>
-          </w:rPr>
-          <w:rPr>
-            <w:color w:val="0000EE"/>
-            <w:u w:val="single"/>
-          </w:rPr>
-          <w:t>Salmo 91.1–16</w:t>
-        </w:r>
-      </w:hyperlink>
-      <w:r>
-        <w:rPr>
-          <w:lang w:val="pt_PT" w:bidi="pt_PT"/>
-        </w:rPr>
-        <w:t xml:space="preserve">; </w:t>
-      </w:r>
-      <w:hyperlink r:id="rId198">
-        <w:r>
-          <w:rPr>
-            <w:lang w:val="pt_PT" w:bidi="pt_PT"/>
-          </w:rPr>
-          <w:rPr>
-            <w:color w:val="0000EE"/>
-            <w:u w:val="single"/>
-          </w:rPr>
-          <w:t>Jeremias 1.18–19</w:t>
-        </w:r>
-      </w:hyperlink>
-      <w:r>
-        <w:rPr>
-          <w:lang w:val="pt_PT" w:bidi="pt_PT"/>
-        </w:rPr>
-        <w:t xml:space="preserve">; </w:t>
-      </w:r>
-      <w:hyperlink r:id="rId172">
-        <w:r>
-          <w:rPr>
-            <w:lang w:val="pt_PT" w:bidi="pt_PT"/>
-          </w:rPr>
-          <w:rPr>
-            <w:color w:val="0000EE"/>
-            <w:u w:val="single"/>
-          </w:rPr>
-          <w:t>11.18–23</w:t>
-        </w:r>
-      </w:hyperlink>
-      <w:r>
-        <w:rPr>
-          <w:lang w:val="pt_PT" w:bidi="pt_PT"/>
-        </w:rPr>
-        <w:t xml:space="preserve">; </w:t>
-      </w:r>
-      <w:hyperlink r:id="rId173">
-        <w:r>
-          <w:rPr>
-            <w:lang w:val="pt_PT" w:bidi="pt_PT"/>
-          </w:rPr>
-          <w:rPr>
-            <w:color w:val="0000EE"/>
-            <w:u w:val="single"/>
-          </w:rPr>
-          <w:t>20.1–2</w:t>
-        </w:r>
-      </w:hyperlink>
+      <w:r>
+        <w:rPr>
+          <w:lang w:val="pt_PT" w:bidi="pt_PT"/>
+        </w:rPr>
+        <w:t>Gênesis 20.3–7</w:t>
+      </w:r>
+      <w:r>
+        <w:rPr>
+          <w:lang w:val="pt_PT" w:bidi="pt_PT"/>
+        </w:rPr>
+        <w:t xml:space="preserve">; </w:t>
+      </w:r>
+      <w:r>
+        <w:rPr>
+          <w:lang w:val="pt_PT" w:bidi="pt_PT"/>
+        </w:rPr>
+        <w:t>31.24</w:t>
+      </w:r>
+      <w:r>
+        <w:rPr>
+          <w:lang w:val="pt_PT" w:bidi="pt_PT"/>
+        </w:rPr>
+        <w:t xml:space="preserve">; </w:t>
+      </w:r>
+      <w:r>
+        <w:rPr>
+          <w:lang w:val="pt_PT" w:bidi="pt_PT"/>
+        </w:rPr>
+        <w:t>Números 14.10–35</w:t>
+      </w:r>
+      <w:r>
+        <w:rPr>
+          <w:lang w:val="pt_PT" w:bidi="pt_PT"/>
+        </w:rPr>
+        <w:t xml:space="preserve">; </w:t>
+      </w:r>
+      <w:r>
+        <w:rPr>
+          <w:lang w:val="pt_PT" w:bidi="pt_PT"/>
+        </w:rPr>
+        <w:t>2 Reis 6.14–20</w:t>
+      </w:r>
+      <w:r>
+        <w:rPr>
+          <w:lang w:val="pt_PT" w:bidi="pt_PT"/>
+        </w:rPr>
+        <w:t xml:space="preserve">; </w:t>
+      </w:r>
+      <w:r>
+        <w:rPr>
+          <w:lang w:val="pt_PT" w:bidi="pt_PT"/>
+        </w:rPr>
+        <w:t>Jó 1.9–11</w:t>
+      </w:r>
+      <w:r>
+        <w:rPr>
+          <w:lang w:val="pt_PT" w:bidi="pt_PT"/>
+        </w:rPr>
+        <w:t xml:space="preserve">; </w:t>
+      </w:r>
+      <w:r>
+        <w:rPr>
+          <w:lang w:val="pt_PT" w:bidi="pt_PT"/>
+        </w:rPr>
+        <w:t>Salmo 91.1–16</w:t>
+      </w:r>
+      <w:r>
+        <w:rPr>
+          <w:lang w:val="pt_PT" w:bidi="pt_PT"/>
+        </w:rPr>
+        <w:t xml:space="preserve">; </w:t>
+      </w:r>
+      <w:r>
+        <w:rPr>
+          <w:lang w:val="pt_PT" w:bidi="pt_PT"/>
+        </w:rPr>
+        <w:t>Jeremias 1.18–19</w:t>
+      </w:r>
+      <w:r>
+        <w:rPr>
+          <w:lang w:val="pt_PT" w:bidi="pt_PT"/>
+        </w:rPr>
+        <w:t xml:space="preserve">; </w:t>
+      </w:r>
+      <w:r>
+        <w:rPr>
+          <w:lang w:val="pt_PT" w:bidi="pt_PT"/>
+        </w:rPr>
+        <w:t>11.18–23</w:t>
+      </w:r>
+      <w:r>
+        <w:rPr>
+          <w:lang w:val="pt_PT" w:bidi="pt_PT"/>
+        </w:rPr>
+        <w:t xml:space="preserve">; </w:t>
+      </w:r>
+      <w:r>
+        <w:rPr>
+          <w:lang w:val="pt_PT" w:bidi="pt_PT"/>
+        </w:rPr>
+        <w:t>20.1–2</w:t>
+      </w:r>
       <w:r>
         <w:rPr>
           <w:lang w:val="pt_PT" w:bidi="pt_PT"/>
         </w:rPr>
         <w:t>,</w:t>
       </w:r>
-      <w:hyperlink r:id="rId174">
-        <w:r>
-          <w:rPr>
-            <w:lang w:val="pt_PT" w:bidi="pt_PT"/>
-          </w:rPr>
-          <w:rPr>
-            <w:color w:val="0000EE"/>
-            <w:u w:val="single"/>
-          </w:rPr>
-          <w:t>7–13</w:t>
-        </w:r>
-      </w:hyperlink>
-      <w:r>
-        <w:rPr>
-          <w:lang w:val="pt_PT" w:bidi="pt_PT"/>
-        </w:rPr>
-        <w:t xml:space="preserve">; </w:t>
-      </w:r>
-      <w:hyperlink r:id="rId176">
-        <w:r>
-          <w:rPr>
-            <w:lang w:val="pt_PT" w:bidi="pt_PT"/>
-          </w:rPr>
-          <w:rPr>
-            <w:color w:val="0000EE"/>
-            <w:u w:val="single"/>
-          </w:rPr>
-          <w:t>26.24</w:t>
-        </w:r>
-      </w:hyperlink>
-      <w:r>
-        <w:rPr>
-          <w:lang w:val="pt_PT" w:bidi="pt_PT"/>
-        </w:rPr>
-        <w:t xml:space="preserve">; </w:t>
-      </w:r>
-      <w:hyperlink r:id="rId177">
-        <w:r>
-          <w:rPr>
-            <w:lang w:val="pt_PT" w:bidi="pt_PT"/>
-          </w:rPr>
-          <w:rPr>
-            <w:color w:val="0000EE"/>
-            <w:u w:val="single"/>
-          </w:rPr>
-          <w:t>36.19–20</w:t>
-        </w:r>
-      </w:hyperlink>
+      <w:r>
+        <w:rPr>
+          <w:lang w:val="pt_PT" w:bidi="pt_PT"/>
+        </w:rPr>
+        <w:t>7–13</w:t>
+      </w:r>
+      <w:r>
+        <w:rPr>
+          <w:lang w:val="pt_PT" w:bidi="pt_PT"/>
+        </w:rPr>
+        <w:t xml:space="preserve">; </w:t>
+      </w:r>
+      <w:r>
+        <w:rPr>
+          <w:lang w:val="pt_PT" w:bidi="pt_PT"/>
+        </w:rPr>
+        <w:t>26.24</w:t>
+      </w:r>
+      <w:r>
+        <w:rPr>
+          <w:lang w:val="pt_PT" w:bidi="pt_PT"/>
+        </w:rPr>
+        <w:t xml:space="preserve">; </w:t>
+      </w:r>
+      <w:r>
+        <w:rPr>
+          <w:lang w:val="pt_PT" w:bidi="pt_PT"/>
+        </w:rPr>
+        <w:t>36.19–20</w:t>
+      </w:r>
       <w:r>
         <w:rPr>
           <w:lang w:val="pt_PT" w:bidi="pt_PT"/>
         </w:rPr>
         <w:t>,</w:t>
       </w:r>
-      <w:hyperlink r:id="rId178">
-        <w:r>
-          <w:rPr>
-            <w:lang w:val="pt_PT" w:bidi="pt_PT"/>
-          </w:rPr>
-          <w:rPr>
-            <w:color w:val="0000EE"/>
-            <w:u w:val="single"/>
-          </w:rPr>
-          <w:t>26</w:t>
-        </w:r>
-      </w:hyperlink>
-      <w:r>
-        <w:rPr>
-          <w:lang w:val="pt_PT" w:bidi="pt_PT"/>
-        </w:rPr>
-        <w:t xml:space="preserve">; </w:t>
-      </w:r>
-      <w:hyperlink r:id="rId180">
-        <w:r>
-          <w:rPr>
-            <w:lang w:val="pt_PT" w:bidi="pt_PT"/>
-          </w:rPr>
-          <w:rPr>
-            <w:color w:val="0000EE"/>
-            <w:u w:val="single"/>
-          </w:rPr>
-          <w:t>39.11–14</w:t>
-        </w:r>
-      </w:hyperlink>
-      <w:r>
-        <w:rPr>
-          <w:lang w:val="pt_PT" w:bidi="pt_PT"/>
-        </w:rPr>
-        <w:t xml:space="preserve">; </w:t>
-      </w:r>
-      <w:hyperlink r:id="rId199">
-        <w:r>
-          <w:rPr>
-            <w:lang w:val="pt_PT" w:bidi="pt_PT"/>
-          </w:rPr>
-          <w:rPr>
-            <w:color w:val="0000EE"/>
-            <w:u w:val="single"/>
-          </w:rPr>
-          <w:t>Mateus 2.13–22</w:t>
-        </w:r>
-      </w:hyperlink>
-      <w:r>
-        <w:rPr>
-          <w:lang w:val="pt_PT" w:bidi="pt_PT"/>
-        </w:rPr>
-        <w:t xml:space="preserve">; </w:t>
-      </w:r>
-      <w:hyperlink r:id="rId200">
-        <w:r>
-          <w:rPr>
-            <w:lang w:val="pt_PT" w:bidi="pt_PT"/>
-          </w:rPr>
-          <w:rPr>
-            <w:color w:val="0000EE"/>
-            <w:u w:val="single"/>
-          </w:rPr>
-          <w:t>10.28–31</w:t>
-        </w:r>
-      </w:hyperlink>
-      <w:r>
-        <w:rPr>
-          <w:lang w:val="pt_PT" w:bidi="pt_PT"/>
-        </w:rPr>
-        <w:t xml:space="preserve">; </w:t>
-      </w:r>
-      <w:hyperlink r:id="rId201">
-        <w:r>
-          <w:rPr>
-            <w:lang w:val="pt_PT" w:bidi="pt_PT"/>
-          </w:rPr>
-          <w:rPr>
-            <w:color w:val="0000EE"/>
-            <w:u w:val="single"/>
-          </w:rPr>
-          <w:t>João 15.20</w:t>
-        </w:r>
-      </w:hyperlink>
-      <w:r>
-        <w:rPr>
-          <w:lang w:val="pt_PT" w:bidi="pt_PT"/>
-        </w:rPr>
-        <w:t xml:space="preserve">; </w:t>
-      </w:r>
-      <w:hyperlink r:id="rId202">
-        <w:r>
-          <w:rPr>
-            <w:lang w:val="pt_PT" w:bidi="pt_PT"/>
-          </w:rPr>
-          <w:rPr>
-            <w:color w:val="0000EE"/>
-            <w:u w:val="single"/>
-          </w:rPr>
-          <w:t>Atos 12.1–11</w:t>
-        </w:r>
-      </w:hyperlink>
-      <w:r>
-        <w:rPr>
-          <w:lang w:val="pt_PT" w:bidi="pt_PT"/>
-        </w:rPr>
-        <w:t xml:space="preserve">; </w:t>
-      </w:r>
-      <w:hyperlink r:id="rId183">
-        <w:r>
-          <w:rPr>
-            <w:lang w:val="pt_PT" w:bidi="pt_PT"/>
-          </w:rPr>
-          <w:rPr>
-            <w:color w:val="0000EE"/>
-            <w:u w:val="single"/>
-          </w:rPr>
-          <w:t>2 Coríntios 6.4–5</w:t>
-        </w:r>
-      </w:hyperlink>
-      <w:r>
-        <w:rPr>
-          <w:lang w:val="pt_PT" w:bidi="pt_PT"/>
-        </w:rPr>
-        <w:t xml:space="preserve">; </w:t>
-      </w:r>
-      <w:hyperlink r:id="rId184">
-        <w:r>
-          <w:rPr>
-            <w:lang w:val="pt_PT" w:bidi="pt_PT"/>
-          </w:rPr>
-          <w:rPr>
-            <w:color w:val="0000EE"/>
-            <w:u w:val="single"/>
-          </w:rPr>
-          <w:t>2 Timóteo 2.10–13</w:t>
-        </w:r>
-      </w:hyperlink>
-      <w:r>
-        <w:rPr>
-          <w:lang w:val="pt_PT" w:bidi="pt_PT"/>
-        </w:rPr>
-        <w:t xml:space="preserve">; </w:t>
-      </w:r>
-      <w:hyperlink r:id="rId185">
-        <w:r>
-          <w:rPr>
-            <w:lang w:val="pt_PT" w:bidi="pt_PT"/>
-          </w:rPr>
-          <w:rPr>
-            <w:color w:val="0000EE"/>
-            <w:u w:val="single"/>
-          </w:rPr>
-          <w:t>3.11–13</w:t>
-        </w:r>
-      </w:hyperlink>
-      <w:r>
-        <w:rPr>
-          <w:lang w:val="pt_PT" w:bidi="pt_PT"/>
-        </w:rPr>
-        <w:t xml:space="preserve">; </w:t>
-      </w:r>
-      <w:hyperlink r:id="rId203">
-        <w:r>
-          <w:rPr>
-            <w:lang w:val="pt_PT" w:bidi="pt_PT"/>
-          </w:rPr>
-          <w:rPr>
-            <w:color w:val="0000EE"/>
-            <w:u w:val="single"/>
-          </w:rPr>
-          <w:t>Hebreus 11.4–37</w:t>
-        </w:r>
-      </w:hyperlink>
-      <w:r>
-        <w:rPr>
-          <w:lang w:val="pt_PT" w:bidi="pt_PT"/>
-        </w:rPr>
-        <w:t xml:space="preserve">; </w:t>
-      </w:r>
-      <w:hyperlink r:id="rId189">
-        <w:r>
-          <w:rPr>
-            <w:lang w:val="pt_PT" w:bidi="pt_PT"/>
-          </w:rPr>
-          <w:rPr>
-            <w:color w:val="0000EE"/>
-            <w:u w:val="single"/>
-          </w:rPr>
-          <w:t>Tiago 1.12</w:t>
-        </w:r>
-      </w:hyperlink>
-      <w:r>
-        <w:rPr>
-          <w:lang w:val="pt_PT" w:bidi="pt_PT"/>
-        </w:rPr>
-        <w:t xml:space="preserve">; </w:t>
-      </w:r>
-      <w:hyperlink r:id="rId204">
-        <w:r>
-          <w:rPr>
-            <w:lang w:val="pt_PT" w:bidi="pt_PT"/>
-          </w:rPr>
-          <w:rPr>
-            <w:color w:val="0000EE"/>
-            <w:u w:val="single"/>
-          </w:rPr>
-          <w:t>1 Pedro 1.6</w:t>
-        </w:r>
-      </w:hyperlink>
-      <w:r>
-        <w:rPr>
-          <w:lang w:val="pt_PT" w:bidi="pt_PT"/>
-        </w:rPr>
-        <w:t xml:space="preserve">; </w:t>
-      </w:r>
-      <w:hyperlink r:id="rId187">
-        <w:r>
-          <w:rPr>
-            <w:lang w:val="pt_PT" w:bidi="pt_PT"/>
-          </w:rPr>
-          <w:rPr>
-            <w:color w:val="0000EE"/>
-            <w:u w:val="single"/>
-          </w:rPr>
-          <w:t>3.14–17</w:t>
-        </w:r>
-      </w:hyperlink>
-      <w:r>
-        <w:rPr>
-          <w:lang w:val="pt_PT" w:bidi="pt_PT"/>
-        </w:rPr>
-        <w:t xml:space="preserve">; </w:t>
-      </w:r>
-      <w:hyperlink r:id="rId191">
-        <w:r>
-          <w:rPr>
-            <w:lang w:val="pt_PT" w:bidi="pt_PT"/>
-          </w:rPr>
-          <w:rPr>
-            <w:color w:val="0000EE"/>
-            <w:u w:val="single"/>
-          </w:rPr>
-          <w:t>4.12–19</w:t>
-        </w:r>
-      </w:hyperlink>
-      <w:r>
-        <w:rPr>
-          <w:lang w:val="pt_PT" w:bidi="pt_PT"/>
-        </w:rPr>
-        <w:t xml:space="preserve">; </w:t>
-      </w:r>
-      <w:hyperlink r:id="rId188">
-        <w:r>
-          <w:rPr>
-            <w:lang w:val="pt_PT" w:bidi="pt_PT"/>
-          </w:rPr>
-          <w:rPr>
-            <w:color w:val="0000EE"/>
-            <w:u w:val="single"/>
-          </w:rPr>
-          <w:t>Apocalipse 14.12</w:t>
-        </w:r>
-      </w:hyperlink>
+      <w:r>
+        <w:rPr>
+          <w:lang w:val="pt_PT" w:bidi="pt_PT"/>
+        </w:rPr>
+        <w:t>26</w:t>
+      </w:r>
+      <w:r>
+        <w:rPr>
+          <w:lang w:val="pt_PT" w:bidi="pt_PT"/>
+        </w:rPr>
+        <w:t xml:space="preserve">; </w:t>
+      </w:r>
+      <w:r>
+        <w:rPr>
+          <w:lang w:val="pt_PT" w:bidi="pt_PT"/>
+        </w:rPr>
+        <w:t>39.11–14</w:t>
+      </w:r>
+      <w:r>
+        <w:rPr>
+          <w:lang w:val="pt_PT" w:bidi="pt_PT"/>
+        </w:rPr>
+        <w:t xml:space="preserve">; </w:t>
+      </w:r>
+      <w:r>
+        <w:rPr>
+          <w:lang w:val="pt_PT" w:bidi="pt_PT"/>
+        </w:rPr>
+        <w:t>Mateus 2.13–22</w:t>
+      </w:r>
+      <w:r>
+        <w:rPr>
+          <w:lang w:val="pt_PT" w:bidi="pt_PT"/>
+        </w:rPr>
+        <w:t xml:space="preserve">; </w:t>
+      </w:r>
+      <w:r>
+        <w:rPr>
+          <w:lang w:val="pt_PT" w:bidi="pt_PT"/>
+        </w:rPr>
+        <w:t>10.28–31</w:t>
+      </w:r>
+      <w:r>
+        <w:rPr>
+          <w:lang w:val="pt_PT" w:bidi="pt_PT"/>
+        </w:rPr>
+        <w:t xml:space="preserve">; </w:t>
+      </w:r>
+      <w:r>
+        <w:rPr>
+          <w:lang w:val="pt_PT" w:bidi="pt_PT"/>
+        </w:rPr>
+        <w:t>João 15.20</w:t>
+      </w:r>
+      <w:r>
+        <w:rPr>
+          <w:lang w:val="pt_PT" w:bidi="pt_PT"/>
+        </w:rPr>
+        <w:t xml:space="preserve">; </w:t>
+      </w:r>
+      <w:r>
+        <w:rPr>
+          <w:lang w:val="pt_PT" w:bidi="pt_PT"/>
+        </w:rPr>
+        <w:t>Atos 12.1–11</w:t>
+      </w:r>
+      <w:r>
+        <w:rPr>
+          <w:lang w:val="pt_PT" w:bidi="pt_PT"/>
+        </w:rPr>
+        <w:t xml:space="preserve">; </w:t>
+      </w:r>
+      <w:r>
+        <w:rPr>
+          <w:lang w:val="pt_PT" w:bidi="pt_PT"/>
+        </w:rPr>
+        <w:t>2 Coríntios 6.4–5</w:t>
+      </w:r>
+      <w:r>
+        <w:rPr>
+          <w:lang w:val="pt_PT" w:bidi="pt_PT"/>
+        </w:rPr>
+        <w:t xml:space="preserve">; </w:t>
+      </w:r>
+      <w:r>
+        <w:rPr>
+          <w:lang w:val="pt_PT" w:bidi="pt_PT"/>
+        </w:rPr>
+        <w:t>2 Timóteo 2.10–13</w:t>
+      </w:r>
+      <w:r>
+        <w:rPr>
+          <w:lang w:val="pt_PT" w:bidi="pt_PT"/>
+        </w:rPr>
+        <w:t xml:space="preserve">; </w:t>
+      </w:r>
+      <w:r>
+        <w:rPr>
+          <w:lang w:val="pt_PT" w:bidi="pt_PT"/>
+        </w:rPr>
+        <w:t>3.11–13</w:t>
+      </w:r>
+      <w:r>
+        <w:rPr>
+          <w:lang w:val="pt_PT" w:bidi="pt_PT"/>
+        </w:rPr>
+        <w:t xml:space="preserve">; </w:t>
+      </w:r>
+      <w:r>
+        <w:rPr>
+          <w:lang w:val="pt_PT" w:bidi="pt_PT"/>
+        </w:rPr>
+        <w:t>Hebreus 11.4–37</w:t>
+      </w:r>
+      <w:r>
+        <w:rPr>
+          <w:lang w:val="pt_PT" w:bidi="pt_PT"/>
+        </w:rPr>
+        <w:t xml:space="preserve">; </w:t>
+      </w:r>
+      <w:r>
+        <w:rPr>
+          <w:lang w:val="pt_PT" w:bidi="pt_PT"/>
+        </w:rPr>
+        <w:t>Tiago 1.12</w:t>
+      </w:r>
+      <w:r>
+        <w:rPr>
+          <w:lang w:val="pt_PT" w:bidi="pt_PT"/>
+        </w:rPr>
+        <w:t xml:space="preserve">; </w:t>
+      </w:r>
+      <w:r>
+        <w:rPr>
+          <w:lang w:val="pt_PT" w:bidi="pt_PT"/>
+        </w:rPr>
+        <w:t>1 Pedro 1.6</w:t>
+      </w:r>
+      <w:r>
+        <w:rPr>
+          <w:lang w:val="pt_PT" w:bidi="pt_PT"/>
+        </w:rPr>
+        <w:t xml:space="preserve">; </w:t>
+      </w:r>
+      <w:r>
+        <w:rPr>
+          <w:lang w:val="pt_PT" w:bidi="pt_PT"/>
+        </w:rPr>
+        <w:t>3.14–17</w:t>
+      </w:r>
+      <w:r>
+        <w:rPr>
+          <w:lang w:val="pt_PT" w:bidi="pt_PT"/>
+        </w:rPr>
+        <w:t xml:space="preserve">; </w:t>
+      </w:r>
+      <w:r>
+        <w:rPr>
+          <w:lang w:val="pt_PT" w:bidi="pt_PT"/>
+        </w:rPr>
+        <w:t>4.12–19</w:t>
+      </w:r>
+      <w:r>
+        <w:rPr>
+          <w:lang w:val="pt_PT" w:bidi="pt_PT"/>
+        </w:rPr>
+        <w:t xml:space="preserve">; </w:t>
+      </w:r>
+      <w:r>
+        <w:rPr>
+          <w:lang w:val="pt_PT" w:bidi="pt_PT"/>
+        </w:rPr>
+        <w:t>Apocalipse 14.12</w:t>
+      </w:r>
       <w:r>
         <w:rPr>
           <w:lang w:val="pt_PT" w:bidi="pt_PT"/>
@@ -5423,126 +4043,84 @@
         </w:rPr>
         <w:t>). Às vezes, Jesus usa essa frase para se descrever. E.g., Jesus disse: "Eu sou o pão da vida." O Evangelho de João contém sete declarações em que Jesus diz "Eu sou" seguido por uma descrição de si mesmo (</w:t>
       </w:r>
-      <w:hyperlink r:id="rId205">
-        <w:r>
-          <w:rPr>
-            <w:lang w:val="pt_PT" w:bidi="pt_PT"/>
-          </w:rPr>
-          <w:rPr>
-            <w:color w:val="0000EE"/>
-            <w:u w:val="single"/>
-          </w:rPr>
-          <w:t>João 6.35</w:t>
-        </w:r>
-      </w:hyperlink>
-      <w:r>
-        <w:rPr>
-          <w:lang w:val="pt_PT" w:bidi="pt_PT"/>
-        </w:rPr>
-        <w:t xml:space="preserve">; </w:t>
-      </w:r>
-      <w:hyperlink r:id="rId206">
-        <w:r>
-          <w:rPr>
-            <w:lang w:val="pt_PT" w:bidi="pt_PT"/>
-          </w:rPr>
-          <w:rPr>
-            <w:color w:val="0000EE"/>
-            <w:u w:val="single"/>
-          </w:rPr>
-          <w:t>8.12</w:t>
-        </w:r>
-      </w:hyperlink>
-      <w:r>
-        <w:rPr>
-          <w:lang w:val="pt_PT" w:bidi="pt_PT"/>
-        </w:rPr>
-        <w:t xml:space="preserve">; </w:t>
-      </w:r>
-      <w:hyperlink r:id="rId207">
-        <w:r>
-          <w:rPr>
-            <w:lang w:val="pt_PT" w:bidi="pt_PT"/>
-          </w:rPr>
-          <w:rPr>
-            <w:color w:val="0000EE"/>
-            <w:u w:val="single"/>
-          </w:rPr>
-          <w:t>10.9</w:t>
-        </w:r>
-      </w:hyperlink>
+      <w:r>
+        <w:rPr>
+          <w:lang w:val="pt_PT" w:bidi="pt_PT"/>
+        </w:rPr>
+        <w:t>João 6.35</w:t>
+      </w:r>
+      <w:r>
+        <w:rPr>
+          <w:lang w:val="pt_PT" w:bidi="pt_PT"/>
+        </w:rPr>
+        <w:t xml:space="preserve">; </w:t>
+      </w:r>
+      <w:r>
+        <w:rPr>
+          <w:lang w:val="pt_PT" w:bidi="pt_PT"/>
+        </w:rPr>
+        <w:t>8.12</w:t>
+      </w:r>
+      <w:r>
+        <w:rPr>
+          <w:lang w:val="pt_PT" w:bidi="pt_PT"/>
+        </w:rPr>
+        <w:t xml:space="preserve">; </w:t>
+      </w:r>
+      <w:r>
+        <w:rPr>
+          <w:lang w:val="pt_PT" w:bidi="pt_PT"/>
+        </w:rPr>
+        <w:t>10.9</w:t>
+      </w:r>
       <w:r>
         <w:rPr>
           <w:lang w:val="pt_PT" w:bidi="pt_PT"/>
         </w:rPr>
         <w:t>,</w:t>
       </w:r>
-      <w:hyperlink r:id="rId208">
-        <w:r>
-          <w:rPr>
-            <w:lang w:val="pt_PT" w:bidi="pt_PT"/>
-          </w:rPr>
-          <w:rPr>
-            <w:color w:val="0000EE"/>
-            <w:u w:val="single"/>
-          </w:rPr>
-          <w:t>11</w:t>
-        </w:r>
-      </w:hyperlink>
-      <w:r>
-        <w:rPr>
-          <w:lang w:val="pt_PT" w:bidi="pt_PT"/>
-        </w:rPr>
-        <w:t xml:space="preserve">; </w:t>
-      </w:r>
-      <w:hyperlink r:id="rId209">
-        <w:r>
-          <w:rPr>
-            <w:lang w:val="pt_PT" w:bidi="pt_PT"/>
-          </w:rPr>
-          <w:rPr>
-            <w:color w:val="0000EE"/>
-            <w:u w:val="single"/>
-          </w:rPr>
-          <w:t>11.25</w:t>
-        </w:r>
-      </w:hyperlink>
-      <w:r>
-        <w:rPr>
-          <w:lang w:val="pt_PT" w:bidi="pt_PT"/>
-        </w:rPr>
-        <w:t xml:space="preserve">; </w:t>
-      </w:r>
-      <w:hyperlink r:id="rId210">
-        <w:r>
-          <w:rPr>
-            <w:lang w:val="pt_PT" w:bidi="pt_PT"/>
-          </w:rPr>
-          <w:rPr>
-            <w:color w:val="0000EE"/>
-            <w:u w:val="single"/>
-          </w:rPr>
-          <w:t>14.6</w:t>
-        </w:r>
-      </w:hyperlink>
-      <w:r>
-        <w:rPr>
-          <w:lang w:val="pt_PT" w:bidi="pt_PT"/>
-        </w:rPr>
-        <w:t xml:space="preserve">; </w:t>
-      </w:r>
-      <w:hyperlink r:id="rId211">
-        <w:r>
-          <w:rPr>
-            <w:lang w:val="pt_PT" w:bidi="pt_PT"/>
-          </w:rPr>
-          <w:rPr>
-            <w:color w:val="0000EE"/>
-            <w:u w:val="single"/>
-          </w:rPr>
-          <w:t>15.1</w:t>
-        </w:r>
-      </w:hyperlink>
+      <w:r>
+        <w:rPr>
+          <w:lang w:val="pt_PT" w:bidi="pt_PT"/>
+        </w:rPr>
+        <w:t>11</w:t>
+      </w:r>
+      <w:r>
+        <w:rPr>
+          <w:lang w:val="pt_PT" w:bidi="pt_PT"/>
+        </w:rPr>
+        <w:t xml:space="preserve">; </w:t>
+      </w:r>
+      <w:r>
+        <w:rPr>
+          <w:lang w:val="pt_PT" w:bidi="pt_PT"/>
+        </w:rPr>
+        <w:t>11.25</w:t>
+      </w:r>
+      <w:r>
+        <w:rPr>
+          <w:lang w:val="pt_PT" w:bidi="pt_PT"/>
+        </w:rPr>
+        <w:t xml:space="preserve">; </w:t>
+      </w:r>
+      <w:r>
+        <w:rPr>
+          <w:lang w:val="pt_PT" w:bidi="pt_PT"/>
+        </w:rPr>
+        <w:t>14.6</w:t>
+      </w:r>
+      <w:r>
+        <w:rPr>
+          <w:lang w:val="pt_PT" w:bidi="pt_PT"/>
+        </w:rPr>
+        <w:t xml:space="preserve">; </w:t>
+      </w:r>
+      <w:r>
+        <w:rPr>
+          <w:lang w:val="pt_PT" w:bidi="pt_PT"/>
+        </w:rPr>
+        <w:t>15.1</w:t>
+      </w:r>
       <w:r>
         <w:rPr>
           <w:lang w:val="pt_PT" w:bidi="pt_PT"/>
@@ -5602,108 +4180,72 @@
         </w:rPr>
         <w:t xml:space="preserve">] lhes digo" (veja </w:t>
       </w:r>
-      <w:hyperlink r:id="rId212">
-        <w:r>
-          <w:rPr>
-            <w:lang w:val="pt_PT" w:bidi="pt_PT"/>
-          </w:rPr>
-          <w:rPr>
-            <w:color w:val="0000EE"/>
-            <w:u w:val="single"/>
-          </w:rPr>
-          <w:t>Mateus 5.22</w:t>
-        </w:r>
-      </w:hyperlink>
+      <w:r>
+        <w:rPr>
+          <w:lang w:val="pt_PT" w:bidi="pt_PT"/>
+        </w:rPr>
+        <w:t>Mateus 5.22</w:t>
+      </w:r>
       <w:r>
         <w:rPr>
           <w:lang w:val="pt_PT" w:bidi="pt_PT"/>
         </w:rPr>
         <w:t>,</w:t>
       </w:r>
-      <w:hyperlink r:id="rId213">
-        <w:r>
-          <w:rPr>
-            <w:lang w:val="pt_PT" w:bidi="pt_PT"/>
-          </w:rPr>
-          <w:rPr>
-            <w:color w:val="0000EE"/>
-            <w:u w:val="single"/>
-          </w:rPr>
-          <w:t>28</w:t>
-        </w:r>
-      </w:hyperlink>
+      <w:r>
+        <w:rPr>
+          <w:lang w:val="pt_PT" w:bidi="pt_PT"/>
+        </w:rPr>
+        <w:t>28</w:t>
+      </w:r>
       <w:r>
         <w:rPr>
           <w:lang w:val="pt_PT" w:bidi="pt_PT"/>
         </w:rPr>
         <w:t>,</w:t>
       </w:r>
-      <w:hyperlink r:id="rId214">
-        <w:r>
-          <w:rPr>
-            <w:lang w:val="pt_PT" w:bidi="pt_PT"/>
-          </w:rPr>
-          <w:rPr>
-            <w:color w:val="0000EE"/>
-            <w:u w:val="single"/>
-          </w:rPr>
-          <w:t>32</w:t>
-        </w:r>
-      </w:hyperlink>
+      <w:r>
+        <w:rPr>
+          <w:lang w:val="pt_PT" w:bidi="pt_PT"/>
+        </w:rPr>
+        <w:t>32</w:t>
+      </w:r>
       <w:r>
         <w:rPr>
           <w:lang w:val="pt_PT" w:bidi="pt_PT"/>
         </w:rPr>
         <w:t>,</w:t>
       </w:r>
-      <w:hyperlink r:id="rId215">
-        <w:r>
-          <w:rPr>
-            <w:lang w:val="pt_PT" w:bidi="pt_PT"/>
-          </w:rPr>
-          <w:rPr>
-            <w:color w:val="0000EE"/>
-            <w:u w:val="single"/>
-          </w:rPr>
-          <w:t>34</w:t>
-        </w:r>
-      </w:hyperlink>
+      <w:r>
+        <w:rPr>
+          <w:lang w:val="pt_PT" w:bidi="pt_PT"/>
+        </w:rPr>
+        <w:t>34</w:t>
+      </w:r>
       <w:r>
         <w:rPr>
           <w:lang w:val="pt_PT" w:bidi="pt_PT"/>
         </w:rPr>
         <w:t>,</w:t>
       </w:r>
-      <w:hyperlink r:id="rId216">
-        <w:r>
-          <w:rPr>
-            <w:lang w:val="pt_PT" w:bidi="pt_PT"/>
-          </w:rPr>
-          <w:rPr>
-            <w:color w:val="0000EE"/>
-            <w:u w:val="single"/>
-          </w:rPr>
-          <w:t>39</w:t>
-        </w:r>
-      </w:hyperlink>
+      <w:r>
+        <w:rPr>
+          <w:lang w:val="pt_PT" w:bidi="pt_PT"/>
+        </w:rPr>
+        <w:t>39</w:t>
+      </w:r>
       <w:r>
         <w:rPr>
           <w:lang w:val="pt_PT" w:bidi="pt_PT"/>
         </w:rPr>
         <w:t>,</w:t>
       </w:r>
-      <w:hyperlink r:id="rId217">
-        <w:r>
-          <w:rPr>
-            <w:lang w:val="pt_PT" w:bidi="pt_PT"/>
-          </w:rPr>
-          <w:rPr>
-            <w:color w:val="0000EE"/>
-            <w:u w:val="single"/>
-          </w:rPr>
-          <w:t>44</w:t>
-        </w:r>
-      </w:hyperlink>
+      <w:r>
+        <w:rPr>
+          <w:lang w:val="pt_PT" w:bidi="pt_PT"/>
+        </w:rPr>
+        <w:t>44</w:t>
+      </w:r>
       <w:r>
         <w:rPr>
           <w:lang w:val="pt_PT" w:bidi="pt_PT"/>
@@ -5724,18 +4266,12 @@
         </w:rPr>
         <w:t>Às vezes, Jesus usava a frase "Eu sou" de uma maneira gramaticalmente incomum, sem nada a seguir. E.g., Jesus disse, "Antes que Abraão nascesse, Eu sou" (</w:t>
       </w:r>
-      <w:hyperlink r:id="rId218">
-        <w:r>
-          <w:rPr>
-            <w:lang w:val="pt_PT" w:bidi="pt_PT"/>
-          </w:rPr>
-          <w:rPr>
-            <w:color w:val="0000EE"/>
-            <w:u w:val="single"/>
-          </w:rPr>
-          <w:t>João 8.58</w:t>
-        </w:r>
-      </w:hyperlink>
+      <w:r>
+        <w:rPr>
+          <w:lang w:val="pt_PT" w:bidi="pt_PT"/>
+        </w:rPr>
+        <w:t>João 8.58</w:t>
+      </w:r>
       <w:r>
         <w:rPr>
           <w:lang w:val="pt_PT" w:bidi="pt_PT"/>
@@ -5755,54 +4291,36 @@
         </w:rPr>
         <w:t xml:space="preserve"> (compare </w:t>
       </w:r>
-      <w:hyperlink r:id="rId219">
-        <w:r>
-          <w:rPr>
-            <w:lang w:val="pt_PT" w:bidi="pt_PT"/>
-          </w:rPr>
-          <w:rPr>
-            <w:color w:val="0000EE"/>
-            <w:u w:val="single"/>
-          </w:rPr>
-          <w:t>8.28</w:t>
-        </w:r>
-      </w:hyperlink>
+      <w:r>
+        <w:rPr>
+          <w:lang w:val="pt_PT" w:bidi="pt_PT"/>
+        </w:rPr>
+        <w:t>8.28</w:t>
+      </w:r>
       <w:r>
         <w:rPr>
           <w:lang w:val="pt_PT" w:bidi="pt_PT"/>
         </w:rPr>
         <w:t xml:space="preserve">, </w:t>
       </w:r>
-      <w:hyperlink r:id="rId220">
-        <w:r>
-          <w:rPr>
-            <w:lang w:val="pt_PT" w:bidi="pt_PT"/>
-          </w:rPr>
-          <w:rPr>
-            <w:color w:val="0000EE"/>
-            <w:u w:val="single"/>
-          </w:rPr>
-          <w:t>59</w:t>
-        </w:r>
-      </w:hyperlink>
-      <w:r>
-        <w:rPr>
-          <w:lang w:val="pt_PT" w:bidi="pt_PT"/>
-        </w:rPr>
-        <w:t xml:space="preserve">; </w:t>
-      </w:r>
-      <w:hyperlink r:id="rId221">
-        <w:r>
-          <w:rPr>
-            <w:lang w:val="pt_PT" w:bidi="pt_PT"/>
-          </w:rPr>
-          <w:rPr>
-            <w:color w:val="0000EE"/>
-            <w:u w:val="single"/>
-          </w:rPr>
-          <w:t>13.19</w:t>
-        </w:r>
-      </w:hyperlink>
+      <w:r>
+        <w:rPr>
+          <w:lang w:val="pt_PT" w:bidi="pt_PT"/>
+        </w:rPr>
+        <w:t>59</w:t>
+      </w:r>
+      <w:r>
+        <w:rPr>
+          <w:lang w:val="pt_PT" w:bidi="pt_PT"/>
+        </w:rPr>
+        <w:t xml:space="preserve">; </w:t>
+      </w:r>
+      <w:r>
+        <w:rPr>
+          <w:lang w:val="pt_PT" w:bidi="pt_PT"/>
+        </w:rPr>
+        <w:t>13.19</w:t>
+      </w:r>
       <w:r>
         <w:rPr>
           <w:lang w:val="pt_PT" w:bidi="pt_PT"/>
@@ -5823,36 +4341,24 @@
         </w:rPr>
         <w:t>A melhor explicação para esta expressão estranha vem do Antigo Testamento. Quando Moisés encontrou o Senhor no Monte Sinai, ele queria saber o nome de Deus (</w:t>
       </w:r>
-      <w:hyperlink r:id="rId222">
-        <w:r>
-          <w:rPr>
-            <w:lang w:val="pt_PT" w:bidi="pt_PT"/>
-          </w:rPr>
-          <w:rPr>
-            <w:color w:val="0000EE"/>
-            <w:u w:val="single"/>
-          </w:rPr>
-          <w:t>Êxodo 3.6</w:t>
-        </w:r>
-      </w:hyperlink>
+      <w:r>
+        <w:rPr>
+          <w:lang w:val="pt_PT" w:bidi="pt_PT"/>
+        </w:rPr>
+        <w:t>Êxodo 3.6</w:t>
+      </w:r>
       <w:r>
         <w:rPr>
           <w:lang w:val="pt_PT" w:bidi="pt_PT"/>
         </w:rPr>
         <w:t xml:space="preserve">, </w:t>
       </w:r>
-      <w:hyperlink r:id="rId223">
-        <w:r>
-          <w:rPr>
-            <w:lang w:val="pt_PT" w:bidi="pt_PT"/>
-          </w:rPr>
-          <w:rPr>
-            <w:color w:val="0000EE"/>
-            <w:u w:val="single"/>
-          </w:rPr>
-          <w:t>13–14</w:t>
-        </w:r>
-      </w:hyperlink>
+      <w:r>
+        <w:rPr>
+          <w:lang w:val="pt_PT" w:bidi="pt_PT"/>
+        </w:rPr>
+        <w:t>13–14</w:t>
+      </w:r>
       <w:r>
         <w:rPr>
           <w:lang w:val="pt_PT" w:bidi="pt_PT"/>
@@ -5873,18 +4379,12 @@
         </w:rPr>
         <w:t xml:space="preserve">Quando os judeus traduziram o Antigo Testamento para o grego, em </w:t>
       </w:r>
-      <w:hyperlink r:id="rId224">
-        <w:r>
-          <w:rPr>
-            <w:lang w:val="pt_PT" w:bidi="pt_PT"/>
-          </w:rPr>
-          <w:rPr>
-            <w:color w:val="0000EE"/>
-            <w:u w:val="single"/>
-          </w:rPr>
-          <w:t>Êxodo 3.14</w:t>
-        </w:r>
-      </w:hyperlink>
+      <w:r>
+        <w:rPr>
+          <w:lang w:val="pt_PT" w:bidi="pt_PT"/>
+        </w:rPr>
+        <w:t>Êxodo 3.14</w:t>
+      </w:r>
       <w:r>
         <w:rPr>
           <w:lang w:val="pt_PT" w:bidi="pt_PT"/>
@@ -5904,54 +4404,36 @@
         </w:rPr>
         <w:t xml:space="preserve"> ("Eu sou aquele que é"). Em outros lugares, especialmente em Isaías (</w:t>
       </w:r>
-      <w:hyperlink r:id="rId225">
-        <w:r>
-          <w:rPr>
-            <w:lang w:val="pt_PT" w:bidi="pt_PT"/>
-          </w:rPr>
-          <w:rPr>
-            <w:color w:val="0000EE"/>
-            <w:u w:val="single"/>
-          </w:rPr>
-          <w:t>Isaías 43.25</w:t>
-        </w:r>
-      </w:hyperlink>
-      <w:r>
-        <w:rPr>
-          <w:lang w:val="pt_PT" w:bidi="pt_PT"/>
-        </w:rPr>
-        <w:t xml:space="preserve">; </w:t>
-      </w:r>
-      <w:hyperlink r:id="rId226">
-        <w:r>
-          <w:rPr>
-            <w:lang w:val="pt_PT" w:bidi="pt_PT"/>
-          </w:rPr>
-          <w:rPr>
-            <w:color w:val="0000EE"/>
-            <w:u w:val="single"/>
-          </w:rPr>
-          <w:t>51.12</w:t>
-        </w:r>
-      </w:hyperlink>
-      <w:r>
-        <w:rPr>
-          <w:lang w:val="pt_PT" w:bidi="pt_PT"/>
-        </w:rPr>
-        <w:t xml:space="preserve">; </w:t>
-      </w:r>
-      <w:hyperlink r:id="rId227">
-        <w:r>
-          <w:rPr>
-            <w:lang w:val="pt_PT" w:bidi="pt_PT"/>
-          </w:rPr>
-          <w:rPr>
-            <w:color w:val="0000EE"/>
-            <w:u w:val="single"/>
-          </w:rPr>
-          <w:t>52.6</w:t>
-        </w:r>
-      </w:hyperlink>
+      <w:r>
+        <w:rPr>
+          <w:lang w:val="pt_PT" w:bidi="pt_PT"/>
+        </w:rPr>
+        <w:t>Isaías 43.25</w:t>
+      </w:r>
+      <w:r>
+        <w:rPr>
+          <w:lang w:val="pt_PT" w:bidi="pt_PT"/>
+        </w:rPr>
+        <w:t xml:space="preserve">; </w:t>
+      </w:r>
+      <w:r>
+        <w:rPr>
+          <w:lang w:val="pt_PT" w:bidi="pt_PT"/>
+        </w:rPr>
+        <w:t>51.12</w:t>
+      </w:r>
+      <w:r>
+        <w:rPr>
+          <w:lang w:val="pt_PT" w:bidi="pt_PT"/>
+        </w:rPr>
+        <w:t xml:space="preserve">; </w:t>
+      </w:r>
+      <w:r>
+        <w:rPr>
+          <w:lang w:val="pt_PT" w:bidi="pt_PT"/>
+        </w:rPr>
+        <w:t>52.6</w:t>
+      </w:r>
       <w:r>
         <w:rPr>
           <w:lang w:val="pt_PT" w:bidi="pt_PT"/>
@@ -5984,36 +4466,24 @@
         </w:rPr>
         <w:t xml:space="preserve"> ("Senhor") para o nome de Deus. Alguns judeus entenderam as palavras "Eu sou" de Jesus como uma reivindicação ao nome de Deus, como em </w:t>
       </w:r>
-      <w:hyperlink r:id="rId218">
-        <w:r>
-          <w:rPr>
-            <w:lang w:val="pt_PT" w:bidi="pt_PT"/>
-          </w:rPr>
-          <w:rPr>
-            <w:color w:val="0000EE"/>
-            <w:u w:val="single"/>
-          </w:rPr>
-          <w:t>João 8.58</w:t>
-        </w:r>
-      </w:hyperlink>
+      <w:r>
+        <w:rPr>
+          <w:lang w:val="pt_PT" w:bidi="pt_PT"/>
+        </w:rPr>
+        <w:t>João 8.58</w:t>
+      </w:r>
       <w:r>
         <w:rPr>
           <w:lang w:val="pt_PT" w:bidi="pt_PT"/>
         </w:rPr>
         <w:t xml:space="preserve">, onde tentaram apedrejá-lo. Mas em outras passagens, como </w:t>
       </w:r>
-      <w:hyperlink r:id="rId228">
-        <w:r>
-          <w:rPr>
-            <w:lang w:val="pt_PT" w:bidi="pt_PT"/>
-          </w:rPr>
-          <w:rPr>
-            <w:color w:val="0000EE"/>
-            <w:u w:val="single"/>
-          </w:rPr>
-          <w:t>João 8.24</w:t>
-        </w:r>
-      </w:hyperlink>
+      <w:r>
+        <w:rPr>
+          <w:lang w:val="pt_PT" w:bidi="pt_PT"/>
+        </w:rPr>
+        <w:t>João 8.24</w:t>
+      </w:r>
       <w:r>
         <w:rPr>
           <w:lang w:val="pt_PT" w:bidi="pt_PT"/>
@@ -6047,18 +4517,12 @@
         </w:rPr>
         <w:t>de Deus que se tornou humano (</w:t>
       </w:r>
-      <w:hyperlink r:id="rId229">
-        <w:r>
-          <w:rPr>
-            <w:lang w:val="pt_PT" w:bidi="pt_PT"/>
-          </w:rPr>
-          <w:rPr>
-            <w:color w:val="0000EE"/>
-            <w:u w:val="single"/>
-          </w:rPr>
-          <w:t>João 1.1</w:t>
-        </w:r>
-      </w:hyperlink>
+      <w:r>
+        <w:rPr>
+          <w:lang w:val="pt_PT" w:bidi="pt_PT"/>
+        </w:rPr>
+        <w:t>João 1.1</w:t>
+      </w:r>
       <w:r>
         <w:rPr>
           <w:lang w:val="pt_PT" w:bidi="pt_PT"/>
@@ -6088,174 +4552,114 @@
           <w:lang w:val="pt_PT" w:bidi="pt_PT"/>
         </w:rPr>
       </w:r>
-      <w:hyperlink r:id="rId205">
-        <w:r>
-          <w:rPr>
-            <w:lang w:val="pt_PT" w:bidi="pt_PT"/>
-          </w:rPr>
-          <w:rPr>
-            <w:color w:val="0000EE"/>
-            <w:u w:val="single"/>
-          </w:rPr>
-          <w:t>João 6.35</w:t>
-        </w:r>
-      </w:hyperlink>
+      <w:r>
+        <w:rPr>
+          <w:lang w:val="pt_PT" w:bidi="pt_PT"/>
+        </w:rPr>
+        <w:t>João 6.35</w:t>
+      </w:r>
       <w:r>
         <w:rPr>
           <w:lang w:val="pt_PT" w:bidi="pt_PT"/>
         </w:rPr>
         <w:t xml:space="preserve">, </w:t>
       </w:r>
-      <w:hyperlink r:id="rId230">
-        <w:r>
-          <w:rPr>
-            <w:lang w:val="pt_PT" w:bidi="pt_PT"/>
-          </w:rPr>
-          <w:rPr>
-            <w:color w:val="0000EE"/>
-            <w:u w:val="single"/>
-          </w:rPr>
-          <w:t>48</w:t>
-        </w:r>
-      </w:hyperlink>
-      <w:r>
-        <w:rPr>
-          <w:lang w:val="pt_PT" w:bidi="pt_PT"/>
-        </w:rPr>
-        <w:t xml:space="preserve">; </w:t>
-      </w:r>
-      <w:hyperlink r:id="rId206">
-        <w:r>
-          <w:rPr>
-            <w:lang w:val="pt_PT" w:bidi="pt_PT"/>
-          </w:rPr>
-          <w:rPr>
-            <w:color w:val="0000EE"/>
-            <w:u w:val="single"/>
-          </w:rPr>
-          <w:t>8.12</w:t>
-        </w:r>
-      </w:hyperlink>
+      <w:r>
+        <w:rPr>
+          <w:lang w:val="pt_PT" w:bidi="pt_PT"/>
+        </w:rPr>
+        <w:t>48</w:t>
+      </w:r>
+      <w:r>
+        <w:rPr>
+          <w:lang w:val="pt_PT" w:bidi="pt_PT"/>
+        </w:rPr>
+        <w:t xml:space="preserve">; </w:t>
+      </w:r>
+      <w:r>
+        <w:rPr>
+          <w:lang w:val="pt_PT" w:bidi="pt_PT"/>
+        </w:rPr>
+        <w:t>8.12</w:t>
+      </w:r>
       <w:r>
         <w:rPr>
           <w:lang w:val="pt_PT" w:bidi="pt_PT"/>
         </w:rPr>
         <w:t xml:space="preserve">, </w:t>
       </w:r>
-      <w:hyperlink r:id="rId218">
-        <w:r>
-          <w:rPr>
-            <w:lang w:val="pt_PT" w:bidi="pt_PT"/>
-          </w:rPr>
-          <w:rPr>
-            <w:color w:val="0000EE"/>
-            <w:u w:val="single"/>
-          </w:rPr>
-          <w:t>58</w:t>
-        </w:r>
-      </w:hyperlink>
-      <w:r>
-        <w:rPr>
-          <w:lang w:val="pt_PT" w:bidi="pt_PT"/>
-        </w:rPr>
-        <w:t xml:space="preserve">; </w:t>
-      </w:r>
-      <w:hyperlink r:id="rId231">
-        <w:r>
-          <w:rPr>
-            <w:lang w:val="pt_PT" w:bidi="pt_PT"/>
-          </w:rPr>
-          <w:rPr>
-            <w:color w:val="0000EE"/>
-            <w:u w:val="single"/>
-          </w:rPr>
-          <w:t xml:space="preserve">9.5; </w:t>
-        </w:r>
-      </w:hyperlink>
-      <w:hyperlink r:id="rId232">
-        <w:r>
-          <w:rPr>
-            <w:lang w:val="pt_PT" w:bidi="pt_PT"/>
-          </w:rPr>
-          <w:rPr>
-            <w:color w:val="0000EE"/>
-            <w:u w:val="single"/>
-          </w:rPr>
-          <w:t>10.7–14</w:t>
-        </w:r>
-      </w:hyperlink>
-      <w:r>
-        <w:rPr>
-          <w:lang w:val="pt_PT" w:bidi="pt_PT"/>
-        </w:rPr>
-        <w:t xml:space="preserve">; </w:t>
-      </w:r>
-      <w:hyperlink r:id="rId209">
-        <w:r>
-          <w:rPr>
-            <w:lang w:val="pt_PT" w:bidi="pt_PT"/>
-          </w:rPr>
-          <w:rPr>
-            <w:color w:val="0000EE"/>
-            <w:u w:val="single"/>
-          </w:rPr>
-          <w:t>11.25</w:t>
-        </w:r>
-      </w:hyperlink>
-      <w:r>
-        <w:rPr>
-          <w:lang w:val="pt_PT" w:bidi="pt_PT"/>
-        </w:rPr>
-        <w:t xml:space="preserve">; </w:t>
-      </w:r>
-      <w:hyperlink r:id="rId210">
-        <w:r>
-          <w:rPr>
-            <w:lang w:val="pt_PT" w:bidi="pt_PT"/>
-          </w:rPr>
-          <w:rPr>
-            <w:color w:val="0000EE"/>
-            <w:u w:val="single"/>
-          </w:rPr>
-          <w:t>14.6</w:t>
-        </w:r>
-      </w:hyperlink>
-      <w:r>
-        <w:rPr>
-          <w:lang w:val="pt_PT" w:bidi="pt_PT"/>
-        </w:rPr>
-        <w:t xml:space="preserve">; </w:t>
-      </w:r>
-      <w:hyperlink r:id="rId211">
-        <w:r>
-          <w:rPr>
-            <w:lang w:val="pt_PT" w:bidi="pt_PT"/>
-          </w:rPr>
-          <w:rPr>
-            <w:color w:val="0000EE"/>
-            <w:u w:val="single"/>
-          </w:rPr>
-          <w:t>15.1</w:t>
-        </w:r>
-      </w:hyperlink>
+      <w:r>
+        <w:rPr>
+          <w:lang w:val="pt_PT" w:bidi="pt_PT"/>
+        </w:rPr>
+        <w:t>58</w:t>
+      </w:r>
+      <w:r>
+        <w:rPr>
+          <w:lang w:val="pt_PT" w:bidi="pt_PT"/>
+        </w:rPr>
+        <w:t xml:space="preserve">; </w:t>
+      </w:r>
+      <w:r>
+        <w:rPr>
+          <w:lang w:val="pt_PT" w:bidi="pt_PT"/>
+        </w:rPr>
+        <w:t xml:space="preserve">9.5; </w:t>
+      </w:r>
+      <w:r>
+        <w:rPr>
+          <w:lang w:val="pt_PT" w:bidi="pt_PT"/>
+        </w:rPr>
+        <w:t>10.7–14</w:t>
+      </w:r>
+      <w:r>
+        <w:rPr>
+          <w:lang w:val="pt_PT" w:bidi="pt_PT"/>
+        </w:rPr>
+        <w:t xml:space="preserve">; </w:t>
+      </w:r>
+      <w:r>
+        <w:rPr>
+          <w:lang w:val="pt_PT" w:bidi="pt_PT"/>
+        </w:rPr>
+        <w:t>11.25</w:t>
+      </w:r>
+      <w:r>
+        <w:rPr>
+          <w:lang w:val="pt_PT" w:bidi="pt_PT"/>
+        </w:rPr>
+        <w:t xml:space="preserve">; </w:t>
+      </w:r>
+      <w:r>
+        <w:rPr>
+          <w:lang w:val="pt_PT" w:bidi="pt_PT"/>
+        </w:rPr>
+        <w:t>14.6</w:t>
+      </w:r>
+      <w:r>
+        <w:rPr>
+          <w:lang w:val="pt_PT" w:bidi="pt_PT"/>
+        </w:rPr>
+        <w:t xml:space="preserve">; </w:t>
+      </w:r>
+      <w:r>
+        <w:rPr>
+          <w:lang w:val="pt_PT" w:bidi="pt_PT"/>
+        </w:rPr>
+        <w:t>15.1</w:t>
+      </w:r>
       <w:r>
         <w:rPr>
           <w:lang w:val="pt_PT" w:bidi="pt_PT"/>
         </w:rPr>
         <w:t>,</w:t>
       </w:r>
-      <w:hyperlink r:id="rId233">
-        <w:r>
-          <w:rPr>
-            <w:lang w:val="pt_PT" w:bidi="pt_PT"/>
-          </w:rPr>
-          <w:rPr>
-            <w:color w:val="0000EE"/>
-            <w:u w:val="single"/>
-          </w:rPr>
-          <w:t>5</w:t>
-        </w:r>
-      </w:hyperlink>
+      <w:r>
+        <w:rPr>
+          <w:lang w:val="pt_PT" w:bidi="pt_PT"/>
+        </w:rPr>
+        <w:t>5</w:t>
+      </w:r>
       <w:r>
         <w:rPr>
           <w:lang w:val="pt_PT" w:bidi="pt_PT"/>
@@ -6304,54 +4708,36 @@
         </w:rPr>
         <w:t>Dar generosamente como cristão demonstra verdadeira graça. Vemos isso em "nosso Senhor Jesus Cristo, que sendo rico, por amor de vocês se fez pobre, para que por meio de sua pobreza vocês se tornassem ricos" (</w:t>
       </w:r>
-      <w:hyperlink r:id="rId234">
-        <w:r>
-          <w:rPr>
-            <w:lang w:val="pt_PT" w:bidi="pt_PT"/>
-          </w:rPr>
-          <w:rPr>
-            <w:color w:val="0000EE"/>
-            <w:u w:val="single"/>
-          </w:rPr>
-          <w:t>2 Coríntios 8.9</w:t>
-        </w:r>
-      </w:hyperlink>
-      <w:r>
-        <w:rPr>
-          <w:lang w:val="pt_PT" w:bidi="pt_PT"/>
-        </w:rPr>
-        <w:t xml:space="preserve">; </w:t>
-      </w:r>
-      <w:hyperlink r:id="rId235">
-        <w:r>
-          <w:rPr>
-            <w:lang w:val="pt_PT" w:bidi="pt_PT"/>
-          </w:rPr>
-          <w:rPr>
-            <w:color w:val="0000EE"/>
-            <w:u w:val="single"/>
-          </w:rPr>
-          <w:t>Filipenses 2.5–8</w:t>
-        </w:r>
-      </w:hyperlink>
+      <w:r>
+        <w:rPr>
+          <w:lang w:val="pt_PT" w:bidi="pt_PT"/>
+        </w:rPr>
+        <w:t>2 Coríntios 8.9</w:t>
+      </w:r>
+      <w:r>
+        <w:rPr>
+          <w:lang w:val="pt_PT" w:bidi="pt_PT"/>
+        </w:rPr>
+        <w:t xml:space="preserve">; </w:t>
+      </w:r>
+      <w:r>
+        <w:rPr>
+          <w:lang w:val="pt_PT" w:bidi="pt_PT"/>
+        </w:rPr>
+        <w:t>Filipenses 2.5–8</w:t>
+      </w:r>
       <w:r>
         <w:rPr>
           <w:lang w:val="pt_PT" w:bidi="pt_PT"/>
         </w:rPr>
         <w:t>). Recebemos seu favor imerecido na salvação, e damos generosamente em resposta ao “Seu dom indescritível!” (</w:t>
       </w:r>
-      <w:hyperlink r:id="rId236">
-        <w:r>
-          <w:rPr>
-            <w:lang w:val="pt_PT" w:bidi="pt_PT"/>
-          </w:rPr>
-          <w:rPr>
-            <w:color w:val="0000EE"/>
-            <w:u w:val="single"/>
-          </w:rPr>
-          <w:t>2 Coríntios 9.15</w:t>
-        </w:r>
-      </w:hyperlink>
+      <w:r>
+        <w:rPr>
+          <w:lang w:val="pt_PT" w:bidi="pt_PT"/>
+        </w:rPr>
+        <w:t>2 Coríntios 9.15</w:t>
+      </w:r>
       <w:r>
         <w:rPr>
           <w:lang w:val="pt_PT" w:bidi="pt_PT"/>
@@ -6372,36 +4758,24 @@
         </w:rPr>
         <w:t>Jesus ensinou que a generosidade revela quem o segue (</w:t>
       </w:r>
-      <w:hyperlink r:id="rId237">
-        <w:r>
-          <w:rPr>
-            <w:lang w:val="pt_PT" w:bidi="pt_PT"/>
-          </w:rPr>
-          <w:rPr>
-            <w:color w:val="0000EE"/>
-            <w:u w:val="single"/>
-          </w:rPr>
-          <w:t>Mateus 25.34–36</w:t>
-        </w:r>
-      </w:hyperlink>
+      <w:r>
+        <w:rPr>
+          <w:lang w:val="pt_PT" w:bidi="pt_PT"/>
+        </w:rPr>
+        <w:t>Mateus 25.34–36</w:t>
+      </w:r>
       <w:r>
         <w:rPr>
           <w:lang w:val="pt_PT" w:bidi="pt_PT"/>
         </w:rPr>
         <w:t>). Ele enfatizou a importância das intenções e da atitude de uma pessoa, não apenas a quantidade doada (</w:t>
       </w:r>
-      <w:hyperlink r:id="rId238">
-        <w:r>
-          <w:rPr>
-            <w:lang w:val="pt_PT" w:bidi="pt_PT"/>
-          </w:rPr>
-          <w:rPr>
-            <w:color w:val="0000EE"/>
-            <w:u w:val="single"/>
-          </w:rPr>
-          <w:t>Marcos 12.41–44</w:t>
-        </w:r>
-      </w:hyperlink>
+      <w:r>
+        <w:rPr>
+          <w:lang w:val="pt_PT" w:bidi="pt_PT"/>
+        </w:rPr>
+        <w:t>Marcos 12.41–44</w:t>
+      </w:r>
       <w:r>
         <w:rPr>
           <w:lang w:val="pt_PT" w:bidi="pt_PT"/>
@@ -6422,36 +4796,24 @@
         </w:rPr>
         <w:t>Em 2 Coríntios, o apóstolo Paulo enfatiza o tema da doação. Ele encoraja a igreja em Corinto a doar generosamente para ajudar aqueles que estão em necessidade, especialmente os pobres cristãos judeus em Jerusalém (</w:t>
       </w:r>
-      <w:hyperlink r:id="rId239">
-        <w:r>
-          <w:rPr>
-            <w:lang w:val="pt_PT" w:bidi="pt_PT"/>
-          </w:rPr>
-          <w:rPr>
-            <w:color w:val="0000EE"/>
-            <w:u w:val="single"/>
-          </w:rPr>
-          <w:t>2 Coríntios 8.6–7</w:t>
-        </w:r>
-      </w:hyperlink>
-      <w:r>
-        <w:rPr>
-          <w:lang w:val="pt_PT" w:bidi="pt_PT"/>
-        </w:rPr>
-        <w:t xml:space="preserve">; </w:t>
-      </w:r>
-      <w:hyperlink r:id="rId240">
-        <w:r>
-          <w:rPr>
-            <w:lang w:val="pt_PT" w:bidi="pt_PT"/>
-          </w:rPr>
-          <w:rPr>
-            <w:color w:val="0000EE"/>
-            <w:u w:val="single"/>
-          </w:rPr>
-          <w:t>9.1–5</w:t>
-        </w:r>
-      </w:hyperlink>
+      <w:r>
+        <w:rPr>
+          <w:lang w:val="pt_PT" w:bidi="pt_PT"/>
+        </w:rPr>
+        <w:t>2 Coríntios 8.6–7</w:t>
+      </w:r>
+      <w:r>
+        <w:rPr>
+          <w:lang w:val="pt_PT" w:bidi="pt_PT"/>
+        </w:rPr>
+        <w:t xml:space="preserve">; </w:t>
+      </w:r>
+      <w:r>
+        <w:rPr>
+          <w:lang w:val="pt_PT" w:bidi="pt_PT"/>
+        </w:rPr>
+        <w:t>9.1–5</w:t>
+      </w:r>
       <w:r>
         <w:rPr>
           <w:lang w:val="pt_PT" w:bidi="pt_PT"/>
@@ -6494,36 +4856,24 @@
         </w:rPr>
         <w:t>Nossa doação deve vir de uma mente e coração dispostos (</w:t>
       </w:r>
-      <w:hyperlink r:id="rId241">
-        <w:r>
-          <w:rPr>
-            <w:lang w:val="pt_PT" w:bidi="pt_PT"/>
-          </w:rPr>
-          <w:rPr>
-            <w:color w:val="0000EE"/>
-            <w:u w:val="single"/>
-          </w:rPr>
-          <w:t>2 Coríntios 8.12</w:t>
-        </w:r>
-      </w:hyperlink>
-      <w:r>
-        <w:rPr>
-          <w:lang w:val="pt_PT" w:bidi="pt_PT"/>
-        </w:rPr>
-        <w:t xml:space="preserve">; </w:t>
-      </w:r>
-      <w:hyperlink r:id="rId242">
-        <w:r>
-          <w:rPr>
-            <w:lang w:val="pt_PT" w:bidi="pt_PT"/>
-          </w:rPr>
-          <w:rPr>
-            <w:color w:val="0000EE"/>
-            <w:u w:val="single"/>
-          </w:rPr>
-          <w:t>9.7</w:t>
-        </w:r>
-      </w:hyperlink>
+      <w:r>
+        <w:rPr>
+          <w:lang w:val="pt_PT" w:bidi="pt_PT"/>
+        </w:rPr>
+        <w:t>2 Coríntios 8.12</w:t>
+      </w:r>
+      <w:r>
+        <w:rPr>
+          <w:lang w:val="pt_PT" w:bidi="pt_PT"/>
+        </w:rPr>
+        <w:t xml:space="preserve">; </w:t>
+      </w:r>
+      <w:r>
+        <w:rPr>
+          <w:lang w:val="pt_PT" w:bidi="pt_PT"/>
+        </w:rPr>
+        <w:t>9.7</w:t>
+      </w:r>
       <w:r>
         <w:rPr>
           <w:lang w:val="pt_PT" w:bidi="pt_PT"/>
@@ -6548,54 +4898,36 @@
         </w:rPr>
         <w:t>O verdadeiro ato de dar traz alegria, ao contrário de presentes dados com relutância (</w:t>
       </w:r>
-      <w:hyperlink r:id="rId243">
-        <w:r>
-          <w:rPr>
-            <w:lang w:val="pt_PT" w:bidi="pt_PT"/>
-          </w:rPr>
-          <w:rPr>
-            <w:color w:val="0000EE"/>
-            <w:u w:val="single"/>
-          </w:rPr>
-          <w:t>2 Coríntios 9.5</w:t>
-        </w:r>
-      </w:hyperlink>
+      <w:r>
+        <w:rPr>
+          <w:lang w:val="pt_PT" w:bidi="pt_PT"/>
+        </w:rPr>
+        <w:t>2 Coríntios 9.5</w:t>
+      </w:r>
       <w:r>
         <w:rPr>
           <w:lang w:val="pt_PT" w:bidi="pt_PT"/>
         </w:rPr>
         <w:t>). Quando damos aos outros, isso traz alegria, assim como um agricultor fica feliz ao plantar (semear sementes) porque sabe que as colheitas crescerão (</w:t>
       </w:r>
-      <w:hyperlink r:id="rId244">
-        <w:r>
-          <w:rPr>
-            <w:lang w:val="pt_PT" w:bidi="pt_PT"/>
-          </w:rPr>
-          <w:rPr>
-            <w:color w:val="0000EE"/>
-            <w:u w:val="single"/>
-          </w:rPr>
-          <w:t>9.6–10</w:t>
-        </w:r>
-      </w:hyperlink>
+      <w:r>
+        <w:rPr>
+          <w:lang w:val="pt_PT" w:bidi="pt_PT"/>
+        </w:rPr>
+        <w:t>9.6–10</w:t>
+      </w:r>
       <w:r>
         <w:rPr>
           <w:lang w:val="pt_PT" w:bidi="pt_PT"/>
         </w:rPr>
         <w:t>). Compartilhar com aqueles que precisam também traz alegria (</w:t>
       </w:r>
-      <w:hyperlink r:id="rId245">
-        <w:r>
-          <w:rPr>
-            <w:lang w:val="pt_PT" w:bidi="pt_PT"/>
-          </w:rPr>
-          <w:rPr>
-            <w:color w:val="0000EE"/>
-            <w:u w:val="single"/>
-          </w:rPr>
-          <w:t>9.1–2</w:t>
-        </w:r>
-      </w:hyperlink>
+      <w:r>
+        <w:rPr>
+          <w:lang w:val="pt_PT" w:bidi="pt_PT"/>
+        </w:rPr>
+        <w:t>9.1–2</w:t>
+      </w:r>
       <w:r>
         <w:rPr>
           <w:lang w:val="pt_PT" w:bidi="pt_PT"/>
@@ -6620,18 +4952,12 @@
         </w:rPr>
         <w:t>O ato de dar cristão é generoso e pode envolver sacrifício, como demonstrado pelos macedônios (</w:t>
       </w:r>
-      <w:hyperlink r:id="rId246">
-        <w:r>
-          <w:rPr>
-            <w:lang w:val="pt_PT" w:bidi="pt_PT"/>
-          </w:rPr>
-          <w:rPr>
-            <w:color w:val="0000EE"/>
-            <w:u w:val="single"/>
-          </w:rPr>
-          <w:t>2 Coríntios 8.1–5</w:t>
-        </w:r>
-      </w:hyperlink>
+      <w:r>
+        <w:rPr>
+          <w:lang w:val="pt_PT" w:bidi="pt_PT"/>
+        </w:rPr>
+        <w:t>2 Coríntios 8.1–5</w:t>
+      </w:r>
       <w:r>
         <w:rPr>
           <w:lang w:val="pt_PT" w:bidi="pt_PT"/>
@@ -6656,18 +4982,12 @@
         </w:rPr>
         <w:t>Lidar com presentes financeiros requer honestidade, integridade e cuidado. Paulo foi cuidadoso em proteger seus colegas que coletavam presentes das igrejas de suspeitas (</w:t>
       </w:r>
-      <w:hyperlink r:id="rId247">
-        <w:r>
-          <w:rPr>
-            <w:lang w:val="pt_PT" w:bidi="pt_PT"/>
-          </w:rPr>
-          <w:rPr>
-            <w:color w:val="0000EE"/>
-            <w:u w:val="single"/>
-          </w:rPr>
-          <w:t>2 Coríntios 8.20–21</w:t>
-        </w:r>
-      </w:hyperlink>
+      <w:r>
+        <w:rPr>
+          <w:lang w:val="pt_PT" w:bidi="pt_PT"/>
+        </w:rPr>
+        <w:t>2 Coríntios 8.20–21</w:t>
+      </w:r>
       <w:r>
         <w:rPr>
           <w:lang w:val="pt_PT" w:bidi="pt_PT"/>
@@ -6688,36 +5008,24 @@
         </w:rPr>
         <w:t>A vida cristã deve demonstrar uma preocupação generosa com aqueles que estão em necessidade. Paulo instrui os cristãos a agradarem a Deus, e não a si mesmos (</w:t>
       </w:r>
-      <w:hyperlink r:id="rId248">
-        <w:r>
-          <w:rPr>
-            <w:lang w:val="pt_PT" w:bidi="pt_PT"/>
-          </w:rPr>
-          <w:rPr>
-            <w:color w:val="0000EE"/>
-            <w:u w:val="single"/>
-          </w:rPr>
-          <w:t>2 Coríntios 5.15</w:t>
-        </w:r>
-      </w:hyperlink>
+      <w:r>
+        <w:rPr>
+          <w:lang w:val="pt_PT" w:bidi="pt_PT"/>
+        </w:rPr>
+        <w:t>2 Coríntios 5.15</w:t>
+      </w:r>
       <w:r>
         <w:rPr>
           <w:lang w:val="pt_PT" w:bidi="pt_PT"/>
         </w:rPr>
         <w:t>). Os cristãos devem viver sob a liderança de Jesus, e seu amor deve motivá-los (</w:t>
       </w:r>
-      <w:hyperlink r:id="rId249">
-        <w:r>
-          <w:rPr>
-            <w:lang w:val="pt_PT" w:bidi="pt_PT"/>
-          </w:rPr>
-          <w:rPr>
-            <w:color w:val="0000EE"/>
-            <w:u w:val="single"/>
-          </w:rPr>
-          <w:t>5.14</w:t>
-        </w:r>
-      </w:hyperlink>
+      <w:r>
+        <w:rPr>
+          <w:lang w:val="pt_PT" w:bidi="pt_PT"/>
+        </w:rPr>
+        <w:t>5.14</w:t>
+      </w:r>
       <w:r>
         <w:rPr>
           <w:lang w:val="pt_PT" w:bidi="pt_PT"/>
@@ -6747,450 +5055,300 @@
           <w:lang w:val="pt_PT" w:bidi="pt_PT"/>
         </w:rPr>
       </w:r>
-      <w:hyperlink r:id="rId250">
-        <w:r>
-          <w:rPr>
-            <w:lang w:val="pt_PT" w:bidi="pt_PT"/>
-          </w:rPr>
-          <w:rPr>
-            <w:color w:val="0000EE"/>
-            <w:u w:val="single"/>
-          </w:rPr>
-          <w:t>Êxodo 25.2</w:t>
-        </w:r>
-      </w:hyperlink>
-      <w:r>
-        <w:rPr>
-          <w:lang w:val="pt_PT" w:bidi="pt_PT"/>
-        </w:rPr>
-        <w:t xml:space="preserve">; </w:t>
-      </w:r>
-      <w:hyperlink r:id="rId251">
-        <w:r>
-          <w:rPr>
-            <w:lang w:val="pt_PT" w:bidi="pt_PT"/>
-          </w:rPr>
-          <w:rPr>
-            <w:color w:val="0000EE"/>
-            <w:u w:val="single"/>
-          </w:rPr>
-          <w:t>35.5</w:t>
-        </w:r>
-      </w:hyperlink>
-      <w:r>
-        <w:rPr>
-          <w:lang w:val="pt_PT" w:bidi="pt_PT"/>
-        </w:rPr>
-        <w:t xml:space="preserve">; </w:t>
-      </w:r>
-      <w:hyperlink r:id="rId252">
-        <w:r>
-          <w:rPr>
-            <w:lang w:val="pt_PT" w:bidi="pt_PT"/>
-          </w:rPr>
-          <w:rPr>
-            <w:color w:val="0000EE"/>
-            <w:u w:val="single"/>
-          </w:rPr>
-          <w:t>Levítico 25.35</w:t>
-        </w:r>
-      </w:hyperlink>
-      <w:r>
-        <w:rPr>
-          <w:lang w:val="pt_PT" w:bidi="pt_PT"/>
-        </w:rPr>
-        <w:t xml:space="preserve">; </w:t>
-      </w:r>
-      <w:hyperlink r:id="rId253">
-        <w:r>
-          <w:rPr>
-            <w:lang w:val="pt_PT" w:bidi="pt_PT"/>
-          </w:rPr>
-          <w:rPr>
-            <w:color w:val="0000EE"/>
-            <w:u w:val="single"/>
-          </w:rPr>
-          <w:t>Deuteronômio 15.7–11</w:t>
-        </w:r>
-      </w:hyperlink>
-      <w:r>
-        <w:rPr>
-          <w:lang w:val="pt_PT" w:bidi="pt_PT"/>
-        </w:rPr>
-        <w:t xml:space="preserve">; </w:t>
-      </w:r>
-      <w:hyperlink r:id="rId254">
-        <w:r>
-          <w:rPr>
-            <w:lang w:val="pt_PT" w:bidi="pt_PT"/>
-          </w:rPr>
-          <w:rPr>
-            <w:color w:val="0000EE"/>
-            <w:u w:val="single"/>
-          </w:rPr>
-          <w:t>16.17</w:t>
-        </w:r>
-      </w:hyperlink>
-      <w:r>
-        <w:rPr>
-          <w:lang w:val="pt_PT" w:bidi="pt_PT"/>
-        </w:rPr>
-        <w:t xml:space="preserve">; </w:t>
-      </w:r>
-      <w:hyperlink r:id="rId255">
-        <w:r>
-          <w:rPr>
-            <w:lang w:val="pt_PT" w:bidi="pt_PT"/>
-          </w:rPr>
-          <w:rPr>
-            <w:color w:val="0000EE"/>
-            <w:u w:val="single"/>
-          </w:rPr>
-          <w:t>1 Crônicas 29.9</w:t>
-        </w:r>
-      </w:hyperlink>
-      <w:r>
-        <w:rPr>
-          <w:lang w:val="pt_PT" w:bidi="pt_PT"/>
-        </w:rPr>
-        <w:t xml:space="preserve">; </w:t>
-      </w:r>
-      <w:hyperlink r:id="rId256">
-        <w:r>
-          <w:rPr>
-            <w:lang w:val="pt_PT" w:bidi="pt_PT"/>
-          </w:rPr>
-          <w:rPr>
-            <w:color w:val="0000EE"/>
-            <w:u w:val="single"/>
-          </w:rPr>
-          <w:t>Provérbios 3.9–10</w:t>
-        </w:r>
-      </w:hyperlink>
-      <w:r>
-        <w:rPr>
-          <w:lang w:val="pt_PT" w:bidi="pt_PT"/>
-        </w:rPr>
-        <w:t xml:space="preserve">; </w:t>
-      </w:r>
-      <w:hyperlink r:id="rId257">
-        <w:r>
-          <w:rPr>
-            <w:lang w:val="pt_PT" w:bidi="pt_PT"/>
-          </w:rPr>
-          <w:rPr>
-            <w:color w:val="0000EE"/>
-            <w:u w:val="single"/>
-          </w:rPr>
-          <w:t>11.24–26</w:t>
-        </w:r>
-      </w:hyperlink>
-      <w:r>
-        <w:rPr>
-          <w:lang w:val="pt_PT" w:bidi="pt_PT"/>
-        </w:rPr>
-        <w:t xml:space="preserve">; </w:t>
-      </w:r>
-      <w:hyperlink r:id="rId258">
-        <w:r>
-          <w:rPr>
-            <w:lang w:val="pt_PT" w:bidi="pt_PT"/>
-          </w:rPr>
-          <w:rPr>
-            <w:color w:val="0000EE"/>
-            <w:u w:val="single"/>
-          </w:rPr>
-          <w:t>21.13</w:t>
-        </w:r>
-      </w:hyperlink>
-      <w:r>
-        <w:rPr>
-          <w:lang w:val="pt_PT" w:bidi="pt_PT"/>
-        </w:rPr>
-        <w:t xml:space="preserve">; </w:t>
-      </w:r>
-      <w:hyperlink r:id="rId259">
-        <w:r>
-          <w:rPr>
-            <w:lang w:val="pt_PT" w:bidi="pt_PT"/>
-          </w:rPr>
-          <w:rPr>
-            <w:color w:val="0000EE"/>
-            <w:u w:val="single"/>
-          </w:rPr>
-          <w:t>28.27</w:t>
-        </w:r>
-      </w:hyperlink>
-      <w:r>
-        <w:rPr>
-          <w:lang w:val="pt_PT" w:bidi="pt_PT"/>
-        </w:rPr>
-        <w:t xml:space="preserve">; </w:t>
-      </w:r>
-      <w:hyperlink r:id="rId260">
-        <w:r>
-          <w:rPr>
-            <w:lang w:val="pt_PT" w:bidi="pt_PT"/>
-          </w:rPr>
-          <w:rPr>
-            <w:color w:val="0000EE"/>
-            <w:u w:val="single"/>
-          </w:rPr>
-          <w:t>Malaquias 3.8</w:t>
-        </w:r>
-      </w:hyperlink>
-      <w:r>
-        <w:rPr>
-          <w:lang w:val="pt_PT" w:bidi="pt_PT"/>
-        </w:rPr>
-        <w:t xml:space="preserve">; </w:t>
-      </w:r>
-      <w:hyperlink r:id="rId261">
-        <w:r>
-          <w:rPr>
-            <w:lang w:val="pt_PT" w:bidi="pt_PT"/>
-          </w:rPr>
-          <w:rPr>
-            <w:color w:val="0000EE"/>
-            <w:u w:val="single"/>
-          </w:rPr>
-          <w:t>Mateus 5.42</w:t>
-        </w:r>
-      </w:hyperlink>
-      <w:r>
-        <w:rPr>
-          <w:lang w:val="pt_PT" w:bidi="pt_PT"/>
-        </w:rPr>
-        <w:t xml:space="preserve">; </w:t>
-      </w:r>
-      <w:hyperlink r:id="rId262">
-        <w:r>
-          <w:rPr>
-            <w:lang w:val="pt_PT" w:bidi="pt_PT"/>
-          </w:rPr>
-          <w:rPr>
-            <w:color w:val="0000EE"/>
-            <w:u w:val="single"/>
-          </w:rPr>
-          <w:t>6.3–4</w:t>
-        </w:r>
-      </w:hyperlink>
-      <w:r>
-        <w:rPr>
-          <w:lang w:val="pt_PT" w:bidi="pt_PT"/>
-        </w:rPr>
-        <w:t xml:space="preserve">; </w:t>
-      </w:r>
-      <w:hyperlink r:id="rId263">
-        <w:r>
-          <w:rPr>
-            <w:lang w:val="pt_PT" w:bidi="pt_PT"/>
-          </w:rPr>
-          <w:rPr>
-            <w:color w:val="0000EE"/>
-            <w:u w:val="single"/>
-          </w:rPr>
-          <w:t>10.8</w:t>
-        </w:r>
-      </w:hyperlink>
-      <w:r>
-        <w:rPr>
-          <w:lang w:val="pt_PT" w:bidi="pt_PT"/>
-        </w:rPr>
-        <w:t xml:space="preserve">; </w:t>
-      </w:r>
-      <w:hyperlink r:id="rId264">
-        <w:r>
-          <w:rPr>
-            <w:lang w:val="pt_PT" w:bidi="pt_PT"/>
-          </w:rPr>
-          <w:rPr>
-            <w:color w:val="0000EE"/>
-            <w:u w:val="single"/>
-          </w:rPr>
-          <w:t>19.21</w:t>
-        </w:r>
-      </w:hyperlink>
-      <w:r>
-        <w:rPr>
-          <w:lang w:val="pt_PT" w:bidi="pt_PT"/>
-        </w:rPr>
-        <w:t xml:space="preserve">; </w:t>
-      </w:r>
-      <w:hyperlink r:id="rId265">
-        <w:r>
-          <w:rPr>
-            <w:lang w:val="pt_PT" w:bidi="pt_PT"/>
-          </w:rPr>
-          <w:rPr>
-            <w:color w:val="0000EE"/>
-            <w:u w:val="single"/>
-          </w:rPr>
-          <w:t>Lucas 6.38</w:t>
-        </w:r>
-      </w:hyperlink>
-      <w:r>
-        <w:rPr>
-          <w:lang w:val="pt_PT" w:bidi="pt_PT"/>
-        </w:rPr>
-        <w:t xml:space="preserve">; </w:t>
-      </w:r>
-      <w:hyperlink r:id="rId266">
-        <w:r>
-          <w:rPr>
-            <w:lang w:val="pt_PT" w:bidi="pt_PT"/>
-          </w:rPr>
-          <w:rPr>
-            <w:color w:val="0000EE"/>
-            <w:u w:val="single"/>
-          </w:rPr>
-          <w:t>11.41</w:t>
-        </w:r>
-      </w:hyperlink>
-      <w:r>
-        <w:rPr>
-          <w:lang w:val="pt_PT" w:bidi="pt_PT"/>
-        </w:rPr>
-        <w:t xml:space="preserve">; </w:t>
-      </w:r>
-      <w:hyperlink r:id="rId267">
-        <w:r>
-          <w:rPr>
-            <w:lang w:val="pt_PT" w:bidi="pt_PT"/>
-          </w:rPr>
-          <w:rPr>
-            <w:color w:val="0000EE"/>
-            <w:u w:val="single"/>
-          </w:rPr>
-          <w:t>12.33–34</w:t>
-        </w:r>
-      </w:hyperlink>
-      <w:r>
-        <w:rPr>
-          <w:lang w:val="pt_PT" w:bidi="pt_PT"/>
-        </w:rPr>
-        <w:t xml:space="preserve">; </w:t>
-      </w:r>
-      <w:hyperlink r:id="rId268">
-        <w:r>
-          <w:rPr>
-            <w:lang w:val="pt_PT" w:bidi="pt_PT"/>
-          </w:rPr>
-          <w:rPr>
-            <w:color w:val="0000EE"/>
-            <w:u w:val="single"/>
-          </w:rPr>
-          <w:t>18.22</w:t>
-        </w:r>
-      </w:hyperlink>
-      <w:r>
-        <w:rPr>
-          <w:lang w:val="pt_PT" w:bidi="pt_PT"/>
-        </w:rPr>
-        <w:t xml:space="preserve">; </w:t>
-      </w:r>
-      <w:hyperlink r:id="rId269">
-        <w:r>
-          <w:rPr>
-            <w:lang w:val="pt_PT" w:bidi="pt_PT"/>
-          </w:rPr>
-          <w:rPr>
-            <w:color w:val="0000EE"/>
-            <w:u w:val="single"/>
-          </w:rPr>
-          <w:t>Atos 11.29</w:t>
-        </w:r>
-      </w:hyperlink>
-      <w:r>
-        <w:rPr>
-          <w:lang w:val="pt_PT" w:bidi="pt_PT"/>
-        </w:rPr>
-        <w:t xml:space="preserve">; </w:t>
-      </w:r>
-      <w:hyperlink r:id="rId270">
-        <w:r>
-          <w:rPr>
-            <w:lang w:val="pt_PT" w:bidi="pt_PT"/>
-          </w:rPr>
-          <w:rPr>
-            <w:color w:val="0000EE"/>
-            <w:u w:val="single"/>
-          </w:rPr>
-          <w:t>1 Coríntios 13.3</w:t>
-        </w:r>
-      </w:hyperlink>
-      <w:r>
-        <w:rPr>
-          <w:lang w:val="pt_PT" w:bidi="pt_PT"/>
-        </w:rPr>
-        <w:t xml:space="preserve">; </w:t>
-      </w:r>
-      <w:hyperlink r:id="rId271">
-        <w:r>
-          <w:rPr>
-            <w:lang w:val="pt_PT" w:bidi="pt_PT"/>
-          </w:rPr>
-          <w:rPr>
-            <w:color w:val="0000EE"/>
-            <w:u w:val="single"/>
-          </w:rPr>
-          <w:t>16.2–3</w:t>
-        </w:r>
-      </w:hyperlink>
-      <w:r>
-        <w:rPr>
-          <w:lang w:val="pt_PT" w:bidi="pt_PT"/>
-        </w:rPr>
-        <w:t xml:space="preserve">; </w:t>
-      </w:r>
-      <w:hyperlink r:id="rId272">
-        <w:r>
-          <w:rPr>
-            <w:lang w:val="pt_PT" w:bidi="pt_PT"/>
-          </w:rPr>
-          <w:rPr>
-            <w:color w:val="0000EE"/>
-            <w:u w:val="single"/>
-          </w:rPr>
-          <w:t>2 Coríntios 5.17–18</w:t>
-        </w:r>
-      </w:hyperlink>
-      <w:r>
-        <w:rPr>
-          <w:lang w:val="pt_PT" w:bidi="pt_PT"/>
-        </w:rPr>
-        <w:t xml:space="preserve">; </w:t>
-      </w:r>
-      <w:hyperlink r:id="rId273">
-        <w:r>
-          <w:rPr>
-            <w:lang w:val="pt_PT" w:bidi="pt_PT"/>
-          </w:rPr>
-          <w:rPr>
-            <w:color w:val="0000EE"/>
-            <w:u w:val="single"/>
-          </w:rPr>
-          <w:t>2 Coríntios 8.1–9.15</w:t>
-        </w:r>
-      </w:hyperlink>
-      <w:r>
-        <w:rPr>
-          <w:lang w:val="pt_PT" w:bidi="pt_PT"/>
-        </w:rPr>
-        <w:t xml:space="preserve">; </w:t>
-      </w:r>
-      <w:hyperlink r:id="rId274">
-        <w:r>
-          <w:rPr>
-            <w:lang w:val="pt_PT" w:bidi="pt_PT"/>
-          </w:rPr>
-          <w:rPr>
-            <w:color w:val="0000EE"/>
-            <w:u w:val="single"/>
-          </w:rPr>
-          <w:t>Filipenses 2.3–11.</w:t>
-        </w:r>
-      </w:hyperlink>
+      <w:r>
+        <w:rPr>
+          <w:lang w:val="pt_PT" w:bidi="pt_PT"/>
+        </w:rPr>
+        <w:t>Êxodo 25.2</w:t>
+      </w:r>
+      <w:r>
+        <w:rPr>
+          <w:lang w:val="pt_PT" w:bidi="pt_PT"/>
+        </w:rPr>
+        <w:t xml:space="preserve">; </w:t>
+      </w:r>
+      <w:r>
+        <w:rPr>
+          <w:lang w:val="pt_PT" w:bidi="pt_PT"/>
+        </w:rPr>
+        <w:t>35.5</w:t>
+      </w:r>
+      <w:r>
+        <w:rPr>
+          <w:lang w:val="pt_PT" w:bidi="pt_PT"/>
+        </w:rPr>
+        <w:t xml:space="preserve">; </w:t>
+      </w:r>
+      <w:r>
+        <w:rPr>
+          <w:lang w:val="pt_PT" w:bidi="pt_PT"/>
+        </w:rPr>
+        <w:t>Levítico 25.35</w:t>
+      </w:r>
+      <w:r>
+        <w:rPr>
+          <w:lang w:val="pt_PT" w:bidi="pt_PT"/>
+        </w:rPr>
+        <w:t xml:space="preserve">; </w:t>
+      </w:r>
+      <w:r>
+        <w:rPr>
+          <w:lang w:val="pt_PT" w:bidi="pt_PT"/>
+        </w:rPr>
+        <w:t>Deuteronômio 15.7–11</w:t>
+      </w:r>
+      <w:r>
+        <w:rPr>
+          <w:lang w:val="pt_PT" w:bidi="pt_PT"/>
+        </w:rPr>
+        <w:t xml:space="preserve">; </w:t>
+      </w:r>
+      <w:r>
+        <w:rPr>
+          <w:lang w:val="pt_PT" w:bidi="pt_PT"/>
+        </w:rPr>
+        <w:t>16.17</w:t>
+      </w:r>
+      <w:r>
+        <w:rPr>
+          <w:lang w:val="pt_PT" w:bidi="pt_PT"/>
+        </w:rPr>
+        <w:t xml:space="preserve">; </w:t>
+      </w:r>
+      <w:r>
+        <w:rPr>
+          <w:lang w:val="pt_PT" w:bidi="pt_PT"/>
+        </w:rPr>
+        <w:t>1 Crônicas 29.9</w:t>
+      </w:r>
+      <w:r>
+        <w:rPr>
+          <w:lang w:val="pt_PT" w:bidi="pt_PT"/>
+        </w:rPr>
+        <w:t xml:space="preserve">; </w:t>
+      </w:r>
+      <w:r>
+        <w:rPr>
+          <w:lang w:val="pt_PT" w:bidi="pt_PT"/>
+        </w:rPr>
+        <w:t>Provérbios 3.9–10</w:t>
+      </w:r>
+      <w:r>
+        <w:rPr>
+          <w:lang w:val="pt_PT" w:bidi="pt_PT"/>
+        </w:rPr>
+        <w:t xml:space="preserve">; </w:t>
+      </w:r>
+      <w:r>
+        <w:rPr>
+          <w:lang w:val="pt_PT" w:bidi="pt_PT"/>
+        </w:rPr>
+        <w:t>11.24–26</w:t>
+      </w:r>
+      <w:r>
+        <w:rPr>
+          <w:lang w:val="pt_PT" w:bidi="pt_PT"/>
+        </w:rPr>
+        <w:t xml:space="preserve">; </w:t>
+      </w:r>
+      <w:r>
+        <w:rPr>
+          <w:lang w:val="pt_PT" w:bidi="pt_PT"/>
+        </w:rPr>
+        <w:t>21.13</w:t>
+      </w:r>
+      <w:r>
+        <w:rPr>
+          <w:lang w:val="pt_PT" w:bidi="pt_PT"/>
+        </w:rPr>
+        <w:t xml:space="preserve">; </w:t>
+      </w:r>
+      <w:r>
+        <w:rPr>
+          <w:lang w:val="pt_PT" w:bidi="pt_PT"/>
+        </w:rPr>
+        <w:t>28.27</w:t>
+      </w:r>
+      <w:r>
+        <w:rPr>
+          <w:lang w:val="pt_PT" w:bidi="pt_PT"/>
+        </w:rPr>
+        <w:t xml:space="preserve">; </w:t>
+      </w:r>
+      <w:r>
+        <w:rPr>
+          <w:lang w:val="pt_PT" w:bidi="pt_PT"/>
+        </w:rPr>
+        <w:t>Malaquias 3.8</w:t>
+      </w:r>
+      <w:r>
+        <w:rPr>
+          <w:lang w:val="pt_PT" w:bidi="pt_PT"/>
+        </w:rPr>
+        <w:t xml:space="preserve">; </w:t>
+      </w:r>
+      <w:r>
+        <w:rPr>
+          <w:lang w:val="pt_PT" w:bidi="pt_PT"/>
+        </w:rPr>
+        <w:t>Mateus 5.42</w:t>
+      </w:r>
+      <w:r>
+        <w:rPr>
+          <w:lang w:val="pt_PT" w:bidi="pt_PT"/>
+        </w:rPr>
+        <w:t xml:space="preserve">; </w:t>
+      </w:r>
+      <w:r>
+        <w:rPr>
+          <w:lang w:val="pt_PT" w:bidi="pt_PT"/>
+        </w:rPr>
+        <w:t>6.3–4</w:t>
+      </w:r>
+      <w:r>
+        <w:rPr>
+          <w:lang w:val="pt_PT" w:bidi="pt_PT"/>
+        </w:rPr>
+        <w:t xml:space="preserve">; </w:t>
+      </w:r>
+      <w:r>
+        <w:rPr>
+          <w:lang w:val="pt_PT" w:bidi="pt_PT"/>
+        </w:rPr>
+        <w:t>10.8</w:t>
+      </w:r>
+      <w:r>
+        <w:rPr>
+          <w:lang w:val="pt_PT" w:bidi="pt_PT"/>
+        </w:rPr>
+        <w:t xml:space="preserve">; </w:t>
+      </w:r>
+      <w:r>
+        <w:rPr>
+          <w:lang w:val="pt_PT" w:bidi="pt_PT"/>
+        </w:rPr>
+        <w:t>19.21</w:t>
+      </w:r>
+      <w:r>
+        <w:rPr>
+          <w:lang w:val="pt_PT" w:bidi="pt_PT"/>
+        </w:rPr>
+        <w:t xml:space="preserve">; </w:t>
+      </w:r>
+      <w:r>
+        <w:rPr>
+          <w:lang w:val="pt_PT" w:bidi="pt_PT"/>
+        </w:rPr>
+        <w:t>Lucas 6.38</w:t>
+      </w:r>
+      <w:r>
+        <w:rPr>
+          <w:lang w:val="pt_PT" w:bidi="pt_PT"/>
+        </w:rPr>
+        <w:t xml:space="preserve">; </w:t>
+      </w:r>
+      <w:r>
+        <w:rPr>
+          <w:lang w:val="pt_PT" w:bidi="pt_PT"/>
+        </w:rPr>
+        <w:t>11.41</w:t>
+      </w:r>
+      <w:r>
+        <w:rPr>
+          <w:lang w:val="pt_PT" w:bidi="pt_PT"/>
+        </w:rPr>
+        <w:t xml:space="preserve">; </w:t>
+      </w:r>
+      <w:r>
+        <w:rPr>
+          <w:lang w:val="pt_PT" w:bidi="pt_PT"/>
+        </w:rPr>
+        <w:t>12.33–34</w:t>
+      </w:r>
+      <w:r>
+        <w:rPr>
+          <w:lang w:val="pt_PT" w:bidi="pt_PT"/>
+        </w:rPr>
+        <w:t xml:space="preserve">; </w:t>
+      </w:r>
+      <w:r>
+        <w:rPr>
+          <w:lang w:val="pt_PT" w:bidi="pt_PT"/>
+        </w:rPr>
+        <w:t>18.22</w:t>
+      </w:r>
+      <w:r>
+        <w:rPr>
+          <w:lang w:val="pt_PT" w:bidi="pt_PT"/>
+        </w:rPr>
+        <w:t xml:space="preserve">; </w:t>
+      </w:r>
+      <w:r>
+        <w:rPr>
+          <w:lang w:val="pt_PT" w:bidi="pt_PT"/>
+        </w:rPr>
+        <w:t>Atos 11.29</w:t>
+      </w:r>
+      <w:r>
+        <w:rPr>
+          <w:lang w:val="pt_PT" w:bidi="pt_PT"/>
+        </w:rPr>
+        <w:t xml:space="preserve">; </w:t>
+      </w:r>
+      <w:r>
+        <w:rPr>
+          <w:lang w:val="pt_PT" w:bidi="pt_PT"/>
+        </w:rPr>
+        <w:t>1 Coríntios 13.3</w:t>
+      </w:r>
+      <w:r>
+        <w:rPr>
+          <w:lang w:val="pt_PT" w:bidi="pt_PT"/>
+        </w:rPr>
+        <w:t xml:space="preserve">; </w:t>
+      </w:r>
+      <w:r>
+        <w:rPr>
+          <w:lang w:val="pt_PT" w:bidi="pt_PT"/>
+        </w:rPr>
+        <w:t>16.2–3</w:t>
+      </w:r>
+      <w:r>
+        <w:rPr>
+          <w:lang w:val="pt_PT" w:bidi="pt_PT"/>
+        </w:rPr>
+        <w:t xml:space="preserve">; </w:t>
+      </w:r>
+      <w:r>
+        <w:rPr>
+          <w:lang w:val="pt_PT" w:bidi="pt_PT"/>
+        </w:rPr>
+        <w:t>2 Coríntios 5.17–18</w:t>
+      </w:r>
+      <w:r>
+        <w:rPr>
+          <w:lang w:val="pt_PT" w:bidi="pt_PT"/>
+        </w:rPr>
+        <w:t xml:space="preserve">; </w:t>
+      </w:r>
+      <w:r>
+        <w:rPr>
+          <w:lang w:val="pt_PT" w:bidi="pt_PT"/>
+        </w:rPr>
+        <w:t>2 Coríntios 8.1–9.15</w:t>
+      </w:r>
+      <w:r>
+        <w:rPr>
+          <w:lang w:val="pt_PT" w:bidi="pt_PT"/>
+        </w:rPr>
+        <w:t xml:space="preserve">; </w:t>
+      </w:r>
+      <w:r>
+        <w:rPr>
+          <w:lang w:val="pt_PT" w:bidi="pt_PT"/>
+        </w:rPr>
+        <w:t>Filipenses 2.3–11.</w:t>
+      </w:r>
       <w:r>
         <w:rPr>
           <w:lang w:val="pt_PT" w:bidi="pt_PT"/>
